--- a/eco_woods/Documentacion/27_02_2026.docx
+++ b/eco_woods/Documentacion/27_02_2026.docx
@@ -2,6 +2,971 @@
 <file path=word/document.xml><?xml version="1.0" encoding="utf-8"?>
 <w:document xmlns:wpc="http://schemas.microsoft.com/office/word/2010/wordprocessingCanvas" xmlns:cx="http://schemas.microsoft.com/office/drawing/2014/chartex" xmlns:cx1="http://schemas.microsoft.com/office/drawing/2015/9/8/chartex" xmlns:cx2="http://schemas.microsoft.com/office/drawing/2015/10/21/chartex" xmlns:cx3="http://schemas.microsoft.com/office/drawing/2016/5/9/chartex" xmlns:cx4="http://schemas.microsoft.com/office/drawing/2016/5/10/chartex" xmlns:cx5="http://schemas.microsoft.com/office/drawing/2016/5/11/chartex" xmlns:cx6="http://schemas.microsoft.com/office/drawing/2016/5/12/chartex" xmlns:cx7="http://schemas.microsoft.com/office/drawing/2016/5/13/chartex" xmlns:cx8="http://schemas.microsoft.com/office/drawing/2016/5/14/chartex" xmlns:mc="http://schemas.openxmlformats.org/markup-compatibility/2006" xmlns:aink="http://schemas.microsoft.com/office/drawing/2016/ink" xmlns:am3d="http://schemas.microsoft.com/office/drawing/2017/model3d" xmlns:o="urn:schemas-microsoft-com:office:office" xmlns:oel="http://schemas.microsoft.com/office/2019/extlst" xmlns:r="http://schemas.openxmlformats.org/officeDocument/2006/relationships" xmlns:m="http://schemas.openxmlformats.org/officeDocument/2006/math" xmlns:v="urn:schemas-microsoft-com:vml" xmlns:wp14="http://schemas.microsoft.com/office/word/2010/wordprocessingDrawing" xmlns:wp="http://schemas.openxmlformats.org/drawingml/2006/wordprocessingDrawing" xmlns:w10="urn:schemas-microsoft-com:office:word" xmlns:w="http://schemas.openxmlformats.org/wordprocessingml/2006/main" xmlns:w14="http://schemas.microsoft.com/office/word/2010/wordml" xmlns:w15="http://schemas.microsoft.com/office/word/2012/wordml" xmlns:w16cex="http://schemas.microsoft.com/office/word/2018/wordml/cex" xmlns:w16cid="http://schemas.microsoft.com/office/word/2016/wordml/cid" xmlns:w16="http://schemas.microsoft.com/office/word/2018/wordml" xmlns:w16du="http://schemas.microsoft.com/office/word/2023/wordml/word16du" xmlns:w16sdtdh="http://schemas.microsoft.com/office/word/2020/wordml/sdtdatahash" xmlns:w16sdtfl="http://schemas.microsoft.com/office/word/2024/wordml/sdtformatlock" xmlns:w16se="http://schemas.microsoft.com/office/word/2015/wordml/symex" xmlns:wpg="http://schemas.microsoft.com/office/word/2010/wordprocessingGroup" xmlns:wpi="http://schemas.microsoft.com/office/word/2010/wordprocessingInk" xmlns:wne="http://schemas.microsoft.com/office/word/2006/wordml" xmlns:wps="http://schemas.microsoft.com/office/word/2010/wordprocessingShape" mc:Ignorable="w14 w15 w16se w16cid w16 w16cex w16sdtdh w16sdtfl w16du wp14">
   <w:body>
+    <w:p>
+      <w:pPr>
+        <w:rPr>
+          <w:b/>
+          <w:bCs/>
+        </w:rPr>
+      </w:pPr>
+      <w:r>
+        <w:rPr>
+          <w:b/>
+          <w:bCs/>
+        </w:rPr>
+        <w:t>1. Objetivo de la intervención</w:t>
+      </w:r>
+    </w:p>
+    <w:p>
+      <w:r>
+        <w:t>El objetivo de esta fase fue eliminar un riesgo de seguridad relevante del proyecto: la ejecución de acciones destructivas (borrados) mediante peticiones GET.</w:t>
+      </w:r>
+      <w:r>
+        <w:br/>
+        <w:t>Se migró ese comportamiento a un modelo seguro basado en POST con validación de token CSRF.</w:t>
+      </w:r>
+    </w:p>
+    <w:p>
+      <w:pPr>
+        <w:rPr>
+          <w:b/>
+          <w:bCs/>
+        </w:rPr>
+      </w:pPr>
+      <w:r>
+        <w:rPr>
+          <w:b/>
+          <w:bCs/>
+        </w:rPr>
+        <w:t>2. Problema detectado</w:t>
+      </w:r>
+    </w:p>
+    <w:p>
+      <w:proofErr w:type="gramStart"/>
+      <w:r>
+        <w:t>Antes de esta intervención, varios borrados podían lanzarse desde enlaces con parámetros en URL (?</w:t>
+      </w:r>
+      <w:proofErr w:type="gramEnd"/>
+      <w:r>
+        <w:t>id=...).</w:t>
+      </w:r>
+      <w:r>
+        <w:br/>
+        <w:t>Esto abría la posibilidad de ataques CSRF: un tercero podía intentar forzar acciones no deseadas en una sesión autenticada del usuario/</w:t>
+      </w:r>
+      <w:proofErr w:type="spellStart"/>
+      <w:r>
+        <w:t>admin</w:t>
+      </w:r>
+      <w:proofErr w:type="spellEnd"/>
+      <w:r>
+        <w:t>.</w:t>
+      </w:r>
+    </w:p>
+    <w:p>
+      <w:pPr>
+        <w:rPr>
+          <w:b/>
+          <w:bCs/>
+        </w:rPr>
+      </w:pPr>
+      <w:r>
+        <w:rPr>
+          <w:b/>
+          <w:bCs/>
+        </w:rPr>
+        <w:t>3. Solución aplicada</w:t>
+      </w:r>
+    </w:p>
+    <w:p>
+      <w:r>
+        <w:t>Se implementó una corrección transversal con dos líneas de trabajo:</w:t>
+      </w:r>
+    </w:p>
+    <w:p>
+      <w:pPr>
+        <w:numPr>
+          <w:ilvl w:val="0"/>
+          <w:numId w:val="1"/>
+        </w:numPr>
+      </w:pPr>
+      <w:r>
+        <w:t>Capa de interfaz (vistas):</w:t>
+      </w:r>
+    </w:p>
+    <w:p>
+      <w:pPr>
+        <w:numPr>
+          <w:ilvl w:val="1"/>
+          <w:numId w:val="1"/>
+        </w:numPr>
+      </w:pPr>
+      <w:r>
+        <w:t>Sustitución de enlaces de borrado por formularios POST.</w:t>
+      </w:r>
+    </w:p>
+    <w:p>
+      <w:pPr>
+        <w:numPr>
+          <w:ilvl w:val="1"/>
+          <w:numId w:val="1"/>
+        </w:numPr>
+      </w:pPr>
+      <w:r>
+        <w:t>Inclusión de campo oculto </w:t>
+      </w:r>
+      <w:proofErr w:type="spellStart"/>
+      <w:r>
+        <w:t>csrf_token</w:t>
+      </w:r>
+      <w:proofErr w:type="spellEnd"/>
+      <w:r>
+        <w:t> en cada formulario de eliminación.</w:t>
+      </w:r>
+    </w:p>
+    <w:p>
+      <w:pPr>
+        <w:numPr>
+          <w:ilvl w:val="0"/>
+          <w:numId w:val="1"/>
+        </w:numPr>
+      </w:pPr>
+      <w:r>
+        <w:t xml:space="preserve">Capa de </w:t>
+      </w:r>
+      <w:proofErr w:type="spellStart"/>
+      <w:r>
+        <w:t>backend</w:t>
+      </w:r>
+      <w:proofErr w:type="spellEnd"/>
+      <w:r>
+        <w:t xml:space="preserve"> (</w:t>
+      </w:r>
+      <w:proofErr w:type="spellStart"/>
+      <w:r>
+        <w:t>endpoints</w:t>
+      </w:r>
+      <w:proofErr w:type="spellEnd"/>
+      <w:r>
+        <w:t>):</w:t>
+      </w:r>
+    </w:p>
+    <w:p>
+      <w:pPr>
+        <w:numPr>
+          <w:ilvl w:val="1"/>
+          <w:numId w:val="1"/>
+        </w:numPr>
+      </w:pPr>
+      <w:r>
+        <w:t>Restricción de método: solo se aceptan solicitudes POST.</w:t>
+      </w:r>
+    </w:p>
+    <w:p>
+      <w:pPr>
+        <w:numPr>
+          <w:ilvl w:val="1"/>
+          <w:numId w:val="1"/>
+        </w:numPr>
+      </w:pPr>
+      <w:r>
+        <w:t>Validación obligatoria del token: </w:t>
+      </w:r>
+      <w:proofErr w:type="spellStart"/>
+      <w:r>
+        <w:t>csrf_validate</w:t>
+      </w:r>
+      <w:proofErr w:type="spellEnd"/>
+      <w:r>
+        <w:t>(</w:t>
+      </w:r>
+      <w:proofErr w:type="gramStart"/>
+      <w:r>
+        <w:t>$_POST['</w:t>
+      </w:r>
+      <w:proofErr w:type="spellStart"/>
+      <w:r>
+        <w:t>csrf_token</w:t>
+      </w:r>
+      <w:proofErr w:type="spellEnd"/>
+      <w:r>
+        <w:t>'] ??</w:t>
+      </w:r>
+      <w:proofErr w:type="gramEnd"/>
+      <w:r>
+        <w:t xml:space="preserve"> </w:t>
+      </w:r>
+      <w:proofErr w:type="spellStart"/>
+      <w:r>
+        <w:t>null</w:t>
+      </w:r>
+      <w:proofErr w:type="spellEnd"/>
+      <w:r>
+        <w:t>).</w:t>
+      </w:r>
+    </w:p>
+    <w:p>
+      <w:pPr>
+        <w:numPr>
+          <w:ilvl w:val="1"/>
+          <w:numId w:val="1"/>
+        </w:numPr>
+      </w:pPr>
+      <w:r>
+        <w:t>Lectura de identificadores desde $_POST en lugar de $_GET.</w:t>
+      </w:r>
+    </w:p>
+    <w:p>
+      <w:pPr>
+        <w:rPr>
+          <w:b/>
+          <w:bCs/>
+        </w:rPr>
+      </w:pPr>
+      <w:r>
+        <w:rPr>
+          <w:b/>
+          <w:bCs/>
+        </w:rPr>
+        <w:t>4. Archivos modificados y cambios concretos</w:t>
+      </w:r>
+    </w:p>
+    <w:p>
+      <w:pPr>
+        <w:numPr>
+          <w:ilvl w:val="0"/>
+          <w:numId w:val="2"/>
+        </w:numPr>
+      </w:pPr>
+      <w:r>
+        <w:t xml:space="preserve">Vista del panel </w:t>
+      </w:r>
+      <w:proofErr w:type="spellStart"/>
+      <w:r>
+        <w:t>admin</w:t>
+      </w:r>
+      <w:proofErr w:type="spellEnd"/>
+      <w:r>
+        <w:t>:</w:t>
+      </w:r>
+    </w:p>
+    <w:p>
+      <w:pPr>
+        <w:numPr>
+          <w:ilvl w:val="1"/>
+          <w:numId w:val="2"/>
+        </w:numPr>
+      </w:pPr>
+      <w:hyperlink r:id="rId5" w:history="1">
+        <w:proofErr w:type="spellStart"/>
+        <w:r>
+          <w:rPr>
+            <w:rStyle w:val="Hipervnculo"/>
+          </w:rPr>
+          <w:t>admin.php</w:t>
+        </w:r>
+        <w:proofErr w:type="spellEnd"/>
+      </w:hyperlink>
+    </w:p>
+    <w:p>
+      <w:pPr>
+        <w:numPr>
+          <w:ilvl w:val="1"/>
+          <w:numId w:val="2"/>
+        </w:numPr>
+      </w:pPr>
+      <w:r>
+        <w:t>Se reemplazó </w:t>
+      </w:r>
+      <w:proofErr w:type="spellStart"/>
+      <w:r>
+        <w:t>session_</w:t>
+      </w:r>
+      <w:proofErr w:type="gramStart"/>
+      <w:r>
+        <w:t>start</w:t>
+      </w:r>
+      <w:proofErr w:type="spellEnd"/>
+      <w:r>
+        <w:t>(</w:t>
+      </w:r>
+      <w:proofErr w:type="gramEnd"/>
+      <w:r>
+        <w:t xml:space="preserve">) por carga del </w:t>
+      </w:r>
+      <w:proofErr w:type="spellStart"/>
+      <w:r>
+        <w:t>bootstrap</w:t>
+      </w:r>
+      <w:proofErr w:type="spellEnd"/>
+      <w:r>
+        <w:t xml:space="preserve"> común.</w:t>
+      </w:r>
+    </w:p>
+    <w:p>
+      <w:pPr>
+        <w:numPr>
+          <w:ilvl w:val="1"/>
+          <w:numId w:val="2"/>
+        </w:numPr>
+      </w:pPr>
+      <w:r>
+        <w:t xml:space="preserve">Se cambiaron enlaces de borrado por formularios POST + </w:t>
+      </w:r>
+      <w:proofErr w:type="spellStart"/>
+      <w:r>
+        <w:t>csrf_token</w:t>
+      </w:r>
+      <w:proofErr w:type="spellEnd"/>
+      <w:r>
+        <w:t> para:</w:t>
+      </w:r>
+    </w:p>
+    <w:p>
+      <w:pPr>
+        <w:numPr>
+          <w:ilvl w:val="2"/>
+          <w:numId w:val="2"/>
+        </w:numPr>
+      </w:pPr>
+      <w:r>
+        <w:t>usuarios</w:t>
+      </w:r>
+    </w:p>
+    <w:p>
+      <w:pPr>
+        <w:numPr>
+          <w:ilvl w:val="2"/>
+          <w:numId w:val="2"/>
+        </w:numPr>
+      </w:pPr>
+      <w:r>
+        <w:t>muebles</w:t>
+      </w:r>
+    </w:p>
+    <w:p>
+      <w:pPr>
+        <w:numPr>
+          <w:ilvl w:val="2"/>
+          <w:numId w:val="2"/>
+        </w:numPr>
+      </w:pPr>
+      <w:r>
+        <w:t>recambios</w:t>
+      </w:r>
+    </w:p>
+    <w:p>
+      <w:pPr>
+        <w:numPr>
+          <w:ilvl w:val="2"/>
+          <w:numId w:val="2"/>
+        </w:numPr>
+      </w:pPr>
+      <w:r>
+        <w:t>reseñas</w:t>
+      </w:r>
+    </w:p>
+    <w:p>
+      <w:pPr>
+        <w:numPr>
+          <w:ilvl w:val="0"/>
+          <w:numId w:val="2"/>
+        </w:numPr>
+      </w:pPr>
+      <w:r>
+        <w:t>Vista de perfil de usuario:</w:t>
+      </w:r>
+    </w:p>
+    <w:p>
+      <w:pPr>
+        <w:numPr>
+          <w:ilvl w:val="1"/>
+          <w:numId w:val="2"/>
+        </w:numPr>
+      </w:pPr>
+      <w:hyperlink r:id="rId6" w:history="1">
+        <w:proofErr w:type="spellStart"/>
+        <w:r>
+          <w:rPr>
+            <w:rStyle w:val="Hipervnculo"/>
+          </w:rPr>
+          <w:t>mi_perfil.php</w:t>
+        </w:r>
+        <w:proofErr w:type="spellEnd"/>
+      </w:hyperlink>
+    </w:p>
+    <w:p>
+      <w:pPr>
+        <w:numPr>
+          <w:ilvl w:val="1"/>
+          <w:numId w:val="2"/>
+        </w:numPr>
+      </w:pPr>
+      <w:r>
+        <w:t xml:space="preserve">Se cambiaron acciones de “Eliminar mueble” y “Eliminar reseña” a formularios POST + </w:t>
+      </w:r>
+      <w:proofErr w:type="spellStart"/>
+      <w:r>
+        <w:t>csrf_token</w:t>
+      </w:r>
+      <w:proofErr w:type="spellEnd"/>
+      <w:r>
+        <w:t>.</w:t>
+      </w:r>
+    </w:p>
+    <w:p>
+      <w:pPr>
+        <w:numPr>
+          <w:ilvl w:val="0"/>
+          <w:numId w:val="2"/>
+        </w:numPr>
+      </w:pPr>
+      <w:proofErr w:type="spellStart"/>
+      <w:r>
+        <w:t>Endpoints</w:t>
+      </w:r>
+      <w:proofErr w:type="spellEnd"/>
+      <w:r>
+        <w:t xml:space="preserve"> </w:t>
+      </w:r>
+      <w:proofErr w:type="spellStart"/>
+      <w:r>
+        <w:t>admin</w:t>
+      </w:r>
+      <w:proofErr w:type="spellEnd"/>
+      <w:r>
+        <w:t xml:space="preserve"> de borrado:</w:t>
+      </w:r>
+    </w:p>
+    <w:p>
+      <w:pPr>
+        <w:numPr>
+          <w:ilvl w:val="1"/>
+          <w:numId w:val="2"/>
+        </w:numPr>
+      </w:pPr>
+      <w:hyperlink r:id="rId7" w:history="1">
+        <w:proofErr w:type="spellStart"/>
+        <w:r>
+          <w:rPr>
+            <w:rStyle w:val="Hipervnculo"/>
+          </w:rPr>
+          <w:t>admin_borrar_usuario.php</w:t>
+        </w:r>
+        <w:proofErr w:type="spellEnd"/>
+      </w:hyperlink>
+    </w:p>
+    <w:p>
+      <w:pPr>
+        <w:numPr>
+          <w:ilvl w:val="1"/>
+          <w:numId w:val="2"/>
+        </w:numPr>
+      </w:pPr>
+      <w:hyperlink r:id="rId8" w:history="1">
+        <w:proofErr w:type="spellStart"/>
+        <w:r>
+          <w:rPr>
+            <w:rStyle w:val="Hipervnculo"/>
+          </w:rPr>
+          <w:t>admin_borrar_mueble.php</w:t>
+        </w:r>
+        <w:proofErr w:type="spellEnd"/>
+      </w:hyperlink>
+    </w:p>
+    <w:p>
+      <w:pPr>
+        <w:numPr>
+          <w:ilvl w:val="1"/>
+          <w:numId w:val="2"/>
+        </w:numPr>
+      </w:pPr>
+      <w:hyperlink r:id="rId9" w:history="1">
+        <w:proofErr w:type="spellStart"/>
+        <w:r>
+          <w:rPr>
+            <w:rStyle w:val="Hipervnculo"/>
+          </w:rPr>
+          <w:t>admin_borrar_recambio.php</w:t>
+        </w:r>
+        <w:proofErr w:type="spellEnd"/>
+      </w:hyperlink>
+    </w:p>
+    <w:p>
+      <w:pPr>
+        <w:numPr>
+          <w:ilvl w:val="1"/>
+          <w:numId w:val="2"/>
+        </w:numPr>
+      </w:pPr>
+      <w:hyperlink r:id="rId10" w:history="1">
+        <w:proofErr w:type="spellStart"/>
+        <w:r>
+          <w:rPr>
+            <w:rStyle w:val="Hipervnculo"/>
+          </w:rPr>
+          <w:t>admin_borrar_resena.php</w:t>
+        </w:r>
+        <w:proofErr w:type="spellEnd"/>
+      </w:hyperlink>
+    </w:p>
+    <w:p>
+      <w:pPr>
+        <w:numPr>
+          <w:ilvl w:val="1"/>
+          <w:numId w:val="2"/>
+        </w:numPr>
+      </w:pPr>
+      <w:r>
+        <w:t>Cambios:</w:t>
+      </w:r>
+    </w:p>
+    <w:p>
+      <w:pPr>
+        <w:numPr>
+          <w:ilvl w:val="2"/>
+          <w:numId w:val="2"/>
+        </w:numPr>
+      </w:pPr>
+      <w:proofErr w:type="spellStart"/>
+      <w:r>
+        <w:t>bootstrap</w:t>
+      </w:r>
+      <w:proofErr w:type="spellEnd"/>
+      <w:r>
+        <w:t xml:space="preserve"> común</w:t>
+      </w:r>
+    </w:p>
+    <w:p>
+      <w:pPr>
+        <w:numPr>
+          <w:ilvl w:val="2"/>
+          <w:numId w:val="2"/>
+        </w:numPr>
+      </w:pPr>
+      <w:r>
+        <w:t>control de método POST</w:t>
+      </w:r>
+    </w:p>
+    <w:p>
+      <w:pPr>
+        <w:numPr>
+          <w:ilvl w:val="2"/>
+          <w:numId w:val="2"/>
+        </w:numPr>
+      </w:pPr>
+      <w:r>
+        <w:t>validación CSRF</w:t>
+      </w:r>
+    </w:p>
+    <w:p>
+      <w:pPr>
+        <w:numPr>
+          <w:ilvl w:val="2"/>
+          <w:numId w:val="2"/>
+        </w:numPr>
+      </w:pPr>
+      <w:proofErr w:type="spellStart"/>
+      <w:r>
+        <w:t>IDs</w:t>
+      </w:r>
+      <w:proofErr w:type="spellEnd"/>
+      <w:r>
+        <w:t xml:space="preserve"> tomados desde $_POST</w:t>
+      </w:r>
+    </w:p>
+    <w:p>
+      <w:pPr>
+        <w:numPr>
+          <w:ilvl w:val="0"/>
+          <w:numId w:val="2"/>
+        </w:numPr>
+      </w:pPr>
+      <w:proofErr w:type="spellStart"/>
+      <w:r>
+        <w:t>Endpoints</w:t>
+      </w:r>
+      <w:proofErr w:type="spellEnd"/>
+      <w:r>
+        <w:t xml:space="preserve"> de borrado en experiencia usuario:</w:t>
+      </w:r>
+    </w:p>
+    <w:p>
+      <w:pPr>
+        <w:numPr>
+          <w:ilvl w:val="1"/>
+          <w:numId w:val="2"/>
+        </w:numPr>
+      </w:pPr>
+      <w:hyperlink r:id="rId11" w:history="1">
+        <w:proofErr w:type="spellStart"/>
+        <w:r>
+          <w:rPr>
+            <w:rStyle w:val="Hipervnculo"/>
+          </w:rPr>
+          <w:t>eliminar_mueble.php</w:t>
+        </w:r>
+        <w:proofErr w:type="spellEnd"/>
+      </w:hyperlink>
+    </w:p>
+    <w:p>
+      <w:pPr>
+        <w:numPr>
+          <w:ilvl w:val="1"/>
+          <w:numId w:val="2"/>
+        </w:numPr>
+      </w:pPr>
+      <w:hyperlink r:id="rId12" w:history="1">
+        <w:proofErr w:type="spellStart"/>
+        <w:r>
+          <w:rPr>
+            <w:rStyle w:val="Hipervnculo"/>
+          </w:rPr>
+          <w:t>eliminar_resena.php</w:t>
+        </w:r>
+        <w:proofErr w:type="spellEnd"/>
+      </w:hyperlink>
+    </w:p>
+    <w:p>
+      <w:pPr>
+        <w:numPr>
+          <w:ilvl w:val="1"/>
+          <w:numId w:val="2"/>
+        </w:numPr>
+      </w:pPr>
+      <w:r>
+        <w:t>Cambios:</w:t>
+      </w:r>
+    </w:p>
+    <w:p>
+      <w:pPr>
+        <w:numPr>
+          <w:ilvl w:val="2"/>
+          <w:numId w:val="2"/>
+        </w:numPr>
+      </w:pPr>
+      <w:proofErr w:type="spellStart"/>
+      <w:r>
+        <w:t>bootstrap</w:t>
+      </w:r>
+      <w:proofErr w:type="spellEnd"/>
+      <w:r>
+        <w:t xml:space="preserve"> común</w:t>
+      </w:r>
+    </w:p>
+    <w:p>
+      <w:pPr>
+        <w:numPr>
+          <w:ilvl w:val="2"/>
+          <w:numId w:val="2"/>
+        </w:numPr>
+      </w:pPr>
+      <w:r>
+        <w:t>control de método POST</w:t>
+      </w:r>
+    </w:p>
+    <w:p>
+      <w:pPr>
+        <w:numPr>
+          <w:ilvl w:val="2"/>
+          <w:numId w:val="2"/>
+        </w:numPr>
+      </w:pPr>
+      <w:r>
+        <w:t>validación CSRF</w:t>
+      </w:r>
+    </w:p>
+    <w:p>
+      <w:pPr>
+        <w:numPr>
+          <w:ilvl w:val="2"/>
+          <w:numId w:val="2"/>
+        </w:numPr>
+      </w:pPr>
+      <w:proofErr w:type="spellStart"/>
+      <w:r>
+        <w:t>IDs</w:t>
+      </w:r>
+      <w:proofErr w:type="spellEnd"/>
+      <w:r>
+        <w:t xml:space="preserve"> tomados desde $_POST</w:t>
+      </w:r>
+    </w:p>
+    <w:p>
+      <w:pPr>
+        <w:numPr>
+          <w:ilvl w:val="0"/>
+          <w:numId w:val="2"/>
+        </w:numPr>
+      </w:pPr>
+      <w:proofErr w:type="spellStart"/>
+      <w:r>
+        <w:t>Endpoints</w:t>
+      </w:r>
+      <w:proofErr w:type="spellEnd"/>
+      <w:r>
+        <w:t xml:space="preserve"> </w:t>
+      </w:r>
+      <w:proofErr w:type="spellStart"/>
+      <w:r>
+        <w:t>legacy</w:t>
+      </w:r>
+      <w:proofErr w:type="spellEnd"/>
+      <w:r>
+        <w:t xml:space="preserve"> también protegidos:</w:t>
+      </w:r>
+    </w:p>
+    <w:p>
+      <w:pPr>
+        <w:numPr>
+          <w:ilvl w:val="1"/>
+          <w:numId w:val="2"/>
+        </w:numPr>
+      </w:pPr>
+      <w:hyperlink r:id="rId13" w:history="1">
+        <w:proofErr w:type="spellStart"/>
+        <w:r>
+          <w:rPr>
+            <w:rStyle w:val="Hipervnculo"/>
+          </w:rPr>
+          <w:t>borrar_mueble.php</w:t>
+        </w:r>
+        <w:proofErr w:type="spellEnd"/>
+      </w:hyperlink>
+    </w:p>
+    <w:p>
+      <w:pPr>
+        <w:numPr>
+          <w:ilvl w:val="1"/>
+          <w:numId w:val="2"/>
+        </w:numPr>
+      </w:pPr>
+      <w:hyperlink r:id="rId14" w:history="1">
+        <w:proofErr w:type="spellStart"/>
+        <w:r>
+          <w:rPr>
+            <w:rStyle w:val="Hipervnculo"/>
+          </w:rPr>
+          <w:t>borrar_mi_resena.php</w:t>
+        </w:r>
+        <w:proofErr w:type="spellEnd"/>
+      </w:hyperlink>
+    </w:p>
+    <w:p>
+      <w:pPr>
+        <w:numPr>
+          <w:ilvl w:val="1"/>
+          <w:numId w:val="2"/>
+        </w:numPr>
+      </w:pPr>
+      <w:r>
+        <w:t>Cambios:</w:t>
+      </w:r>
+    </w:p>
+    <w:p>
+      <w:pPr>
+        <w:numPr>
+          <w:ilvl w:val="2"/>
+          <w:numId w:val="2"/>
+        </w:numPr>
+      </w:pPr>
+      <w:proofErr w:type="spellStart"/>
+      <w:r>
+        <w:t>bootstrap</w:t>
+      </w:r>
+      <w:proofErr w:type="spellEnd"/>
+      <w:r>
+        <w:t xml:space="preserve"> común</w:t>
+      </w:r>
+    </w:p>
+    <w:p>
+      <w:pPr>
+        <w:numPr>
+          <w:ilvl w:val="2"/>
+          <w:numId w:val="2"/>
+        </w:numPr>
+      </w:pPr>
+      <w:r>
+        <w:t>control de método POST</w:t>
+      </w:r>
+    </w:p>
+    <w:p>
+      <w:pPr>
+        <w:numPr>
+          <w:ilvl w:val="2"/>
+          <w:numId w:val="2"/>
+        </w:numPr>
+      </w:pPr>
+      <w:r>
+        <w:t>validación CSRF</w:t>
+      </w:r>
+    </w:p>
+    <w:p>
+      <w:pPr>
+        <w:numPr>
+          <w:ilvl w:val="2"/>
+          <w:numId w:val="2"/>
+        </w:numPr>
+      </w:pPr>
+      <w:proofErr w:type="spellStart"/>
+      <w:r>
+        <w:t>IDs</w:t>
+      </w:r>
+      <w:proofErr w:type="spellEnd"/>
+      <w:r>
+        <w:t xml:space="preserve"> tomados desde $_POST</w:t>
+      </w:r>
+    </w:p>
+    <w:p>
+      <w:pPr>
+        <w:rPr>
+          <w:b/>
+          <w:bCs/>
+        </w:rPr>
+      </w:pPr>
+      <w:r>
+        <w:rPr>
+          <w:b/>
+          <w:bCs/>
+        </w:rPr>
+        <w:t>5. Justificación técnica del cambio</w:t>
+      </w:r>
+    </w:p>
+    <w:p>
+      <w:r>
+        <w:t>Esta modificación responde a buenas prácticas de seguridad web:</w:t>
+      </w:r>
+    </w:p>
+    <w:p>
+      <w:pPr>
+        <w:numPr>
+          <w:ilvl w:val="0"/>
+          <w:numId w:val="3"/>
+        </w:numPr>
+      </w:pPr>
+      <w:r>
+        <w:t>GET debe ser idempotente y no ejecutar acciones destructivas.</w:t>
+      </w:r>
+    </w:p>
+    <w:p>
+      <w:pPr>
+        <w:numPr>
+          <w:ilvl w:val="0"/>
+          <w:numId w:val="3"/>
+        </w:numPr>
+      </w:pPr>
+      <w:r>
+        <w:t>Las operaciones que modifican estado deben ejecutarse por POST (o métodos equivalentes).</w:t>
+      </w:r>
+    </w:p>
+    <w:p>
+      <w:pPr>
+        <w:numPr>
+          <w:ilvl w:val="0"/>
+          <w:numId w:val="3"/>
+        </w:numPr>
+      </w:pPr>
+      <w:r>
+        <w:t>En sesiones autenticadas, toda acción sensible debe requerir token CSRF válido.</w:t>
+      </w:r>
+    </w:p>
+    <w:p>
+      <w:pPr>
+        <w:rPr>
+          <w:b/>
+          <w:bCs/>
+        </w:rPr>
+      </w:pPr>
+      <w:r>
+        <w:rPr>
+          <w:b/>
+          <w:bCs/>
+        </w:rPr>
+        <w:t>6. Impacto funcional</w:t>
+      </w:r>
+    </w:p>
+    <w:p>
+      <w:pPr>
+        <w:numPr>
+          <w:ilvl w:val="0"/>
+          <w:numId w:val="4"/>
+        </w:numPr>
+      </w:pPr>
+      <w:r>
+        <w:lastRenderedPageBreak/>
+        <w:t>El comportamiento visible para el usuario se mantiene (sigue pudiendo eliminar desde panel/perfil).</w:t>
+      </w:r>
+    </w:p>
+    <w:p>
+      <w:pPr>
+        <w:numPr>
+          <w:ilvl w:val="0"/>
+          <w:numId w:val="4"/>
+        </w:numPr>
+      </w:pPr>
+      <w:r>
+        <w:t>Se añade una capa de protección contra ejecución no autorizada por terceros.</w:t>
+      </w:r>
+    </w:p>
+    <w:p>
+      <w:pPr>
+        <w:numPr>
+          <w:ilvl w:val="0"/>
+          <w:numId w:val="4"/>
+        </w:numPr>
+      </w:pPr>
+      <w:r>
+        <w:t>Se homogeneiza la seguridad entre rutas de administración y rutas de usuario.</w:t>
+      </w:r>
+    </w:p>
+    <w:p>
+      <w:pPr>
+        <w:rPr>
+          <w:b/>
+          <w:bCs/>
+        </w:rPr>
+      </w:pPr>
+      <w:r>
+        <w:rPr>
+          <w:b/>
+          <w:bCs/>
+        </w:rPr>
+        <w:t>7. Validación realizada</w:t>
+      </w:r>
+    </w:p>
+    <w:p>
+      <w:r>
+        <w:t>Se ejecutó validación de sintaxis PHP (php -l) sobre todos los archivos modificados.</w:t>
+      </w:r>
+      <w:r>
+        <w:br/>
+        <w:t>Resultado: sin errores de sintaxis.</w:t>
+      </w:r>
+    </w:p>
+    <w:p>
+      <w:pPr>
+        <w:rPr>
+          <w:b/>
+          <w:bCs/>
+        </w:rPr>
+      </w:pPr>
+      <w:r>
+        <w:rPr>
+          <w:b/>
+          <w:bCs/>
+        </w:rPr>
+        <w:t>8. Resultado de la fase</w:t>
+      </w:r>
+    </w:p>
+    <w:p>
+      <w:r>
+        <w:t>La fase “Bloque 1: seguridad crítica en borrados” queda completada:</w:t>
+      </w:r>
+      <w:r>
+        <w:br/>
+        <w:t>las acciones destructivas principales del proyecto ya no dependen de GET y quedan cubiertas por POST + CSRF.</w:t>
+      </w:r>
+    </w:p>
     <w:p/>
     <w:sectPr>
       <w:pgSz w:w="11906" w:h="16838"/>
@@ -11,6 +976,487 @@
     </w:sectPr>
   </w:body>
 </w:document>
+</file>
+
+<file path=word/numbering.xml><?xml version="1.0" encoding="utf-8"?>
+<w:numbering xmlns:wpc="http://schemas.microsoft.com/office/word/2010/wordprocessingCanvas" xmlns:cx="http://schemas.microsoft.com/office/drawing/2014/chartex" xmlns:cx1="http://schemas.microsoft.com/office/drawing/2015/9/8/chartex" xmlns:cx2="http://schemas.microsoft.com/office/drawing/2015/10/21/chartex" xmlns:cx3="http://schemas.microsoft.com/office/drawing/2016/5/9/chartex" xmlns:cx4="http://schemas.microsoft.com/office/drawing/2016/5/10/chartex" xmlns:cx5="http://schemas.microsoft.com/office/drawing/2016/5/11/chartex" xmlns:cx6="http://schemas.microsoft.com/office/drawing/2016/5/12/chartex" xmlns:cx7="http://schemas.microsoft.com/office/drawing/2016/5/13/chartex" xmlns:cx8="http://schemas.microsoft.com/office/drawing/2016/5/14/chartex" xmlns:mc="http://schemas.openxmlformats.org/markup-compatibility/2006" xmlns:aink="http://schemas.microsoft.com/office/drawing/2016/ink" xmlns:am3d="http://schemas.microsoft.com/office/drawing/2017/model3d" xmlns:o="urn:schemas-microsoft-com:office:office" xmlns:oel="http://schemas.microsoft.com/office/2019/extlst" xmlns:r="http://schemas.openxmlformats.org/officeDocument/2006/relationships" xmlns:m="http://schemas.openxmlformats.org/officeDocument/2006/math" xmlns:v="urn:schemas-microsoft-com:vml" xmlns:wp14="http://schemas.microsoft.com/office/word/2010/wordprocessingDrawing" xmlns:wp="http://schemas.openxmlformats.org/drawingml/2006/wordprocessingDrawing" xmlns:w10="urn:schemas-microsoft-com:office:word" xmlns:w="http://schemas.openxmlformats.org/wordprocessingml/2006/main" xmlns:w14="http://schemas.microsoft.com/office/word/2010/wordml" xmlns:w15="http://schemas.microsoft.com/office/word/2012/wordml" xmlns:w16cex="http://schemas.microsoft.com/office/word/2018/wordml/cex" xmlns:w16cid="http://schemas.microsoft.com/office/word/2016/wordml/cid" xmlns:w16="http://schemas.microsoft.com/office/word/2018/wordml" xmlns:w16du="http://schemas.microsoft.com/office/word/2023/wordml/word16du" xmlns:w16sdtdh="http://schemas.microsoft.com/office/word/2020/wordml/sdtdatahash" xmlns:w16sdtfl="http://schemas.microsoft.com/office/word/2024/wordml/sdtformatlock" xmlns:w16se="http://schemas.microsoft.com/office/word/2015/wordml/symex" xmlns:wpg="http://schemas.microsoft.com/office/word/2010/wordprocessingGroup" xmlns:wpi="http://schemas.microsoft.com/office/word/2010/wordprocessingInk" xmlns:wne="http://schemas.microsoft.com/office/word/2006/wordml" xmlns:wps="http://schemas.microsoft.com/office/word/2010/wordprocessingShape" mc:Ignorable="w14 w15 w16se w16cid w16 w16cex w16sdtdh w16sdtfl w16du wp14">
+  <w:abstractNum w:abstractNumId="0" w15:restartNumberingAfterBreak="0">
+    <w:nsid w:val="0079451E"/>
+    <w:multiLevelType w:val="multilevel"/>
+    <w:tmpl w:val="9E9C77F6"/>
+    <w:lvl w:ilvl="0">
+      <w:start w:val="1"/>
+      <w:numFmt w:val="decimal"/>
+      <w:lvlText w:val="%1."/>
+      <w:lvlJc w:val="left"/>
+      <w:pPr>
+        <w:tabs>
+          <w:tab w:val="num" w:pos="720"/>
+        </w:tabs>
+        <w:ind w:left="720" w:hanging="360"/>
+      </w:pPr>
+    </w:lvl>
+    <w:lvl w:ilvl="1" w:tentative="1">
+      <w:start w:val="1"/>
+      <w:numFmt w:val="decimal"/>
+      <w:lvlText w:val="%2."/>
+      <w:lvlJc w:val="left"/>
+      <w:pPr>
+        <w:tabs>
+          <w:tab w:val="num" w:pos="1440"/>
+        </w:tabs>
+        <w:ind w:left="1440" w:hanging="360"/>
+      </w:pPr>
+    </w:lvl>
+    <w:lvl w:ilvl="2" w:tentative="1">
+      <w:start w:val="1"/>
+      <w:numFmt w:val="decimal"/>
+      <w:lvlText w:val="%3."/>
+      <w:lvlJc w:val="left"/>
+      <w:pPr>
+        <w:tabs>
+          <w:tab w:val="num" w:pos="2160"/>
+        </w:tabs>
+        <w:ind w:left="2160" w:hanging="360"/>
+      </w:pPr>
+    </w:lvl>
+    <w:lvl w:ilvl="3" w:tentative="1">
+      <w:start w:val="1"/>
+      <w:numFmt w:val="decimal"/>
+      <w:lvlText w:val="%4."/>
+      <w:lvlJc w:val="left"/>
+      <w:pPr>
+        <w:tabs>
+          <w:tab w:val="num" w:pos="2880"/>
+        </w:tabs>
+        <w:ind w:left="2880" w:hanging="360"/>
+      </w:pPr>
+    </w:lvl>
+    <w:lvl w:ilvl="4" w:tentative="1">
+      <w:start w:val="1"/>
+      <w:numFmt w:val="decimal"/>
+      <w:lvlText w:val="%5."/>
+      <w:lvlJc w:val="left"/>
+      <w:pPr>
+        <w:tabs>
+          <w:tab w:val="num" w:pos="3600"/>
+        </w:tabs>
+        <w:ind w:left="3600" w:hanging="360"/>
+      </w:pPr>
+    </w:lvl>
+    <w:lvl w:ilvl="5" w:tentative="1">
+      <w:start w:val="1"/>
+      <w:numFmt w:val="decimal"/>
+      <w:lvlText w:val="%6."/>
+      <w:lvlJc w:val="left"/>
+      <w:pPr>
+        <w:tabs>
+          <w:tab w:val="num" w:pos="4320"/>
+        </w:tabs>
+        <w:ind w:left="4320" w:hanging="360"/>
+      </w:pPr>
+    </w:lvl>
+    <w:lvl w:ilvl="6" w:tentative="1">
+      <w:start w:val="1"/>
+      <w:numFmt w:val="decimal"/>
+      <w:lvlText w:val="%7."/>
+      <w:lvlJc w:val="left"/>
+      <w:pPr>
+        <w:tabs>
+          <w:tab w:val="num" w:pos="5040"/>
+        </w:tabs>
+        <w:ind w:left="5040" w:hanging="360"/>
+      </w:pPr>
+    </w:lvl>
+    <w:lvl w:ilvl="7" w:tentative="1">
+      <w:start w:val="1"/>
+      <w:numFmt w:val="decimal"/>
+      <w:lvlText w:val="%8."/>
+      <w:lvlJc w:val="left"/>
+      <w:pPr>
+        <w:tabs>
+          <w:tab w:val="num" w:pos="5760"/>
+        </w:tabs>
+        <w:ind w:left="5760" w:hanging="360"/>
+      </w:pPr>
+    </w:lvl>
+    <w:lvl w:ilvl="8" w:tentative="1">
+      <w:start w:val="1"/>
+      <w:numFmt w:val="decimal"/>
+      <w:lvlText w:val="%9."/>
+      <w:lvlJc w:val="left"/>
+      <w:pPr>
+        <w:tabs>
+          <w:tab w:val="num" w:pos="6480"/>
+        </w:tabs>
+        <w:ind w:left="6480" w:hanging="360"/>
+      </w:pPr>
+    </w:lvl>
+  </w:abstractNum>
+  <w:abstractNum w:abstractNumId="1" w15:restartNumberingAfterBreak="0">
+    <w:nsid w:val="0AC96C68"/>
+    <w:multiLevelType w:val="multilevel"/>
+    <w:tmpl w:val="1C1CC4A6"/>
+    <w:lvl w:ilvl="0">
+      <w:start w:val="1"/>
+      <w:numFmt w:val="decimal"/>
+      <w:lvlText w:val="%1."/>
+      <w:lvlJc w:val="left"/>
+      <w:pPr>
+        <w:tabs>
+          <w:tab w:val="num" w:pos="720"/>
+        </w:tabs>
+        <w:ind w:left="720" w:hanging="360"/>
+      </w:pPr>
+    </w:lvl>
+    <w:lvl w:ilvl="1">
+      <w:start w:val="1"/>
+      <w:numFmt w:val="bullet"/>
+      <w:lvlText w:val=""/>
+      <w:lvlJc w:val="left"/>
+      <w:pPr>
+        <w:tabs>
+          <w:tab w:val="num" w:pos="1440"/>
+        </w:tabs>
+        <w:ind w:left="1440" w:hanging="360"/>
+      </w:pPr>
+      <w:rPr>
+        <w:rFonts w:ascii="Symbol" w:hAnsi="Symbol" w:hint="default"/>
+        <w:sz w:val="20"/>
+      </w:rPr>
+    </w:lvl>
+    <w:lvl w:ilvl="2">
+      <w:start w:val="1"/>
+      <w:numFmt w:val="bullet"/>
+      <w:lvlText w:val=""/>
+      <w:lvlJc w:val="left"/>
+      <w:pPr>
+        <w:tabs>
+          <w:tab w:val="num" w:pos="2160"/>
+        </w:tabs>
+        <w:ind w:left="2160" w:hanging="360"/>
+      </w:pPr>
+      <w:rPr>
+        <w:rFonts w:ascii="Symbol" w:hAnsi="Symbol" w:hint="default"/>
+        <w:sz w:val="20"/>
+      </w:rPr>
+    </w:lvl>
+    <w:lvl w:ilvl="3" w:tentative="1">
+      <w:start w:val="1"/>
+      <w:numFmt w:val="decimal"/>
+      <w:lvlText w:val="%4."/>
+      <w:lvlJc w:val="left"/>
+      <w:pPr>
+        <w:tabs>
+          <w:tab w:val="num" w:pos="2880"/>
+        </w:tabs>
+        <w:ind w:left="2880" w:hanging="360"/>
+      </w:pPr>
+    </w:lvl>
+    <w:lvl w:ilvl="4" w:tentative="1">
+      <w:start w:val="1"/>
+      <w:numFmt w:val="decimal"/>
+      <w:lvlText w:val="%5."/>
+      <w:lvlJc w:val="left"/>
+      <w:pPr>
+        <w:tabs>
+          <w:tab w:val="num" w:pos="3600"/>
+        </w:tabs>
+        <w:ind w:left="3600" w:hanging="360"/>
+      </w:pPr>
+    </w:lvl>
+    <w:lvl w:ilvl="5" w:tentative="1">
+      <w:start w:val="1"/>
+      <w:numFmt w:val="decimal"/>
+      <w:lvlText w:val="%6."/>
+      <w:lvlJc w:val="left"/>
+      <w:pPr>
+        <w:tabs>
+          <w:tab w:val="num" w:pos="4320"/>
+        </w:tabs>
+        <w:ind w:left="4320" w:hanging="360"/>
+      </w:pPr>
+    </w:lvl>
+    <w:lvl w:ilvl="6" w:tentative="1">
+      <w:start w:val="1"/>
+      <w:numFmt w:val="decimal"/>
+      <w:lvlText w:val="%7."/>
+      <w:lvlJc w:val="left"/>
+      <w:pPr>
+        <w:tabs>
+          <w:tab w:val="num" w:pos="5040"/>
+        </w:tabs>
+        <w:ind w:left="5040" w:hanging="360"/>
+      </w:pPr>
+    </w:lvl>
+    <w:lvl w:ilvl="7" w:tentative="1">
+      <w:start w:val="1"/>
+      <w:numFmt w:val="decimal"/>
+      <w:lvlText w:val="%8."/>
+      <w:lvlJc w:val="left"/>
+      <w:pPr>
+        <w:tabs>
+          <w:tab w:val="num" w:pos="5760"/>
+        </w:tabs>
+        <w:ind w:left="5760" w:hanging="360"/>
+      </w:pPr>
+    </w:lvl>
+    <w:lvl w:ilvl="8" w:tentative="1">
+      <w:start w:val="1"/>
+      <w:numFmt w:val="decimal"/>
+      <w:lvlText w:val="%9."/>
+      <w:lvlJc w:val="left"/>
+      <w:pPr>
+        <w:tabs>
+          <w:tab w:val="num" w:pos="6480"/>
+        </w:tabs>
+        <w:ind w:left="6480" w:hanging="360"/>
+      </w:pPr>
+    </w:lvl>
+  </w:abstractNum>
+  <w:abstractNum w:abstractNumId="2" w15:restartNumberingAfterBreak="0">
+    <w:nsid w:val="224F70AC"/>
+    <w:multiLevelType w:val="multilevel"/>
+    <w:tmpl w:val="94D064AE"/>
+    <w:lvl w:ilvl="0">
+      <w:start w:val="1"/>
+      <w:numFmt w:val="decimal"/>
+      <w:lvlText w:val="%1."/>
+      <w:lvlJc w:val="left"/>
+      <w:pPr>
+        <w:tabs>
+          <w:tab w:val="num" w:pos="720"/>
+        </w:tabs>
+        <w:ind w:left="720" w:hanging="360"/>
+      </w:pPr>
+    </w:lvl>
+    <w:lvl w:ilvl="1" w:tentative="1">
+      <w:start w:val="1"/>
+      <w:numFmt w:val="decimal"/>
+      <w:lvlText w:val="%2."/>
+      <w:lvlJc w:val="left"/>
+      <w:pPr>
+        <w:tabs>
+          <w:tab w:val="num" w:pos="1440"/>
+        </w:tabs>
+        <w:ind w:left="1440" w:hanging="360"/>
+      </w:pPr>
+    </w:lvl>
+    <w:lvl w:ilvl="2" w:tentative="1">
+      <w:start w:val="1"/>
+      <w:numFmt w:val="decimal"/>
+      <w:lvlText w:val="%3."/>
+      <w:lvlJc w:val="left"/>
+      <w:pPr>
+        <w:tabs>
+          <w:tab w:val="num" w:pos="2160"/>
+        </w:tabs>
+        <w:ind w:left="2160" w:hanging="360"/>
+      </w:pPr>
+    </w:lvl>
+    <w:lvl w:ilvl="3" w:tentative="1">
+      <w:start w:val="1"/>
+      <w:numFmt w:val="decimal"/>
+      <w:lvlText w:val="%4."/>
+      <w:lvlJc w:val="left"/>
+      <w:pPr>
+        <w:tabs>
+          <w:tab w:val="num" w:pos="2880"/>
+        </w:tabs>
+        <w:ind w:left="2880" w:hanging="360"/>
+      </w:pPr>
+    </w:lvl>
+    <w:lvl w:ilvl="4" w:tentative="1">
+      <w:start w:val="1"/>
+      <w:numFmt w:val="decimal"/>
+      <w:lvlText w:val="%5."/>
+      <w:lvlJc w:val="left"/>
+      <w:pPr>
+        <w:tabs>
+          <w:tab w:val="num" w:pos="3600"/>
+        </w:tabs>
+        <w:ind w:left="3600" w:hanging="360"/>
+      </w:pPr>
+    </w:lvl>
+    <w:lvl w:ilvl="5" w:tentative="1">
+      <w:start w:val="1"/>
+      <w:numFmt w:val="decimal"/>
+      <w:lvlText w:val="%6."/>
+      <w:lvlJc w:val="left"/>
+      <w:pPr>
+        <w:tabs>
+          <w:tab w:val="num" w:pos="4320"/>
+        </w:tabs>
+        <w:ind w:left="4320" w:hanging="360"/>
+      </w:pPr>
+    </w:lvl>
+    <w:lvl w:ilvl="6" w:tentative="1">
+      <w:start w:val="1"/>
+      <w:numFmt w:val="decimal"/>
+      <w:lvlText w:val="%7."/>
+      <w:lvlJc w:val="left"/>
+      <w:pPr>
+        <w:tabs>
+          <w:tab w:val="num" w:pos="5040"/>
+        </w:tabs>
+        <w:ind w:left="5040" w:hanging="360"/>
+      </w:pPr>
+    </w:lvl>
+    <w:lvl w:ilvl="7" w:tentative="1">
+      <w:start w:val="1"/>
+      <w:numFmt w:val="decimal"/>
+      <w:lvlText w:val="%8."/>
+      <w:lvlJc w:val="left"/>
+      <w:pPr>
+        <w:tabs>
+          <w:tab w:val="num" w:pos="5760"/>
+        </w:tabs>
+        <w:ind w:left="5760" w:hanging="360"/>
+      </w:pPr>
+    </w:lvl>
+    <w:lvl w:ilvl="8" w:tentative="1">
+      <w:start w:val="1"/>
+      <w:numFmt w:val="decimal"/>
+      <w:lvlText w:val="%9."/>
+      <w:lvlJc w:val="left"/>
+      <w:pPr>
+        <w:tabs>
+          <w:tab w:val="num" w:pos="6480"/>
+        </w:tabs>
+        <w:ind w:left="6480" w:hanging="360"/>
+      </w:pPr>
+    </w:lvl>
+  </w:abstractNum>
+  <w:abstractNum w:abstractNumId="3" w15:restartNumberingAfterBreak="0">
+    <w:nsid w:val="73AA21AD"/>
+    <w:multiLevelType w:val="multilevel"/>
+    <w:tmpl w:val="45B47926"/>
+    <w:lvl w:ilvl="0">
+      <w:start w:val="1"/>
+      <w:numFmt w:val="decimal"/>
+      <w:lvlText w:val="%1."/>
+      <w:lvlJc w:val="left"/>
+      <w:pPr>
+        <w:tabs>
+          <w:tab w:val="num" w:pos="720"/>
+        </w:tabs>
+        <w:ind w:left="720" w:hanging="360"/>
+      </w:pPr>
+    </w:lvl>
+    <w:lvl w:ilvl="1">
+      <w:start w:val="1"/>
+      <w:numFmt w:val="bullet"/>
+      <w:lvlText w:val=""/>
+      <w:lvlJc w:val="left"/>
+      <w:pPr>
+        <w:tabs>
+          <w:tab w:val="num" w:pos="1440"/>
+        </w:tabs>
+        <w:ind w:left="1440" w:hanging="360"/>
+      </w:pPr>
+      <w:rPr>
+        <w:rFonts w:ascii="Symbol" w:hAnsi="Symbol" w:hint="default"/>
+        <w:sz w:val="20"/>
+      </w:rPr>
+    </w:lvl>
+    <w:lvl w:ilvl="2" w:tentative="1">
+      <w:start w:val="1"/>
+      <w:numFmt w:val="decimal"/>
+      <w:lvlText w:val="%3."/>
+      <w:lvlJc w:val="left"/>
+      <w:pPr>
+        <w:tabs>
+          <w:tab w:val="num" w:pos="2160"/>
+        </w:tabs>
+        <w:ind w:left="2160" w:hanging="360"/>
+      </w:pPr>
+    </w:lvl>
+    <w:lvl w:ilvl="3" w:tentative="1">
+      <w:start w:val="1"/>
+      <w:numFmt w:val="decimal"/>
+      <w:lvlText w:val="%4."/>
+      <w:lvlJc w:val="left"/>
+      <w:pPr>
+        <w:tabs>
+          <w:tab w:val="num" w:pos="2880"/>
+        </w:tabs>
+        <w:ind w:left="2880" w:hanging="360"/>
+      </w:pPr>
+    </w:lvl>
+    <w:lvl w:ilvl="4" w:tentative="1">
+      <w:start w:val="1"/>
+      <w:numFmt w:val="decimal"/>
+      <w:lvlText w:val="%5."/>
+      <w:lvlJc w:val="left"/>
+      <w:pPr>
+        <w:tabs>
+          <w:tab w:val="num" w:pos="3600"/>
+        </w:tabs>
+        <w:ind w:left="3600" w:hanging="360"/>
+      </w:pPr>
+    </w:lvl>
+    <w:lvl w:ilvl="5" w:tentative="1">
+      <w:start w:val="1"/>
+      <w:numFmt w:val="decimal"/>
+      <w:lvlText w:val="%6."/>
+      <w:lvlJc w:val="left"/>
+      <w:pPr>
+        <w:tabs>
+          <w:tab w:val="num" w:pos="4320"/>
+        </w:tabs>
+        <w:ind w:left="4320" w:hanging="360"/>
+      </w:pPr>
+    </w:lvl>
+    <w:lvl w:ilvl="6" w:tentative="1">
+      <w:start w:val="1"/>
+      <w:numFmt w:val="decimal"/>
+      <w:lvlText w:val="%7."/>
+      <w:lvlJc w:val="left"/>
+      <w:pPr>
+        <w:tabs>
+          <w:tab w:val="num" w:pos="5040"/>
+        </w:tabs>
+        <w:ind w:left="5040" w:hanging="360"/>
+      </w:pPr>
+    </w:lvl>
+    <w:lvl w:ilvl="7" w:tentative="1">
+      <w:start w:val="1"/>
+      <w:numFmt w:val="decimal"/>
+      <w:lvlText w:val="%8."/>
+      <w:lvlJc w:val="left"/>
+      <w:pPr>
+        <w:tabs>
+          <w:tab w:val="num" w:pos="5760"/>
+        </w:tabs>
+        <w:ind w:left="5760" w:hanging="360"/>
+      </w:pPr>
+    </w:lvl>
+    <w:lvl w:ilvl="8" w:tentative="1">
+      <w:start w:val="1"/>
+      <w:numFmt w:val="decimal"/>
+      <w:lvlText w:val="%9."/>
+      <w:lvlJc w:val="left"/>
+      <w:pPr>
+        <w:tabs>
+          <w:tab w:val="num" w:pos="6480"/>
+        </w:tabs>
+        <w:ind w:left="6480" w:hanging="360"/>
+      </w:pPr>
+    </w:lvl>
+  </w:abstractNum>
+  <w:num w:numId="1" w16cid:durableId="288821208">
+    <w:abstractNumId w:val="3"/>
+  </w:num>
+  <w:num w:numId="2" w16cid:durableId="1708261742">
+    <w:abstractNumId w:val="1"/>
+  </w:num>
+  <w:num w:numId="3" w16cid:durableId="1044990320">
+    <w:abstractNumId w:val="0"/>
+  </w:num>
+  <w:num w:numId="4" w16cid:durableId="1596134922">
+    <w:abstractNumId w:val="2"/>
+  </w:num>
+</w:numbering>
 </file>
 
 <file path=word/styles.xml><?xml version="1.0" encoding="utf-8"?>
@@ -614,7 +2060,6 @@
   <w:style w:type="character" w:default="1" w:styleId="Fuentedeprrafopredeter">
     <w:name w:val="Default Paragraph Font"/>
     <w:uiPriority w:val="1"/>
-    <w:semiHidden/>
     <w:unhideWhenUsed/>
   </w:style>
   <w:style w:type="table" w:default="1" w:styleId="Tablanormal">
@@ -926,6 +2371,29 @@
       <w:smallCaps/>
       <w:color w:val="0F4761" w:themeColor="accent1" w:themeShade="BF"/>
       <w:spacing w:val="5"/>
+    </w:rPr>
+  </w:style>
+  <w:style w:type="character" w:styleId="Hipervnculo">
+    <w:name w:val="Hyperlink"/>
+    <w:basedOn w:val="Fuentedeprrafopredeter"/>
+    <w:uiPriority w:val="99"/>
+    <w:unhideWhenUsed/>
+    <w:rsid w:val="00466448"/>
+    <w:rPr>
+      <w:color w:val="467886" w:themeColor="hyperlink"/>
+      <w:u w:val="single"/>
+    </w:rPr>
+  </w:style>
+  <w:style w:type="character" w:styleId="Mencinsinresolver">
+    <w:name w:val="Unresolved Mention"/>
+    <w:basedOn w:val="Fuentedeprrafopredeter"/>
+    <w:uiPriority w:val="99"/>
+    <w:semiHidden/>
+    <w:unhideWhenUsed/>
+    <w:rsid w:val="00466448"/>
+    <w:rPr>
+      <w:color w:val="605E5C"/>
+      <w:shd w:val="clear" w:color="auto" w:fill="E1DFDD"/>
     </w:rPr>
   </w:style>
 </w:styles>

--- a/eco_woods/Documentacion/27_02_2026.docx
+++ b/eco_woods/Documentacion/27_02_2026.docx
@@ -9,6 +9,77 @@
           <w:bCs/>
         </w:rPr>
       </w:pPr>
+      <w:r>
+        <w:rPr>
+          <w:b/>
+          <w:bCs/>
+          <w:sz w:val="30"/>
+          <w:szCs w:val="36"/>
+          <w:u w:val="single"/>
+        </w:rPr>
+        <w:t>TRABAJO DEL DIA</w:t>
+      </w:r>
+      <w:r>
+        <w:rPr>
+          <w:b/>
+          <w:bCs/>
+          <w:sz w:val="26"/>
+          <w:szCs w:val="28"/>
+          <w:u w:val="single"/>
+        </w:rPr>
+        <w:br/>
+      </w:r>
+      <w:r>
+        <w:rPr>
+          <w:b/>
+          <w:bCs/>
+          <w:sz w:val="26"/>
+          <w:szCs w:val="28"/>
+          <w:u w:val="single"/>
+        </w:rPr>
+        <w:br/>
+      </w:r>
+      <w:r>
+        <w:rPr>
+          <w:b/>
+          <w:bCs/>
+          <w:sz w:val="24"/>
+          <w:szCs w:val="24"/>
+        </w:rPr>
+        <w:br/>
+      </w:r>
+      <w:r>
+        <w:rPr>
+          <w:b/>
+          <w:bCs/>
+          <w:sz w:val="26"/>
+          <w:szCs w:val="28"/>
+        </w:rPr>
+        <w:t>S</w:t>
+      </w:r>
+      <w:r>
+        <w:rPr>
+          <w:b/>
+          <w:bCs/>
+          <w:sz w:val="26"/>
+          <w:szCs w:val="28"/>
+        </w:rPr>
+        <w:t>eguridad crítica (acciones destructivas)</w:t>
+      </w:r>
+      <w:r>
+        <w:rPr>
+          <w:b/>
+          <w:bCs/>
+        </w:rPr>
+        <w:br/>
+      </w:r>
+      <w:r>
+        <w:rPr>
+          <w:b/>
+          <w:bCs/>
+        </w:rPr>
+        <w:br/>
+      </w:r>
       <w:r>
         <w:rPr>
           <w:b/>
@@ -845,6 +916,7 @@
         </w:numPr>
       </w:pPr>
       <w:r>
+        <w:lastRenderedPageBreak/>
         <w:t>GET debe ser idempotente y no ejecutar acciones destructivas.</w:t>
       </w:r>
     </w:p>
@@ -893,7 +965,6 @@
         </w:numPr>
       </w:pPr>
       <w:r>
-        <w:lastRenderedPageBreak/>
         <w:t>El comportamiento visible para el usuario se mantiene (sigue pudiendo eliminar desde panel/perfil).</w:t>
       </w:r>
     </w:p>
@@ -965,6 +1036,1757 @@
       <w:r>
         <w:br/>
         <w:t>las acciones destructivas principales del proyecto ya no dependen de GET y quedan cubiertas por POST + CSRF.</w:t>
+      </w:r>
+    </w:p>
+    <w:p>
+      <w:pPr>
+        <w:rPr>
+          <w:b/>
+          <w:bCs/>
+          <w:sz w:val="26"/>
+          <w:szCs w:val="28"/>
+        </w:rPr>
+      </w:pPr>
+      <w:r>
+        <w:rPr>
+          <w:sz w:val="26"/>
+          <w:szCs w:val="28"/>
+        </w:rPr>
+        <w:br/>
+      </w:r>
+      <w:r>
+        <w:rPr>
+          <w:sz w:val="26"/>
+          <w:szCs w:val="28"/>
+        </w:rPr>
+        <w:br/>
+      </w:r>
+      <w:r>
+        <w:rPr>
+          <w:sz w:val="26"/>
+          <w:szCs w:val="28"/>
+        </w:rPr>
+        <w:br/>
+      </w:r>
+      <w:r>
+        <w:rPr>
+          <w:b/>
+          <w:bCs/>
+          <w:sz w:val="26"/>
+          <w:szCs w:val="28"/>
+        </w:rPr>
+        <w:t>C</w:t>
+      </w:r>
+      <w:r>
+        <w:rPr>
+          <w:b/>
+          <w:bCs/>
+          <w:sz w:val="26"/>
+          <w:szCs w:val="28"/>
+        </w:rPr>
+        <w:t>onsolidación de arquitectura</w:t>
+      </w:r>
+      <w:r>
+        <w:rPr>
+          <w:b/>
+          <w:bCs/>
+          <w:sz w:val="26"/>
+          <w:szCs w:val="28"/>
+        </w:rPr>
+        <w:br/>
+      </w:r>
+    </w:p>
+    <w:p>
+      <w:pPr>
+        <w:rPr>
+          <w:b/>
+          <w:bCs/>
+        </w:rPr>
+      </w:pPr>
+      <w:r>
+        <w:rPr>
+          <w:b/>
+          <w:bCs/>
+        </w:rPr>
+        <w:t>1. Objetivo de la intervención</w:t>
+      </w:r>
+    </w:p>
+    <w:p>
+      <w:r>
+        <w:t>El objetivo de esta fase fue mejorar la mantenibilidad del proyecto reduciendo duplicación estructural y creando una base reutilizable para:</w:t>
+      </w:r>
+    </w:p>
+    <w:p>
+      <w:pPr>
+        <w:numPr>
+          <w:ilvl w:val="0"/>
+          <w:numId w:val="5"/>
+        </w:numPr>
+      </w:pPr>
+      <w:proofErr w:type="spellStart"/>
+      <w:r>
+        <w:t>Layout</w:t>
+      </w:r>
+      <w:proofErr w:type="spellEnd"/>
+      <w:r>
+        <w:t xml:space="preserve"> común de interfaz.</w:t>
+      </w:r>
+    </w:p>
+    <w:p>
+      <w:pPr>
+        <w:numPr>
+          <w:ilvl w:val="0"/>
+          <w:numId w:val="5"/>
+        </w:numPr>
+      </w:pPr>
+      <w:r>
+        <w:t>Control de acceso.</w:t>
+      </w:r>
+    </w:p>
+    <w:p>
+      <w:pPr>
+        <w:numPr>
+          <w:ilvl w:val="0"/>
+          <w:numId w:val="5"/>
+        </w:numPr>
+      </w:pPr>
+      <w:r>
+        <w:t>Respuestas HTTP/JSON.</w:t>
+      </w:r>
+    </w:p>
+    <w:p>
+      <w:pPr>
+        <w:numPr>
+          <w:ilvl w:val="0"/>
+          <w:numId w:val="5"/>
+        </w:numPr>
+      </w:pPr>
+      <w:r>
+        <w:t>Validaciones de entrada básicas.</w:t>
+      </w:r>
+    </w:p>
+    <w:p>
+      <w:r>
+        <w:t>Esta fase se enfoca en calidad de arquitectura, no en nuevas funcionalidades de negocio.</w:t>
+      </w:r>
+    </w:p>
+    <w:p>
+      <w:r>
+        <w:pict w14:anchorId="6FCC4A65">
+          <v:rect id="_x0000_i1079" style="width:0;height:0" o:hralign="center" o:hrstd="t" o:hr="t" fillcolor="#a0a0a0" stroked="f"/>
+        </w:pict>
+      </w:r>
+    </w:p>
+    <w:p>
+      <w:pPr>
+        <w:rPr>
+          <w:b/>
+          <w:bCs/>
+        </w:rPr>
+      </w:pPr>
+      <w:r>
+        <w:rPr>
+          <w:b/>
+          <w:bCs/>
+        </w:rPr>
+        <w:t>2. Problema previo</w:t>
+      </w:r>
+    </w:p>
+    <w:p>
+      <w:r>
+        <w:t>Antes de esta intervención, el proyecto tenía:</w:t>
+      </w:r>
+    </w:p>
+    <w:p>
+      <w:pPr>
+        <w:numPr>
+          <w:ilvl w:val="0"/>
+          <w:numId w:val="6"/>
+        </w:numPr>
+      </w:pPr>
+      <w:r>
+        <w:t>Cabeceras y pies repetidos en múltiples páginas.</w:t>
+      </w:r>
+    </w:p>
+    <w:p>
+      <w:pPr>
+        <w:numPr>
+          <w:ilvl w:val="0"/>
+          <w:numId w:val="6"/>
+        </w:numPr>
+      </w:pPr>
+      <w:r>
+        <w:t>Lógica de control de sesión/</w:t>
+      </w:r>
+      <w:proofErr w:type="gramStart"/>
+      <w:r>
+        <w:t>rol duplicada</w:t>
+      </w:r>
+      <w:proofErr w:type="gramEnd"/>
+      <w:r>
+        <w:t>.</w:t>
+      </w:r>
+    </w:p>
+    <w:p>
+      <w:pPr>
+        <w:numPr>
+          <w:ilvl w:val="0"/>
+          <w:numId w:val="6"/>
+        </w:numPr>
+      </w:pPr>
+      <w:r>
+        <w:lastRenderedPageBreak/>
+        <w:t>Ausencia de una capa común para respuestas JSON y validaciones simples.</w:t>
+      </w:r>
+    </w:p>
+    <w:p>
+      <w:pPr>
+        <w:numPr>
+          <w:ilvl w:val="0"/>
+          <w:numId w:val="6"/>
+        </w:numPr>
+      </w:pPr>
+      <w:r>
+        <w:t>Mayor coste de mantenimiento por cambios visuales o de navegación que requerían editar muchos archivos manualmente.</w:t>
+      </w:r>
+    </w:p>
+    <w:p>
+      <w:r>
+        <w:pict w14:anchorId="0B4EF96F">
+          <v:rect id="_x0000_i1080" style="width:0;height:0" o:hralign="center" o:hrstd="t" o:hr="t" fillcolor="#a0a0a0" stroked="f"/>
+        </w:pict>
+      </w:r>
+    </w:p>
+    <w:p>
+      <w:pPr>
+        <w:rPr>
+          <w:b/>
+          <w:bCs/>
+        </w:rPr>
+      </w:pPr>
+      <w:r>
+        <w:rPr>
+          <w:b/>
+          <w:bCs/>
+        </w:rPr>
+        <w:t>3. Solución aplicada</w:t>
+      </w:r>
+    </w:p>
+    <w:p>
+      <w:pPr>
+        <w:rPr>
+          <w:b/>
+          <w:bCs/>
+        </w:rPr>
+      </w:pPr>
+      <w:r>
+        <w:rPr>
+          <w:b/>
+          <w:bCs/>
+        </w:rPr>
+        <w:t xml:space="preserve">3.1. Extracción de </w:t>
+      </w:r>
+      <w:proofErr w:type="spellStart"/>
+      <w:r>
+        <w:rPr>
+          <w:b/>
+          <w:bCs/>
+        </w:rPr>
+        <w:t>layout</w:t>
+      </w:r>
+      <w:proofErr w:type="spellEnd"/>
+      <w:r>
+        <w:rPr>
+          <w:b/>
+          <w:bCs/>
+        </w:rPr>
+        <w:t xml:space="preserve"> común</w:t>
+      </w:r>
+    </w:p>
+    <w:p>
+      <w:r>
+        <w:t xml:space="preserve">Se creó un nuevo módulo de </w:t>
+      </w:r>
+      <w:proofErr w:type="spellStart"/>
+      <w:r>
+        <w:t>layout</w:t>
+      </w:r>
+      <w:proofErr w:type="spellEnd"/>
+      <w:r>
+        <w:t>:</w:t>
+      </w:r>
+    </w:p>
+    <w:p>
+      <w:pPr>
+        <w:numPr>
+          <w:ilvl w:val="0"/>
+          <w:numId w:val="7"/>
+        </w:numPr>
+      </w:pPr>
+      <w:hyperlink r:id="rId15" w:history="1">
+        <w:proofErr w:type="spellStart"/>
+        <w:r>
+          <w:rPr>
+            <w:rStyle w:val="Hipervnculo"/>
+          </w:rPr>
+          <w:t>layout.php</w:t>
+        </w:r>
+        <w:proofErr w:type="spellEnd"/>
+      </w:hyperlink>
+    </w:p>
+    <w:p>
+      <w:r>
+        <w:t>Incluye dos funciones principales:</w:t>
+      </w:r>
+    </w:p>
+    <w:p>
+      <w:pPr>
+        <w:numPr>
+          <w:ilvl w:val="0"/>
+          <w:numId w:val="8"/>
+        </w:numPr>
+        <w:rPr>
+          <w:lang w:val="en-US"/>
+        </w:rPr>
+      </w:pPr>
+      <w:proofErr w:type="spellStart"/>
+      <w:r>
+        <w:rPr>
+          <w:lang w:val="en-US"/>
+        </w:rPr>
+        <w:t>ew_render_</w:t>
+      </w:r>
+      <w:proofErr w:type="gramStart"/>
+      <w:r>
+        <w:rPr>
+          <w:lang w:val="en-US"/>
+        </w:rPr>
+        <w:t>header</w:t>
+      </w:r>
+      <w:proofErr w:type="spellEnd"/>
+      <w:r>
+        <w:rPr>
+          <w:lang w:val="en-US"/>
+        </w:rPr>
+        <w:t>(</w:t>
+      </w:r>
+      <w:proofErr w:type="gramEnd"/>
+      <w:r>
+        <w:rPr>
+          <w:lang w:val="en-US"/>
+        </w:rPr>
+        <w:t>array $options = [])</w:t>
+      </w:r>
+    </w:p>
+    <w:p>
+      <w:pPr>
+        <w:numPr>
+          <w:ilvl w:val="0"/>
+          <w:numId w:val="8"/>
+        </w:numPr>
+        <w:rPr>
+          <w:lang w:val="en-US"/>
+        </w:rPr>
+      </w:pPr>
+      <w:proofErr w:type="spellStart"/>
+      <w:r>
+        <w:rPr>
+          <w:lang w:val="en-US"/>
+        </w:rPr>
+        <w:t>ew_render_</w:t>
+      </w:r>
+      <w:proofErr w:type="gramStart"/>
+      <w:r>
+        <w:rPr>
+          <w:lang w:val="en-US"/>
+        </w:rPr>
+        <w:t>footer</w:t>
+      </w:r>
+      <w:proofErr w:type="spellEnd"/>
+      <w:r>
+        <w:rPr>
+          <w:lang w:val="en-US"/>
+        </w:rPr>
+        <w:t>(</w:t>
+      </w:r>
+      <w:proofErr w:type="gramEnd"/>
+      <w:r>
+        <w:rPr>
+          <w:lang w:val="en-US"/>
+        </w:rPr>
+        <w:t>array $options = [])</w:t>
+      </w:r>
+    </w:p>
+    <w:p>
+      <w:r>
+        <w:t>Estas funciones permiten:</w:t>
+      </w:r>
+    </w:p>
+    <w:p>
+      <w:pPr>
+        <w:numPr>
+          <w:ilvl w:val="0"/>
+          <w:numId w:val="9"/>
+        </w:numPr>
+      </w:pPr>
+      <w:r>
+        <w:t>Definir modo de cabecera (</w:t>
+      </w:r>
+      <w:proofErr w:type="gramStart"/>
+      <w:r>
+        <w:t>app</w:t>
+      </w:r>
+      <w:proofErr w:type="gramEnd"/>
+      <w:r>
+        <w:t> o </w:t>
+      </w:r>
+      <w:proofErr w:type="spellStart"/>
+      <w:r>
+        <w:t>auth</w:t>
+      </w:r>
+      <w:proofErr w:type="spellEnd"/>
+      <w:r>
+        <w:t>).</w:t>
+      </w:r>
+    </w:p>
+    <w:p>
+      <w:pPr>
+        <w:numPr>
+          <w:ilvl w:val="0"/>
+          <w:numId w:val="9"/>
+        </w:numPr>
+      </w:pPr>
+      <w:r>
+        <w:t>Marcar sección activa en navegación.</w:t>
+      </w:r>
+    </w:p>
+    <w:p>
+      <w:pPr>
+        <w:numPr>
+          <w:ilvl w:val="0"/>
+          <w:numId w:val="9"/>
+        </w:numPr>
+      </w:pPr>
+      <w:r>
+        <w:t>Reutilizar estructura de marca/logo/</w:t>
+      </w:r>
+      <w:proofErr w:type="spellStart"/>
+      <w:r>
+        <w:t>nav</w:t>
+      </w:r>
+      <w:proofErr w:type="spellEnd"/>
+      <w:r>
+        <w:t xml:space="preserve"> de forma centralizada.</w:t>
+      </w:r>
+    </w:p>
+    <w:p>
+      <w:pPr>
+        <w:numPr>
+          <w:ilvl w:val="0"/>
+          <w:numId w:val="9"/>
+        </w:numPr>
+      </w:pPr>
+      <w:r>
+        <w:t>Reducir el acoplamiento de las vistas a HTML repetido.</w:t>
+      </w:r>
+    </w:p>
+    <w:p>
+      <w:r>
+        <w:pict w14:anchorId="6FC3CACC">
+          <v:rect id="_x0000_i1081" style="width:0;height:0" o:hralign="center" o:hrstd="t" o:hr="t" fillcolor="#a0a0a0" stroked="f"/>
+        </w:pict>
+      </w:r>
+    </w:p>
+    <w:p>
+      <w:pPr>
+        <w:rPr>
+          <w:b/>
+          <w:bCs/>
+        </w:rPr>
+      </w:pPr>
+      <w:r>
+        <w:rPr>
+          <w:b/>
+          <w:bCs/>
+        </w:rPr>
+        <w:t xml:space="preserve">3.2. Integración del </w:t>
+      </w:r>
+      <w:proofErr w:type="spellStart"/>
+      <w:r>
+        <w:rPr>
+          <w:b/>
+          <w:bCs/>
+        </w:rPr>
+        <w:t>layout</w:t>
+      </w:r>
+      <w:proofErr w:type="spellEnd"/>
+      <w:r>
+        <w:rPr>
+          <w:b/>
+          <w:bCs/>
+        </w:rPr>
+        <w:t xml:space="preserve"> en páginas del sistema</w:t>
+      </w:r>
+    </w:p>
+    <w:p>
+      <w:r>
+        <w:t>Se sustituyeron bloques &lt;</w:t>
+      </w:r>
+      <w:proofErr w:type="spellStart"/>
+      <w:r>
+        <w:t>header</w:t>
+      </w:r>
+      <w:proofErr w:type="spellEnd"/>
+      <w:r>
+        <w:t>&gt; y &lt;</w:t>
+      </w:r>
+      <w:proofErr w:type="spellStart"/>
+      <w:r>
+        <w:t>footer</w:t>
+      </w:r>
+      <w:proofErr w:type="spellEnd"/>
+      <w:r>
+        <w:t>&gt; duplicados por llamadas reutilizables en:</w:t>
+      </w:r>
+    </w:p>
+    <w:p>
+      <w:pPr>
+        <w:numPr>
+          <w:ilvl w:val="0"/>
+          <w:numId w:val="10"/>
+        </w:numPr>
+      </w:pPr>
+      <w:hyperlink r:id="rId16" w:history="1">
+        <w:proofErr w:type="spellStart"/>
+        <w:r>
+          <w:rPr>
+            <w:rStyle w:val="Hipervnculo"/>
+          </w:rPr>
+          <w:t>index.php</w:t>
+        </w:r>
+        <w:proofErr w:type="spellEnd"/>
+      </w:hyperlink>
+    </w:p>
+    <w:p>
+      <w:pPr>
+        <w:numPr>
+          <w:ilvl w:val="0"/>
+          <w:numId w:val="10"/>
+        </w:numPr>
+      </w:pPr>
+      <w:hyperlink r:id="rId17" w:history="1">
+        <w:proofErr w:type="spellStart"/>
+        <w:r>
+          <w:rPr>
+            <w:rStyle w:val="Hipervnculo"/>
+          </w:rPr>
+          <w:t>muebles.php</w:t>
+        </w:r>
+        <w:proofErr w:type="spellEnd"/>
+      </w:hyperlink>
+    </w:p>
+    <w:p>
+      <w:pPr>
+        <w:numPr>
+          <w:ilvl w:val="0"/>
+          <w:numId w:val="10"/>
+        </w:numPr>
+      </w:pPr>
+      <w:hyperlink r:id="rId18" w:history="1">
+        <w:proofErr w:type="spellStart"/>
+        <w:r>
+          <w:rPr>
+            <w:rStyle w:val="Hipervnculo"/>
+          </w:rPr>
+          <w:t>recambios.php</w:t>
+        </w:r>
+        <w:proofErr w:type="spellEnd"/>
+      </w:hyperlink>
+    </w:p>
+    <w:p>
+      <w:pPr>
+        <w:numPr>
+          <w:ilvl w:val="0"/>
+          <w:numId w:val="10"/>
+        </w:numPr>
+      </w:pPr>
+      <w:hyperlink r:id="rId19" w:history="1">
+        <w:proofErr w:type="spellStart"/>
+        <w:r>
+          <w:rPr>
+            <w:rStyle w:val="Hipervnculo"/>
+          </w:rPr>
+          <w:t>admin.php</w:t>
+        </w:r>
+        <w:proofErr w:type="spellEnd"/>
+      </w:hyperlink>
+    </w:p>
+    <w:p>
+      <w:pPr>
+        <w:numPr>
+          <w:ilvl w:val="0"/>
+          <w:numId w:val="10"/>
+        </w:numPr>
+      </w:pPr>
+      <w:hyperlink r:id="rId20" w:history="1">
+        <w:proofErr w:type="spellStart"/>
+        <w:r>
+          <w:rPr>
+            <w:rStyle w:val="Hipervnculo"/>
+          </w:rPr>
+          <w:t>mi_perfil.php</w:t>
+        </w:r>
+        <w:proofErr w:type="spellEnd"/>
+      </w:hyperlink>
+    </w:p>
+    <w:p>
+      <w:pPr>
+        <w:numPr>
+          <w:ilvl w:val="0"/>
+          <w:numId w:val="10"/>
+        </w:numPr>
+      </w:pPr>
+      <w:hyperlink r:id="rId21" w:history="1">
+        <w:proofErr w:type="spellStart"/>
+        <w:r>
+          <w:rPr>
+            <w:rStyle w:val="Hipervnculo"/>
+          </w:rPr>
+          <w:t>ver_mueble.php</w:t>
+        </w:r>
+        <w:proofErr w:type="spellEnd"/>
+      </w:hyperlink>
+    </w:p>
+    <w:p>
+      <w:pPr>
+        <w:numPr>
+          <w:ilvl w:val="0"/>
+          <w:numId w:val="10"/>
+        </w:numPr>
+      </w:pPr>
+      <w:hyperlink r:id="rId22" w:history="1">
+        <w:proofErr w:type="spellStart"/>
+        <w:r>
+          <w:rPr>
+            <w:rStyle w:val="Hipervnculo"/>
+          </w:rPr>
+          <w:t>ver_recambio.php</w:t>
+        </w:r>
+        <w:proofErr w:type="spellEnd"/>
+      </w:hyperlink>
+    </w:p>
+    <w:p>
+      <w:pPr>
+        <w:numPr>
+          <w:ilvl w:val="0"/>
+          <w:numId w:val="10"/>
+        </w:numPr>
+      </w:pPr>
+      <w:hyperlink r:id="rId23" w:history="1">
+        <w:proofErr w:type="spellStart"/>
+        <w:r>
+          <w:rPr>
+            <w:rStyle w:val="Hipervnculo"/>
+          </w:rPr>
+          <w:t>login.php</w:t>
+        </w:r>
+        <w:proofErr w:type="spellEnd"/>
+      </w:hyperlink>
+    </w:p>
+    <w:p>
+      <w:pPr>
+        <w:numPr>
+          <w:ilvl w:val="0"/>
+          <w:numId w:val="10"/>
+        </w:numPr>
+      </w:pPr>
+      <w:hyperlink r:id="rId24" w:history="1">
+        <w:proofErr w:type="spellStart"/>
+        <w:r>
+          <w:rPr>
+            <w:rStyle w:val="Hipervnculo"/>
+          </w:rPr>
+          <w:t>registro.php</w:t>
+        </w:r>
+        <w:proofErr w:type="spellEnd"/>
+      </w:hyperlink>
+    </w:p>
+    <w:p>
+      <w:pPr>
+        <w:numPr>
+          <w:ilvl w:val="0"/>
+          <w:numId w:val="11"/>
+        </w:numPr>
+      </w:pPr>
+      <w:hyperlink r:id="rId25" w:history="1">
+        <w:proofErr w:type="spellStart"/>
+        <w:r>
+          <w:rPr>
+            <w:rStyle w:val="Hipervnculo"/>
+          </w:rPr>
+          <w:t>buscar.php</w:t>
+        </w:r>
+        <w:proofErr w:type="spellEnd"/>
+      </w:hyperlink>
+    </w:p>
+    <w:p>
+      <w:r>
+        <w:t>Resultado:</w:t>
+      </w:r>
+    </w:p>
+    <w:p>
+      <w:pPr>
+        <w:numPr>
+          <w:ilvl w:val="0"/>
+          <w:numId w:val="12"/>
+        </w:numPr>
+      </w:pPr>
+      <w:r>
+        <w:t>El cambio de navegación y pie pasa a ser centralizado.</w:t>
+      </w:r>
+    </w:p>
+    <w:p>
+      <w:pPr>
+        <w:numPr>
+          <w:ilvl w:val="0"/>
+          <w:numId w:val="12"/>
+        </w:numPr>
+      </w:pPr>
+      <w:r>
+        <w:lastRenderedPageBreak/>
+        <w:t>Se reduce la probabilidad de divergencias visuales entre páginas.</w:t>
+      </w:r>
+    </w:p>
+    <w:p>
+      <w:r>
+        <w:pict w14:anchorId="4547EC25">
+          <v:rect id="_x0000_i1082" style="width:0;height:0" o:hralign="center" o:hrstd="t" o:hr="t" fillcolor="#a0a0a0" stroked="f"/>
+        </w:pict>
+      </w:r>
+    </w:p>
+    <w:p>
+      <w:pPr>
+        <w:rPr>
+          <w:b/>
+          <w:bCs/>
+        </w:rPr>
+      </w:pPr>
+      <w:r>
+        <w:rPr>
+          <w:b/>
+          <w:bCs/>
+        </w:rPr>
+        <w:t xml:space="preserve">3.3. Creación de </w:t>
+      </w:r>
+      <w:proofErr w:type="spellStart"/>
+      <w:r>
+        <w:rPr>
+          <w:b/>
+          <w:bCs/>
+        </w:rPr>
+        <w:t>helpers</w:t>
+      </w:r>
+      <w:proofErr w:type="spellEnd"/>
+      <w:r>
+        <w:rPr>
+          <w:b/>
+          <w:bCs/>
+        </w:rPr>
+        <w:t xml:space="preserve"> reutilizables</w:t>
+      </w:r>
+    </w:p>
+    <w:p>
+      <w:r>
+        <w:t>Se añadieron tres módulos nuevos:</w:t>
+      </w:r>
+    </w:p>
+    <w:p>
+      <w:pPr>
+        <w:numPr>
+          <w:ilvl w:val="0"/>
+          <w:numId w:val="13"/>
+        </w:numPr>
+      </w:pPr>
+      <w:hyperlink r:id="rId26" w:history="1">
+        <w:proofErr w:type="spellStart"/>
+        <w:r>
+          <w:rPr>
+            <w:rStyle w:val="Hipervnculo"/>
+          </w:rPr>
+          <w:t>auth.php</w:t>
+        </w:r>
+        <w:proofErr w:type="spellEnd"/>
+      </w:hyperlink>
+      <w:r>
+        <w:br/>
+        <w:t>Funciones:</w:t>
+      </w:r>
+    </w:p>
+    <w:p>
+      <w:pPr>
+        <w:numPr>
+          <w:ilvl w:val="1"/>
+          <w:numId w:val="13"/>
+        </w:numPr>
+      </w:pPr>
+      <w:proofErr w:type="spellStart"/>
+      <w:r>
+        <w:t>ew_is_logged_</w:t>
+      </w:r>
+      <w:proofErr w:type="gramStart"/>
+      <w:r>
+        <w:t>in</w:t>
+      </w:r>
+      <w:proofErr w:type="spellEnd"/>
+      <w:r>
+        <w:t>(</w:t>
+      </w:r>
+      <w:proofErr w:type="gramEnd"/>
+      <w:r>
+        <w:t>)</w:t>
+      </w:r>
+    </w:p>
+    <w:p>
+      <w:pPr>
+        <w:numPr>
+          <w:ilvl w:val="1"/>
+          <w:numId w:val="13"/>
+        </w:numPr>
+      </w:pPr>
+      <w:proofErr w:type="spellStart"/>
+      <w:r>
+        <w:t>ew_is_</w:t>
+      </w:r>
+      <w:proofErr w:type="gramStart"/>
+      <w:r>
+        <w:t>admin</w:t>
+      </w:r>
+      <w:proofErr w:type="spellEnd"/>
+      <w:r>
+        <w:t>(</w:t>
+      </w:r>
+      <w:proofErr w:type="gramEnd"/>
+      <w:r>
+        <w:t>)</w:t>
+      </w:r>
+    </w:p>
+    <w:p>
+      <w:pPr>
+        <w:numPr>
+          <w:ilvl w:val="1"/>
+          <w:numId w:val="13"/>
+        </w:numPr>
+      </w:pPr>
+      <w:proofErr w:type="spellStart"/>
+      <w:r>
+        <w:t>ew_require_</w:t>
+      </w:r>
+      <w:proofErr w:type="gramStart"/>
+      <w:r>
+        <w:t>login</w:t>
+      </w:r>
+      <w:proofErr w:type="spellEnd"/>
+      <w:r>
+        <w:t>(</w:t>
+      </w:r>
+      <w:proofErr w:type="gramEnd"/>
+      <w:r>
+        <w:t>)</w:t>
+      </w:r>
+    </w:p>
+    <w:p>
+      <w:pPr>
+        <w:numPr>
+          <w:ilvl w:val="1"/>
+          <w:numId w:val="13"/>
+        </w:numPr>
+      </w:pPr>
+      <w:proofErr w:type="spellStart"/>
+      <w:r>
+        <w:t>ew_require_</w:t>
+      </w:r>
+      <w:proofErr w:type="gramStart"/>
+      <w:r>
+        <w:t>admin</w:t>
+      </w:r>
+      <w:proofErr w:type="spellEnd"/>
+      <w:r>
+        <w:t>(</w:t>
+      </w:r>
+      <w:proofErr w:type="gramEnd"/>
+      <w:r>
+        <w:t>)</w:t>
+      </w:r>
+    </w:p>
+    <w:p>
+      <w:pPr>
+        <w:numPr>
+          <w:ilvl w:val="0"/>
+          <w:numId w:val="13"/>
+        </w:numPr>
+      </w:pPr>
+      <w:hyperlink r:id="rId27" w:history="1">
+        <w:proofErr w:type="spellStart"/>
+        <w:r>
+          <w:rPr>
+            <w:rStyle w:val="Hipervnculo"/>
+          </w:rPr>
+          <w:t>http.php</w:t>
+        </w:r>
+        <w:proofErr w:type="spellEnd"/>
+      </w:hyperlink>
+      <w:r>
+        <w:br/>
+        <w:t>Funciones:</w:t>
+      </w:r>
+    </w:p>
+    <w:p>
+      <w:pPr>
+        <w:numPr>
+          <w:ilvl w:val="1"/>
+          <w:numId w:val="13"/>
+        </w:numPr>
+      </w:pPr>
+      <w:proofErr w:type="spellStart"/>
+      <w:r>
+        <w:t>ew_</w:t>
+      </w:r>
+      <w:proofErr w:type="gramStart"/>
+      <w:r>
+        <w:t>json</w:t>
+      </w:r>
+      <w:proofErr w:type="spellEnd"/>
+      <w:r>
+        <w:t>(</w:t>
+      </w:r>
+      <w:proofErr w:type="gramEnd"/>
+      <w:r>
+        <w:t>)</w:t>
+      </w:r>
+    </w:p>
+    <w:p>
+      <w:pPr>
+        <w:numPr>
+          <w:ilvl w:val="1"/>
+          <w:numId w:val="13"/>
+        </w:numPr>
+      </w:pPr>
+      <w:proofErr w:type="spellStart"/>
+      <w:r>
+        <w:t>ew_json_</w:t>
+      </w:r>
+      <w:proofErr w:type="gramStart"/>
+      <w:r>
+        <w:t>ok</w:t>
+      </w:r>
+      <w:proofErr w:type="spellEnd"/>
+      <w:r>
+        <w:t>(</w:t>
+      </w:r>
+      <w:proofErr w:type="gramEnd"/>
+      <w:r>
+        <w:t>)</w:t>
+      </w:r>
+    </w:p>
+    <w:p>
+      <w:pPr>
+        <w:numPr>
+          <w:ilvl w:val="1"/>
+          <w:numId w:val="13"/>
+        </w:numPr>
+      </w:pPr>
+      <w:proofErr w:type="spellStart"/>
+      <w:r>
+        <w:t>ew_json_</w:t>
+      </w:r>
+      <w:proofErr w:type="gramStart"/>
+      <w:r>
+        <w:t>error</w:t>
+      </w:r>
+      <w:proofErr w:type="spellEnd"/>
+      <w:r>
+        <w:t>(</w:t>
+      </w:r>
+      <w:proofErr w:type="gramEnd"/>
+      <w:r>
+        <w:t>)</w:t>
+      </w:r>
+    </w:p>
+    <w:p>
+      <w:pPr>
+        <w:numPr>
+          <w:ilvl w:val="0"/>
+          <w:numId w:val="13"/>
+        </w:numPr>
+      </w:pPr>
+      <w:hyperlink r:id="rId28" w:history="1">
+        <w:proofErr w:type="spellStart"/>
+        <w:r>
+          <w:rPr>
+            <w:rStyle w:val="Hipervnculo"/>
+          </w:rPr>
+          <w:t>validators.php</w:t>
+        </w:r>
+        <w:proofErr w:type="spellEnd"/>
+      </w:hyperlink>
+      <w:r>
+        <w:br/>
+        <w:t>Funciones:</w:t>
+      </w:r>
+    </w:p>
+    <w:p>
+      <w:pPr>
+        <w:numPr>
+          <w:ilvl w:val="1"/>
+          <w:numId w:val="13"/>
+        </w:numPr>
+      </w:pPr>
+      <w:proofErr w:type="spellStart"/>
+      <w:r>
+        <w:t>ew_post_</w:t>
+      </w:r>
+      <w:proofErr w:type="gramStart"/>
+      <w:r>
+        <w:t>int</w:t>
+      </w:r>
+      <w:proofErr w:type="spellEnd"/>
+      <w:r>
+        <w:t>(</w:t>
+      </w:r>
+      <w:proofErr w:type="gramEnd"/>
+      <w:r>
+        <w:t>)</w:t>
+      </w:r>
+    </w:p>
+    <w:p>
+      <w:pPr>
+        <w:numPr>
+          <w:ilvl w:val="1"/>
+          <w:numId w:val="13"/>
+        </w:numPr>
+      </w:pPr>
+      <w:proofErr w:type="spellStart"/>
+      <w:r>
+        <w:t>ew_get_</w:t>
+      </w:r>
+      <w:proofErr w:type="gramStart"/>
+      <w:r>
+        <w:t>int</w:t>
+      </w:r>
+      <w:proofErr w:type="spellEnd"/>
+      <w:r>
+        <w:t>(</w:t>
+      </w:r>
+      <w:proofErr w:type="gramEnd"/>
+      <w:r>
+        <w:t>)</w:t>
+      </w:r>
+    </w:p>
+    <w:p>
+      <w:pPr>
+        <w:numPr>
+          <w:ilvl w:val="1"/>
+          <w:numId w:val="13"/>
+        </w:numPr>
+      </w:pPr>
+      <w:proofErr w:type="spellStart"/>
+      <w:r>
+        <w:t>ew_post_</w:t>
+      </w:r>
+      <w:proofErr w:type="gramStart"/>
+      <w:r>
+        <w:t>string</w:t>
+      </w:r>
+      <w:proofErr w:type="spellEnd"/>
+      <w:r>
+        <w:t>(</w:t>
+      </w:r>
+      <w:proofErr w:type="gramEnd"/>
+      <w:r>
+        <w:t>)</w:t>
+      </w:r>
+    </w:p>
+    <w:p>
+      <w:r>
+        <w:pict w14:anchorId="733B20FA">
+          <v:rect id="_x0000_i1083" style="width:0;height:0" o:hralign="center" o:hrstd="t" o:hr="t" fillcolor="#a0a0a0" stroked="f"/>
+        </w:pict>
+      </w:r>
+    </w:p>
+    <w:p>
+      <w:pPr>
+        <w:rPr>
+          <w:b/>
+          <w:bCs/>
+        </w:rPr>
+      </w:pPr>
+      <w:r>
+        <w:rPr>
+          <w:b/>
+          <w:bCs/>
+        </w:rPr>
+        <w:t xml:space="preserve">3.4. Uso inicial de </w:t>
+      </w:r>
+      <w:proofErr w:type="spellStart"/>
+      <w:r>
+        <w:rPr>
+          <w:b/>
+          <w:bCs/>
+        </w:rPr>
+        <w:t>helper</w:t>
+      </w:r>
+      <w:proofErr w:type="spellEnd"/>
+      <w:r>
+        <w:rPr>
+          <w:b/>
+          <w:bCs/>
+        </w:rPr>
+        <w:t xml:space="preserve"> de autenticación</w:t>
+      </w:r>
+    </w:p>
+    <w:p>
+      <w:r>
+        <w:t>Se aplicó en páginas clave:</w:t>
+      </w:r>
+    </w:p>
+    <w:p>
+      <w:pPr>
+        <w:numPr>
+          <w:ilvl w:val="0"/>
+          <w:numId w:val="14"/>
+        </w:numPr>
+      </w:pPr>
+      <w:hyperlink r:id="rId29" w:history="1">
+        <w:proofErr w:type="spellStart"/>
+        <w:r>
+          <w:rPr>
+            <w:rStyle w:val="Hipervnculo"/>
+          </w:rPr>
+          <w:t>admin.php</w:t>
+        </w:r>
+        <w:proofErr w:type="spellEnd"/>
+      </w:hyperlink>
+    </w:p>
+    <w:p>
+      <w:pPr>
+        <w:numPr>
+          <w:ilvl w:val="1"/>
+          <w:numId w:val="14"/>
+        </w:numPr>
+      </w:pPr>
+      <w:r>
+        <w:t>Se sustituyó el control manual por </w:t>
+      </w:r>
+      <w:proofErr w:type="spellStart"/>
+      <w:r>
+        <w:t>ew_require_admin</w:t>
+      </w:r>
+      <w:proofErr w:type="spellEnd"/>
+      <w:r>
+        <w:t>('</w:t>
+      </w:r>
+      <w:proofErr w:type="spellStart"/>
+      <w:r>
+        <w:t>index.php</w:t>
+      </w:r>
+      <w:proofErr w:type="spellEnd"/>
+      <w:r>
+        <w:t>').</w:t>
+      </w:r>
+    </w:p>
+    <w:p>
+      <w:pPr>
+        <w:numPr>
+          <w:ilvl w:val="1"/>
+          <w:numId w:val="14"/>
+        </w:numPr>
+      </w:pPr>
+      <w:r>
+        <w:t>Se pasó a usar </w:t>
+      </w:r>
+      <w:proofErr w:type="spellStart"/>
+      <w:r>
+        <w:t>ew_is_</w:t>
+      </w:r>
+      <w:proofErr w:type="gramStart"/>
+      <w:r>
+        <w:t>admin</w:t>
+      </w:r>
+      <w:proofErr w:type="spellEnd"/>
+      <w:r>
+        <w:t>(</w:t>
+      </w:r>
+      <w:proofErr w:type="gramEnd"/>
+      <w:r>
+        <w:t>) para estado de rol.</w:t>
+      </w:r>
+    </w:p>
+    <w:p>
+      <w:pPr>
+        <w:numPr>
+          <w:ilvl w:val="0"/>
+          <w:numId w:val="14"/>
+        </w:numPr>
+      </w:pPr>
+      <w:hyperlink r:id="rId30" w:history="1">
+        <w:proofErr w:type="spellStart"/>
+        <w:r>
+          <w:rPr>
+            <w:rStyle w:val="Hipervnculo"/>
+          </w:rPr>
+          <w:t>mi_perfil.php</w:t>
+        </w:r>
+        <w:proofErr w:type="spellEnd"/>
+      </w:hyperlink>
+    </w:p>
+    <w:p>
+      <w:pPr>
+        <w:numPr>
+          <w:ilvl w:val="1"/>
+          <w:numId w:val="14"/>
+        </w:numPr>
+      </w:pPr>
+      <w:r>
+        <w:t>Se sustituyó control manual por </w:t>
+      </w:r>
+      <w:proofErr w:type="spellStart"/>
+      <w:r>
+        <w:t>ew_require_login</w:t>
+      </w:r>
+      <w:proofErr w:type="spellEnd"/>
+      <w:r>
+        <w:t>('</w:t>
+      </w:r>
+      <w:proofErr w:type="spellStart"/>
+      <w:r>
+        <w:t>login.php</w:t>
+      </w:r>
+      <w:proofErr w:type="spellEnd"/>
+      <w:r>
+        <w:t>').</w:t>
+      </w:r>
+    </w:p>
+    <w:p>
+      <w:pPr>
+        <w:numPr>
+          <w:ilvl w:val="1"/>
+          <w:numId w:val="14"/>
+        </w:numPr>
+      </w:pPr>
+      <w:r>
+        <w:t>Se pasó a usar </w:t>
+      </w:r>
+      <w:proofErr w:type="spellStart"/>
+      <w:r>
+        <w:t>ew_is_</w:t>
+      </w:r>
+      <w:proofErr w:type="gramStart"/>
+      <w:r>
+        <w:t>admin</w:t>
+      </w:r>
+      <w:proofErr w:type="spellEnd"/>
+      <w:r>
+        <w:t>(</w:t>
+      </w:r>
+      <w:proofErr w:type="gramEnd"/>
+      <w:r>
+        <w:t>).</w:t>
+      </w:r>
+    </w:p>
+    <w:p>
+      <w:r>
+        <w:pict w14:anchorId="3E6D1959">
+          <v:rect id="_x0000_i1084" style="width:0;height:0" o:hralign="center" o:hrstd="t" o:hr="t" fillcolor="#a0a0a0" stroked="f"/>
+        </w:pict>
+      </w:r>
+    </w:p>
+    <w:p>
+      <w:pPr>
+        <w:rPr>
+          <w:b/>
+          <w:bCs/>
+        </w:rPr>
+      </w:pPr>
+      <w:r>
+        <w:rPr>
+          <w:b/>
+          <w:bCs/>
+        </w:rPr>
+        <w:t>4. Motivo de cada cambio</w:t>
+      </w:r>
+    </w:p>
+    <w:p>
+      <w:pPr>
+        <w:numPr>
+          <w:ilvl w:val="0"/>
+          <w:numId w:val="15"/>
+        </w:numPr>
+      </w:pPr>
+      <w:proofErr w:type="spellStart"/>
+      <w:r>
+        <w:rPr>
+          <w:b/>
+          <w:bCs/>
+        </w:rPr>
+        <w:t>Layout</w:t>
+      </w:r>
+      <w:proofErr w:type="spellEnd"/>
+      <w:r>
+        <w:rPr>
+          <w:b/>
+          <w:bCs/>
+        </w:rPr>
+        <w:t xml:space="preserve"> común</w:t>
+      </w:r>
+      <w:r>
+        <w:t>: evitar repetición y facilitar evolución UI.</w:t>
+      </w:r>
+    </w:p>
+    <w:p>
+      <w:pPr>
+        <w:numPr>
+          <w:ilvl w:val="0"/>
+          <w:numId w:val="15"/>
+        </w:numPr>
+      </w:pPr>
+      <w:r>
+        <w:rPr>
+          <w:b/>
+          <w:bCs/>
+        </w:rPr>
+        <w:lastRenderedPageBreak/>
+        <w:t xml:space="preserve">Auth </w:t>
+      </w:r>
+      <w:proofErr w:type="spellStart"/>
+      <w:r>
+        <w:rPr>
+          <w:b/>
+          <w:bCs/>
+        </w:rPr>
+        <w:t>helper</w:t>
+      </w:r>
+      <w:proofErr w:type="spellEnd"/>
+      <w:r>
+        <w:t xml:space="preserve">: estandarizar </w:t>
+      </w:r>
+      <w:proofErr w:type="spellStart"/>
+      <w:r>
+        <w:t>checks</w:t>
+      </w:r>
+      <w:proofErr w:type="spellEnd"/>
+      <w:r>
+        <w:t xml:space="preserve"> de acceso y evitar inconsistencias.</w:t>
+      </w:r>
+    </w:p>
+    <w:p>
+      <w:pPr>
+        <w:numPr>
+          <w:ilvl w:val="0"/>
+          <w:numId w:val="15"/>
+        </w:numPr>
+      </w:pPr>
+      <w:r>
+        <w:rPr>
+          <w:b/>
+          <w:bCs/>
+        </w:rPr>
+        <w:t xml:space="preserve">HTTP </w:t>
+      </w:r>
+      <w:proofErr w:type="spellStart"/>
+      <w:r>
+        <w:rPr>
+          <w:b/>
+          <w:bCs/>
+        </w:rPr>
+        <w:t>helper</w:t>
+      </w:r>
+      <w:proofErr w:type="spellEnd"/>
+      <w:r>
+        <w:t xml:space="preserve">: preparar uniformidad de respuestas en </w:t>
+      </w:r>
+      <w:proofErr w:type="spellStart"/>
+      <w:r>
+        <w:t>endpoints</w:t>
+      </w:r>
+      <w:proofErr w:type="spellEnd"/>
+      <w:r>
+        <w:t xml:space="preserve"> AJAX/API.</w:t>
+      </w:r>
+    </w:p>
+    <w:p>
+      <w:pPr>
+        <w:numPr>
+          <w:ilvl w:val="0"/>
+          <w:numId w:val="15"/>
+        </w:numPr>
+      </w:pPr>
+      <w:proofErr w:type="spellStart"/>
+      <w:r>
+        <w:rPr>
+          <w:b/>
+          <w:bCs/>
+        </w:rPr>
+        <w:t>Validators</w:t>
+      </w:r>
+      <w:proofErr w:type="spellEnd"/>
+      <w:r>
+        <w:rPr>
+          <w:b/>
+          <w:bCs/>
+        </w:rPr>
+        <w:t xml:space="preserve"> </w:t>
+      </w:r>
+      <w:proofErr w:type="spellStart"/>
+      <w:r>
+        <w:rPr>
+          <w:b/>
+          <w:bCs/>
+        </w:rPr>
+        <w:t>helper</w:t>
+      </w:r>
+      <w:proofErr w:type="spellEnd"/>
+      <w:r>
+        <w:t>: sentar base para limpieza progresiva de lecturas de entrada.</w:t>
+      </w:r>
+    </w:p>
+    <w:p>
+      <w:r>
+        <w:pict w14:anchorId="7A722EFD">
+          <v:rect id="_x0000_i1085" style="width:0;height:0" o:hralign="center" o:hrstd="t" o:hr="t" fillcolor="#a0a0a0" stroked="f"/>
+        </w:pict>
+      </w:r>
+    </w:p>
+    <w:p>
+      <w:pPr>
+        <w:rPr>
+          <w:b/>
+          <w:bCs/>
+        </w:rPr>
+      </w:pPr>
+      <w:r>
+        <w:rPr>
+          <w:b/>
+          <w:bCs/>
+        </w:rPr>
+        <w:t>5. Impacto técnico</w:t>
+      </w:r>
+    </w:p>
+    <w:p>
+      <w:pPr>
+        <w:numPr>
+          <w:ilvl w:val="0"/>
+          <w:numId w:val="16"/>
+        </w:numPr>
+      </w:pPr>
+      <w:r>
+        <w:t>Menor duplicación de código.</w:t>
+      </w:r>
+    </w:p>
+    <w:p>
+      <w:pPr>
+        <w:numPr>
+          <w:ilvl w:val="0"/>
+          <w:numId w:val="16"/>
+        </w:numPr>
+      </w:pPr>
+      <w:r>
+        <w:t>Mejor legibilidad y modularidad.</w:t>
+      </w:r>
+    </w:p>
+    <w:p>
+      <w:pPr>
+        <w:numPr>
+          <w:ilvl w:val="0"/>
+          <w:numId w:val="16"/>
+        </w:numPr>
+      </w:pPr>
+      <w:r>
+        <w:t>Menor coste de mantenimiento para cambios futuros.</w:t>
+      </w:r>
+    </w:p>
+    <w:p>
+      <w:pPr>
+        <w:numPr>
+          <w:ilvl w:val="0"/>
+          <w:numId w:val="16"/>
+        </w:numPr>
+      </w:pPr>
+      <w:r>
+        <w:t xml:space="preserve">Base preparada para siguiente </w:t>
+      </w:r>
+      <w:proofErr w:type="spellStart"/>
+      <w:r>
+        <w:t>subfase</w:t>
+      </w:r>
+      <w:proofErr w:type="spellEnd"/>
+      <w:r>
+        <w:t xml:space="preserve">: estandarización de respuestas JSON y validaciones en </w:t>
+      </w:r>
+      <w:proofErr w:type="spellStart"/>
+      <w:r>
+        <w:t>endpoints</w:t>
+      </w:r>
+      <w:proofErr w:type="spellEnd"/>
+      <w:r>
+        <w:t>.</w:t>
+      </w:r>
+    </w:p>
+    <w:p>
+      <w:r>
+        <w:pict w14:anchorId="0981A0F1">
+          <v:rect id="_x0000_i1086" style="width:0;height:0" o:hralign="center" o:hrstd="t" o:hr="t" fillcolor="#a0a0a0" stroked="f"/>
+        </w:pict>
+      </w:r>
+    </w:p>
+    <w:p>
+      <w:pPr>
+        <w:rPr>
+          <w:b/>
+          <w:bCs/>
+        </w:rPr>
+      </w:pPr>
+      <w:r>
+        <w:rPr>
+          <w:b/>
+          <w:bCs/>
+        </w:rPr>
+        <w:t>6. Verificación realizada</w:t>
+      </w:r>
+    </w:p>
+    <w:p>
+      <w:r>
+        <w:t>Se ejecutó validación de sintaxis PHP (php -l) en:</w:t>
+      </w:r>
+    </w:p>
+    <w:p>
+      <w:pPr>
+        <w:numPr>
+          <w:ilvl w:val="0"/>
+          <w:numId w:val="17"/>
+        </w:numPr>
+      </w:pPr>
+      <w:r>
+        <w:t>Nuevos módulos de </w:t>
+      </w:r>
+      <w:proofErr w:type="spellStart"/>
+      <w:r>
+        <w:t>includes</w:t>
+      </w:r>
+      <w:proofErr w:type="spellEnd"/>
+      <w:r>
+        <w:t>/.</w:t>
+      </w:r>
+    </w:p>
+    <w:p>
+      <w:pPr>
+        <w:numPr>
+          <w:ilvl w:val="0"/>
+          <w:numId w:val="17"/>
+        </w:numPr>
+      </w:pPr>
+      <w:r>
+        <w:t xml:space="preserve">Todas las páginas integradas con el nuevo </w:t>
+      </w:r>
+      <w:proofErr w:type="spellStart"/>
+      <w:r>
+        <w:t>layout</w:t>
+      </w:r>
+      <w:proofErr w:type="spellEnd"/>
+      <w:r>
+        <w:t>.</w:t>
+      </w:r>
+    </w:p>
+    <w:p>
+      <w:pPr>
+        <w:numPr>
+          <w:ilvl w:val="0"/>
+          <w:numId w:val="17"/>
+        </w:numPr>
+      </w:pPr>
+      <w:r>
+        <w:t xml:space="preserve">Archivos ajustados con </w:t>
+      </w:r>
+      <w:proofErr w:type="spellStart"/>
+      <w:r>
+        <w:t>helpers</w:t>
+      </w:r>
+      <w:proofErr w:type="spellEnd"/>
+      <w:r>
+        <w:t xml:space="preserve"> de autenticación.</w:t>
+      </w:r>
+    </w:p>
+    <w:p>
+      <w:r>
+        <w:t>Resultado:</w:t>
+      </w:r>
+    </w:p>
+    <w:p>
+      <w:pPr>
+        <w:numPr>
+          <w:ilvl w:val="0"/>
+          <w:numId w:val="18"/>
+        </w:numPr>
+      </w:pPr>
+      <w:r>
+        <w:t>No se detectaron errores de sintaxis.</w:t>
+      </w:r>
+    </w:p>
+    <w:p>
+      <w:r>
+        <w:pict w14:anchorId="4D07E8EF">
+          <v:rect id="_x0000_i1087" style="width:0;height:0" o:hralign="center" o:hrstd="t" o:hr="t" fillcolor="#a0a0a0" stroked="f"/>
+        </w:pict>
+      </w:r>
+    </w:p>
+    <w:p>
+      <w:pPr>
+        <w:rPr>
+          <w:b/>
+          <w:bCs/>
+        </w:rPr>
+      </w:pPr>
+      <w:r>
+        <w:rPr>
+          <w:b/>
+          <w:bCs/>
+        </w:rPr>
+        <w:t>7. Estado de avance respecto al ideario</w:t>
+      </w:r>
+    </w:p>
+    <w:p>
+      <w:r>
+        <w:t>Con esta intervención queda ejecutada la parte principal del </w:t>
+      </w:r>
+      <w:r>
+        <w:rPr>
+          <w:b/>
+          <w:bCs/>
+        </w:rPr>
+        <w:t>Paso 3 (Arquitectura y mantenibilidad)</w:t>
+      </w:r>
+      <w:r>
+        <w:t>:</w:t>
+      </w:r>
+    </w:p>
+    <w:p>
+      <w:pPr>
+        <w:numPr>
+          <w:ilvl w:val="0"/>
+          <w:numId w:val="19"/>
+        </w:numPr>
+      </w:pPr>
+      <w:proofErr w:type="spellStart"/>
+      <w:r>
+        <w:t>Layout</w:t>
+      </w:r>
+      <w:proofErr w:type="spellEnd"/>
+      <w:r>
+        <w:t xml:space="preserve"> común implementado y conectado.</w:t>
+      </w:r>
+    </w:p>
+    <w:p>
+      <w:pPr>
+        <w:numPr>
+          <w:ilvl w:val="0"/>
+          <w:numId w:val="19"/>
+        </w:numPr>
+      </w:pPr>
+      <w:proofErr w:type="spellStart"/>
+      <w:r>
+        <w:t>Helpers</w:t>
+      </w:r>
+      <w:proofErr w:type="spellEnd"/>
+      <w:r>
+        <w:t xml:space="preserve"> de arquitectura creados.</w:t>
+      </w:r>
+    </w:p>
+    <w:p>
+      <w:pPr>
+        <w:numPr>
+          <w:ilvl w:val="0"/>
+          <w:numId w:val="19"/>
+        </w:numPr>
+      </w:pPr>
+      <w:r>
+        <w:t>Primer uso real en flujo de autenticación/autorización.</w:t>
+      </w:r>
+    </w:p>
+    <w:p>
+      <w:r>
+        <w:t>Siguiente acción natural:</w:t>
+      </w:r>
+    </w:p>
+    <w:p>
+      <w:pPr>
+        <w:numPr>
+          <w:ilvl w:val="0"/>
+          <w:numId w:val="20"/>
+        </w:numPr>
+      </w:pPr>
+      <w:r>
+        <w:t>Integrar </w:t>
+      </w:r>
+      <w:proofErr w:type="spellStart"/>
+      <w:r>
+        <w:fldChar w:fldCharType="begin"/>
+      </w:r>
+      <w:r>
+        <w:instrText>HYPERLINK "https://file+.vscode-resource.vscode-cdn.net/c%3A/Users/kaosk/.vscode/extensions/openai.chatgpt-0.4.78-win32-x64/webview/"</w:instrText>
+      </w:r>
+      <w:r>
+        <w:fldChar w:fldCharType="separate"/>
+      </w:r>
+      <w:r>
+        <w:rPr>
+          <w:rStyle w:val="Hipervnculo"/>
+        </w:rPr>
+        <w:t>http.php</w:t>
+      </w:r>
+      <w:proofErr w:type="spellEnd"/>
+      <w:r>
+        <w:fldChar w:fldCharType="end"/>
+      </w:r>
+      <w:r>
+        <w:t> y </w:t>
+      </w:r>
+      <w:proofErr w:type="spellStart"/>
+      <w:r>
+        <w:fldChar w:fldCharType="begin"/>
+      </w:r>
+      <w:r>
+        <w:instrText>HYPERLINK "https://file+.vscode-resource.vscode-cdn.net/c%3A/Users/kaosk/.vscode/extensions/openai.chatgpt-0.4.78-win32-x64/webview/"</w:instrText>
+      </w:r>
+      <w:r>
+        <w:fldChar w:fldCharType="separate"/>
+      </w:r>
+      <w:r>
+        <w:rPr>
+          <w:rStyle w:val="Hipervnculo"/>
+        </w:rPr>
+        <w:t>validators.php</w:t>
+      </w:r>
+      <w:proofErr w:type="spellEnd"/>
+      <w:r>
+        <w:fldChar w:fldCharType="end"/>
+      </w:r>
+      <w:r>
+        <w:t xml:space="preserve"> en </w:t>
+      </w:r>
+      <w:proofErr w:type="spellStart"/>
+      <w:r>
+        <w:t>endpoints</w:t>
+      </w:r>
+      <w:proofErr w:type="spellEnd"/>
+      <w:r>
+        <w:t xml:space="preserve"> críticos para completar la estandarización </w:t>
+      </w:r>
+      <w:proofErr w:type="spellStart"/>
+      <w:r>
+        <w:t>backend</w:t>
+      </w:r>
+      <w:proofErr w:type="spellEnd"/>
+      <w:r>
+        <w:t>.</w:t>
       </w:r>
     </w:p>
     <w:p/>
@@ -1215,6 +3037,304 @@
     </w:lvl>
   </w:abstractNum>
   <w:abstractNum w:abstractNumId="2" w15:restartNumberingAfterBreak="0">
+    <w:nsid w:val="14C85EDE"/>
+    <w:multiLevelType w:val="multilevel"/>
+    <w:tmpl w:val="71B6C77E"/>
+    <w:lvl w:ilvl="0">
+      <w:start w:val="1"/>
+      <w:numFmt w:val="bullet"/>
+      <w:lvlText w:val=""/>
+      <w:lvlJc w:val="left"/>
+      <w:pPr>
+        <w:tabs>
+          <w:tab w:val="num" w:pos="720"/>
+        </w:tabs>
+        <w:ind w:left="720" w:hanging="360"/>
+      </w:pPr>
+      <w:rPr>
+        <w:rFonts w:ascii="Symbol" w:hAnsi="Symbol" w:hint="default"/>
+        <w:sz w:val="20"/>
+      </w:rPr>
+    </w:lvl>
+    <w:lvl w:ilvl="1" w:tentative="1">
+      <w:start w:val="1"/>
+      <w:numFmt w:val="bullet"/>
+      <w:lvlText w:val=""/>
+      <w:lvlJc w:val="left"/>
+      <w:pPr>
+        <w:tabs>
+          <w:tab w:val="num" w:pos="1440"/>
+        </w:tabs>
+        <w:ind w:left="1440" w:hanging="360"/>
+      </w:pPr>
+      <w:rPr>
+        <w:rFonts w:ascii="Symbol" w:hAnsi="Symbol" w:hint="default"/>
+        <w:sz w:val="20"/>
+      </w:rPr>
+    </w:lvl>
+    <w:lvl w:ilvl="2" w:tentative="1">
+      <w:start w:val="1"/>
+      <w:numFmt w:val="bullet"/>
+      <w:lvlText w:val=""/>
+      <w:lvlJc w:val="left"/>
+      <w:pPr>
+        <w:tabs>
+          <w:tab w:val="num" w:pos="2160"/>
+        </w:tabs>
+        <w:ind w:left="2160" w:hanging="360"/>
+      </w:pPr>
+      <w:rPr>
+        <w:rFonts w:ascii="Symbol" w:hAnsi="Symbol" w:hint="default"/>
+        <w:sz w:val="20"/>
+      </w:rPr>
+    </w:lvl>
+    <w:lvl w:ilvl="3" w:tentative="1">
+      <w:start w:val="1"/>
+      <w:numFmt w:val="bullet"/>
+      <w:lvlText w:val=""/>
+      <w:lvlJc w:val="left"/>
+      <w:pPr>
+        <w:tabs>
+          <w:tab w:val="num" w:pos="2880"/>
+        </w:tabs>
+        <w:ind w:left="2880" w:hanging="360"/>
+      </w:pPr>
+      <w:rPr>
+        <w:rFonts w:ascii="Symbol" w:hAnsi="Symbol" w:hint="default"/>
+        <w:sz w:val="20"/>
+      </w:rPr>
+    </w:lvl>
+    <w:lvl w:ilvl="4" w:tentative="1">
+      <w:start w:val="1"/>
+      <w:numFmt w:val="bullet"/>
+      <w:lvlText w:val=""/>
+      <w:lvlJc w:val="left"/>
+      <w:pPr>
+        <w:tabs>
+          <w:tab w:val="num" w:pos="3600"/>
+        </w:tabs>
+        <w:ind w:left="3600" w:hanging="360"/>
+      </w:pPr>
+      <w:rPr>
+        <w:rFonts w:ascii="Symbol" w:hAnsi="Symbol" w:hint="default"/>
+        <w:sz w:val="20"/>
+      </w:rPr>
+    </w:lvl>
+    <w:lvl w:ilvl="5" w:tentative="1">
+      <w:start w:val="1"/>
+      <w:numFmt w:val="bullet"/>
+      <w:lvlText w:val=""/>
+      <w:lvlJc w:val="left"/>
+      <w:pPr>
+        <w:tabs>
+          <w:tab w:val="num" w:pos="4320"/>
+        </w:tabs>
+        <w:ind w:left="4320" w:hanging="360"/>
+      </w:pPr>
+      <w:rPr>
+        <w:rFonts w:ascii="Symbol" w:hAnsi="Symbol" w:hint="default"/>
+        <w:sz w:val="20"/>
+      </w:rPr>
+    </w:lvl>
+    <w:lvl w:ilvl="6" w:tentative="1">
+      <w:start w:val="1"/>
+      <w:numFmt w:val="bullet"/>
+      <w:lvlText w:val=""/>
+      <w:lvlJc w:val="left"/>
+      <w:pPr>
+        <w:tabs>
+          <w:tab w:val="num" w:pos="5040"/>
+        </w:tabs>
+        <w:ind w:left="5040" w:hanging="360"/>
+      </w:pPr>
+      <w:rPr>
+        <w:rFonts w:ascii="Symbol" w:hAnsi="Symbol" w:hint="default"/>
+        <w:sz w:val="20"/>
+      </w:rPr>
+    </w:lvl>
+    <w:lvl w:ilvl="7" w:tentative="1">
+      <w:start w:val="1"/>
+      <w:numFmt w:val="bullet"/>
+      <w:lvlText w:val=""/>
+      <w:lvlJc w:val="left"/>
+      <w:pPr>
+        <w:tabs>
+          <w:tab w:val="num" w:pos="5760"/>
+        </w:tabs>
+        <w:ind w:left="5760" w:hanging="360"/>
+      </w:pPr>
+      <w:rPr>
+        <w:rFonts w:ascii="Symbol" w:hAnsi="Symbol" w:hint="default"/>
+        <w:sz w:val="20"/>
+      </w:rPr>
+    </w:lvl>
+    <w:lvl w:ilvl="8" w:tentative="1">
+      <w:start w:val="1"/>
+      <w:numFmt w:val="bullet"/>
+      <w:lvlText w:val=""/>
+      <w:lvlJc w:val="left"/>
+      <w:pPr>
+        <w:tabs>
+          <w:tab w:val="num" w:pos="6480"/>
+        </w:tabs>
+        <w:ind w:left="6480" w:hanging="360"/>
+      </w:pPr>
+      <w:rPr>
+        <w:rFonts w:ascii="Symbol" w:hAnsi="Symbol" w:hint="default"/>
+        <w:sz w:val="20"/>
+      </w:rPr>
+    </w:lvl>
+  </w:abstractNum>
+  <w:abstractNum w:abstractNumId="3" w15:restartNumberingAfterBreak="0">
+    <w:nsid w:val="16CA7C4C"/>
+    <w:multiLevelType w:val="multilevel"/>
+    <w:tmpl w:val="8A160DBA"/>
+    <w:lvl w:ilvl="0">
+      <w:start w:val="1"/>
+      <w:numFmt w:val="bullet"/>
+      <w:lvlText w:val=""/>
+      <w:lvlJc w:val="left"/>
+      <w:pPr>
+        <w:tabs>
+          <w:tab w:val="num" w:pos="720"/>
+        </w:tabs>
+        <w:ind w:left="720" w:hanging="360"/>
+      </w:pPr>
+      <w:rPr>
+        <w:rFonts w:ascii="Symbol" w:hAnsi="Symbol" w:hint="default"/>
+        <w:sz w:val="20"/>
+      </w:rPr>
+    </w:lvl>
+    <w:lvl w:ilvl="1" w:tentative="1">
+      <w:start w:val="1"/>
+      <w:numFmt w:val="bullet"/>
+      <w:lvlText w:val=""/>
+      <w:lvlJc w:val="left"/>
+      <w:pPr>
+        <w:tabs>
+          <w:tab w:val="num" w:pos="1440"/>
+        </w:tabs>
+        <w:ind w:left="1440" w:hanging="360"/>
+      </w:pPr>
+      <w:rPr>
+        <w:rFonts w:ascii="Symbol" w:hAnsi="Symbol" w:hint="default"/>
+        <w:sz w:val="20"/>
+      </w:rPr>
+    </w:lvl>
+    <w:lvl w:ilvl="2" w:tentative="1">
+      <w:start w:val="1"/>
+      <w:numFmt w:val="bullet"/>
+      <w:lvlText w:val=""/>
+      <w:lvlJc w:val="left"/>
+      <w:pPr>
+        <w:tabs>
+          <w:tab w:val="num" w:pos="2160"/>
+        </w:tabs>
+        <w:ind w:left="2160" w:hanging="360"/>
+      </w:pPr>
+      <w:rPr>
+        <w:rFonts w:ascii="Symbol" w:hAnsi="Symbol" w:hint="default"/>
+        <w:sz w:val="20"/>
+      </w:rPr>
+    </w:lvl>
+    <w:lvl w:ilvl="3" w:tentative="1">
+      <w:start w:val="1"/>
+      <w:numFmt w:val="bullet"/>
+      <w:lvlText w:val=""/>
+      <w:lvlJc w:val="left"/>
+      <w:pPr>
+        <w:tabs>
+          <w:tab w:val="num" w:pos="2880"/>
+        </w:tabs>
+        <w:ind w:left="2880" w:hanging="360"/>
+      </w:pPr>
+      <w:rPr>
+        <w:rFonts w:ascii="Symbol" w:hAnsi="Symbol" w:hint="default"/>
+        <w:sz w:val="20"/>
+      </w:rPr>
+    </w:lvl>
+    <w:lvl w:ilvl="4" w:tentative="1">
+      <w:start w:val="1"/>
+      <w:numFmt w:val="bullet"/>
+      <w:lvlText w:val=""/>
+      <w:lvlJc w:val="left"/>
+      <w:pPr>
+        <w:tabs>
+          <w:tab w:val="num" w:pos="3600"/>
+        </w:tabs>
+        <w:ind w:left="3600" w:hanging="360"/>
+      </w:pPr>
+      <w:rPr>
+        <w:rFonts w:ascii="Symbol" w:hAnsi="Symbol" w:hint="default"/>
+        <w:sz w:val="20"/>
+      </w:rPr>
+    </w:lvl>
+    <w:lvl w:ilvl="5" w:tentative="1">
+      <w:start w:val="1"/>
+      <w:numFmt w:val="bullet"/>
+      <w:lvlText w:val=""/>
+      <w:lvlJc w:val="left"/>
+      <w:pPr>
+        <w:tabs>
+          <w:tab w:val="num" w:pos="4320"/>
+        </w:tabs>
+        <w:ind w:left="4320" w:hanging="360"/>
+      </w:pPr>
+      <w:rPr>
+        <w:rFonts w:ascii="Symbol" w:hAnsi="Symbol" w:hint="default"/>
+        <w:sz w:val="20"/>
+      </w:rPr>
+    </w:lvl>
+    <w:lvl w:ilvl="6" w:tentative="1">
+      <w:start w:val="1"/>
+      <w:numFmt w:val="bullet"/>
+      <w:lvlText w:val=""/>
+      <w:lvlJc w:val="left"/>
+      <w:pPr>
+        <w:tabs>
+          <w:tab w:val="num" w:pos="5040"/>
+        </w:tabs>
+        <w:ind w:left="5040" w:hanging="360"/>
+      </w:pPr>
+      <w:rPr>
+        <w:rFonts w:ascii="Symbol" w:hAnsi="Symbol" w:hint="default"/>
+        <w:sz w:val="20"/>
+      </w:rPr>
+    </w:lvl>
+    <w:lvl w:ilvl="7" w:tentative="1">
+      <w:start w:val="1"/>
+      <w:numFmt w:val="bullet"/>
+      <w:lvlText w:val=""/>
+      <w:lvlJc w:val="left"/>
+      <w:pPr>
+        <w:tabs>
+          <w:tab w:val="num" w:pos="5760"/>
+        </w:tabs>
+        <w:ind w:left="5760" w:hanging="360"/>
+      </w:pPr>
+      <w:rPr>
+        <w:rFonts w:ascii="Symbol" w:hAnsi="Symbol" w:hint="default"/>
+        <w:sz w:val="20"/>
+      </w:rPr>
+    </w:lvl>
+    <w:lvl w:ilvl="8" w:tentative="1">
+      <w:start w:val="1"/>
+      <w:numFmt w:val="bullet"/>
+      <w:lvlText w:val=""/>
+      <w:lvlJc w:val="left"/>
+      <w:pPr>
+        <w:tabs>
+          <w:tab w:val="num" w:pos="6480"/>
+        </w:tabs>
+        <w:ind w:left="6480" w:hanging="360"/>
+      </w:pPr>
+      <w:rPr>
+        <w:rFonts w:ascii="Symbol" w:hAnsi="Symbol" w:hint="default"/>
+        <w:sz w:val="20"/>
+      </w:rPr>
+    </w:lvl>
+  </w:abstractNum>
+  <w:abstractNum w:abstractNumId="4" w15:restartNumberingAfterBreak="0">
     <w:nsid w:val="224F70AC"/>
     <w:multiLevelType w:val="multilevel"/>
     <w:tmpl w:val="94D064AE"/>
@@ -1327,7 +3447,1407 @@
       </w:pPr>
     </w:lvl>
   </w:abstractNum>
-  <w:abstractNum w:abstractNumId="3" w15:restartNumberingAfterBreak="0">
+  <w:abstractNum w:abstractNumId="5" w15:restartNumberingAfterBreak="0">
+    <w:nsid w:val="23C5696C"/>
+    <w:multiLevelType w:val="multilevel"/>
+    <w:tmpl w:val="6A3010B2"/>
+    <w:lvl w:ilvl="0">
+      <w:start w:val="1"/>
+      <w:numFmt w:val="bullet"/>
+      <w:lvlText w:val=""/>
+      <w:lvlJc w:val="left"/>
+      <w:pPr>
+        <w:tabs>
+          <w:tab w:val="num" w:pos="720"/>
+        </w:tabs>
+        <w:ind w:left="720" w:hanging="360"/>
+      </w:pPr>
+      <w:rPr>
+        <w:rFonts w:ascii="Symbol" w:hAnsi="Symbol" w:hint="default"/>
+        <w:sz w:val="20"/>
+      </w:rPr>
+    </w:lvl>
+    <w:lvl w:ilvl="1" w:tentative="1">
+      <w:start w:val="1"/>
+      <w:numFmt w:val="bullet"/>
+      <w:lvlText w:val=""/>
+      <w:lvlJc w:val="left"/>
+      <w:pPr>
+        <w:tabs>
+          <w:tab w:val="num" w:pos="1440"/>
+        </w:tabs>
+        <w:ind w:left="1440" w:hanging="360"/>
+      </w:pPr>
+      <w:rPr>
+        <w:rFonts w:ascii="Symbol" w:hAnsi="Symbol" w:hint="default"/>
+        <w:sz w:val="20"/>
+      </w:rPr>
+    </w:lvl>
+    <w:lvl w:ilvl="2" w:tentative="1">
+      <w:start w:val="1"/>
+      <w:numFmt w:val="bullet"/>
+      <w:lvlText w:val=""/>
+      <w:lvlJc w:val="left"/>
+      <w:pPr>
+        <w:tabs>
+          <w:tab w:val="num" w:pos="2160"/>
+        </w:tabs>
+        <w:ind w:left="2160" w:hanging="360"/>
+      </w:pPr>
+      <w:rPr>
+        <w:rFonts w:ascii="Symbol" w:hAnsi="Symbol" w:hint="default"/>
+        <w:sz w:val="20"/>
+      </w:rPr>
+    </w:lvl>
+    <w:lvl w:ilvl="3" w:tentative="1">
+      <w:start w:val="1"/>
+      <w:numFmt w:val="bullet"/>
+      <w:lvlText w:val=""/>
+      <w:lvlJc w:val="left"/>
+      <w:pPr>
+        <w:tabs>
+          <w:tab w:val="num" w:pos="2880"/>
+        </w:tabs>
+        <w:ind w:left="2880" w:hanging="360"/>
+      </w:pPr>
+      <w:rPr>
+        <w:rFonts w:ascii="Symbol" w:hAnsi="Symbol" w:hint="default"/>
+        <w:sz w:val="20"/>
+      </w:rPr>
+    </w:lvl>
+    <w:lvl w:ilvl="4" w:tentative="1">
+      <w:start w:val="1"/>
+      <w:numFmt w:val="bullet"/>
+      <w:lvlText w:val=""/>
+      <w:lvlJc w:val="left"/>
+      <w:pPr>
+        <w:tabs>
+          <w:tab w:val="num" w:pos="3600"/>
+        </w:tabs>
+        <w:ind w:left="3600" w:hanging="360"/>
+      </w:pPr>
+      <w:rPr>
+        <w:rFonts w:ascii="Symbol" w:hAnsi="Symbol" w:hint="default"/>
+        <w:sz w:val="20"/>
+      </w:rPr>
+    </w:lvl>
+    <w:lvl w:ilvl="5" w:tentative="1">
+      <w:start w:val="1"/>
+      <w:numFmt w:val="bullet"/>
+      <w:lvlText w:val=""/>
+      <w:lvlJc w:val="left"/>
+      <w:pPr>
+        <w:tabs>
+          <w:tab w:val="num" w:pos="4320"/>
+        </w:tabs>
+        <w:ind w:left="4320" w:hanging="360"/>
+      </w:pPr>
+      <w:rPr>
+        <w:rFonts w:ascii="Symbol" w:hAnsi="Symbol" w:hint="default"/>
+        <w:sz w:val="20"/>
+      </w:rPr>
+    </w:lvl>
+    <w:lvl w:ilvl="6" w:tentative="1">
+      <w:start w:val="1"/>
+      <w:numFmt w:val="bullet"/>
+      <w:lvlText w:val=""/>
+      <w:lvlJc w:val="left"/>
+      <w:pPr>
+        <w:tabs>
+          <w:tab w:val="num" w:pos="5040"/>
+        </w:tabs>
+        <w:ind w:left="5040" w:hanging="360"/>
+      </w:pPr>
+      <w:rPr>
+        <w:rFonts w:ascii="Symbol" w:hAnsi="Symbol" w:hint="default"/>
+        <w:sz w:val="20"/>
+      </w:rPr>
+    </w:lvl>
+    <w:lvl w:ilvl="7" w:tentative="1">
+      <w:start w:val="1"/>
+      <w:numFmt w:val="bullet"/>
+      <w:lvlText w:val=""/>
+      <w:lvlJc w:val="left"/>
+      <w:pPr>
+        <w:tabs>
+          <w:tab w:val="num" w:pos="5760"/>
+        </w:tabs>
+        <w:ind w:left="5760" w:hanging="360"/>
+      </w:pPr>
+      <w:rPr>
+        <w:rFonts w:ascii="Symbol" w:hAnsi="Symbol" w:hint="default"/>
+        <w:sz w:val="20"/>
+      </w:rPr>
+    </w:lvl>
+    <w:lvl w:ilvl="8" w:tentative="1">
+      <w:start w:val="1"/>
+      <w:numFmt w:val="bullet"/>
+      <w:lvlText w:val=""/>
+      <w:lvlJc w:val="left"/>
+      <w:pPr>
+        <w:tabs>
+          <w:tab w:val="num" w:pos="6480"/>
+        </w:tabs>
+        <w:ind w:left="6480" w:hanging="360"/>
+      </w:pPr>
+      <w:rPr>
+        <w:rFonts w:ascii="Symbol" w:hAnsi="Symbol" w:hint="default"/>
+        <w:sz w:val="20"/>
+      </w:rPr>
+    </w:lvl>
+  </w:abstractNum>
+  <w:abstractNum w:abstractNumId="6" w15:restartNumberingAfterBreak="0">
+    <w:nsid w:val="3232551D"/>
+    <w:multiLevelType w:val="multilevel"/>
+    <w:tmpl w:val="FF309408"/>
+    <w:lvl w:ilvl="0">
+      <w:start w:val="1"/>
+      <w:numFmt w:val="decimal"/>
+      <w:lvlText w:val="%1."/>
+      <w:lvlJc w:val="left"/>
+      <w:pPr>
+        <w:tabs>
+          <w:tab w:val="num" w:pos="720"/>
+        </w:tabs>
+        <w:ind w:left="720" w:hanging="360"/>
+      </w:pPr>
+    </w:lvl>
+    <w:lvl w:ilvl="1">
+      <w:start w:val="1"/>
+      <w:numFmt w:val="bullet"/>
+      <w:lvlText w:val=""/>
+      <w:lvlJc w:val="left"/>
+      <w:pPr>
+        <w:tabs>
+          <w:tab w:val="num" w:pos="1440"/>
+        </w:tabs>
+        <w:ind w:left="1440" w:hanging="360"/>
+      </w:pPr>
+      <w:rPr>
+        <w:rFonts w:ascii="Symbol" w:hAnsi="Symbol" w:hint="default"/>
+        <w:sz w:val="20"/>
+      </w:rPr>
+    </w:lvl>
+    <w:lvl w:ilvl="2" w:tentative="1">
+      <w:start w:val="1"/>
+      <w:numFmt w:val="decimal"/>
+      <w:lvlText w:val="%3."/>
+      <w:lvlJc w:val="left"/>
+      <w:pPr>
+        <w:tabs>
+          <w:tab w:val="num" w:pos="2160"/>
+        </w:tabs>
+        <w:ind w:left="2160" w:hanging="360"/>
+      </w:pPr>
+    </w:lvl>
+    <w:lvl w:ilvl="3" w:tentative="1">
+      <w:start w:val="1"/>
+      <w:numFmt w:val="decimal"/>
+      <w:lvlText w:val="%4."/>
+      <w:lvlJc w:val="left"/>
+      <w:pPr>
+        <w:tabs>
+          <w:tab w:val="num" w:pos="2880"/>
+        </w:tabs>
+        <w:ind w:left="2880" w:hanging="360"/>
+      </w:pPr>
+    </w:lvl>
+    <w:lvl w:ilvl="4" w:tentative="1">
+      <w:start w:val="1"/>
+      <w:numFmt w:val="decimal"/>
+      <w:lvlText w:val="%5."/>
+      <w:lvlJc w:val="left"/>
+      <w:pPr>
+        <w:tabs>
+          <w:tab w:val="num" w:pos="3600"/>
+        </w:tabs>
+        <w:ind w:left="3600" w:hanging="360"/>
+      </w:pPr>
+    </w:lvl>
+    <w:lvl w:ilvl="5" w:tentative="1">
+      <w:start w:val="1"/>
+      <w:numFmt w:val="decimal"/>
+      <w:lvlText w:val="%6."/>
+      <w:lvlJc w:val="left"/>
+      <w:pPr>
+        <w:tabs>
+          <w:tab w:val="num" w:pos="4320"/>
+        </w:tabs>
+        <w:ind w:left="4320" w:hanging="360"/>
+      </w:pPr>
+    </w:lvl>
+    <w:lvl w:ilvl="6" w:tentative="1">
+      <w:start w:val="1"/>
+      <w:numFmt w:val="decimal"/>
+      <w:lvlText w:val="%7."/>
+      <w:lvlJc w:val="left"/>
+      <w:pPr>
+        <w:tabs>
+          <w:tab w:val="num" w:pos="5040"/>
+        </w:tabs>
+        <w:ind w:left="5040" w:hanging="360"/>
+      </w:pPr>
+    </w:lvl>
+    <w:lvl w:ilvl="7" w:tentative="1">
+      <w:start w:val="1"/>
+      <w:numFmt w:val="decimal"/>
+      <w:lvlText w:val="%8."/>
+      <w:lvlJc w:val="left"/>
+      <w:pPr>
+        <w:tabs>
+          <w:tab w:val="num" w:pos="5760"/>
+        </w:tabs>
+        <w:ind w:left="5760" w:hanging="360"/>
+      </w:pPr>
+    </w:lvl>
+    <w:lvl w:ilvl="8" w:tentative="1">
+      <w:start w:val="1"/>
+      <w:numFmt w:val="decimal"/>
+      <w:lvlText w:val="%9."/>
+      <w:lvlJc w:val="left"/>
+      <w:pPr>
+        <w:tabs>
+          <w:tab w:val="num" w:pos="6480"/>
+        </w:tabs>
+        <w:ind w:left="6480" w:hanging="360"/>
+      </w:pPr>
+    </w:lvl>
+  </w:abstractNum>
+  <w:abstractNum w:abstractNumId="7" w15:restartNumberingAfterBreak="0">
+    <w:nsid w:val="36A51F70"/>
+    <w:multiLevelType w:val="multilevel"/>
+    <w:tmpl w:val="8ACC35AC"/>
+    <w:lvl w:ilvl="0">
+      <w:start w:val="1"/>
+      <w:numFmt w:val="decimal"/>
+      <w:lvlText w:val="%1."/>
+      <w:lvlJc w:val="left"/>
+      <w:pPr>
+        <w:tabs>
+          <w:tab w:val="num" w:pos="720"/>
+        </w:tabs>
+        <w:ind w:left="720" w:hanging="360"/>
+      </w:pPr>
+    </w:lvl>
+    <w:lvl w:ilvl="1" w:tentative="1">
+      <w:start w:val="1"/>
+      <w:numFmt w:val="decimal"/>
+      <w:lvlText w:val="%2."/>
+      <w:lvlJc w:val="left"/>
+      <w:pPr>
+        <w:tabs>
+          <w:tab w:val="num" w:pos="1440"/>
+        </w:tabs>
+        <w:ind w:left="1440" w:hanging="360"/>
+      </w:pPr>
+    </w:lvl>
+    <w:lvl w:ilvl="2" w:tentative="1">
+      <w:start w:val="1"/>
+      <w:numFmt w:val="decimal"/>
+      <w:lvlText w:val="%3."/>
+      <w:lvlJc w:val="left"/>
+      <w:pPr>
+        <w:tabs>
+          <w:tab w:val="num" w:pos="2160"/>
+        </w:tabs>
+        <w:ind w:left="2160" w:hanging="360"/>
+      </w:pPr>
+    </w:lvl>
+    <w:lvl w:ilvl="3" w:tentative="1">
+      <w:start w:val="1"/>
+      <w:numFmt w:val="decimal"/>
+      <w:lvlText w:val="%4."/>
+      <w:lvlJc w:val="left"/>
+      <w:pPr>
+        <w:tabs>
+          <w:tab w:val="num" w:pos="2880"/>
+        </w:tabs>
+        <w:ind w:left="2880" w:hanging="360"/>
+      </w:pPr>
+    </w:lvl>
+    <w:lvl w:ilvl="4" w:tentative="1">
+      <w:start w:val="1"/>
+      <w:numFmt w:val="decimal"/>
+      <w:lvlText w:val="%5."/>
+      <w:lvlJc w:val="left"/>
+      <w:pPr>
+        <w:tabs>
+          <w:tab w:val="num" w:pos="3600"/>
+        </w:tabs>
+        <w:ind w:left="3600" w:hanging="360"/>
+      </w:pPr>
+    </w:lvl>
+    <w:lvl w:ilvl="5" w:tentative="1">
+      <w:start w:val="1"/>
+      <w:numFmt w:val="decimal"/>
+      <w:lvlText w:val="%6."/>
+      <w:lvlJc w:val="left"/>
+      <w:pPr>
+        <w:tabs>
+          <w:tab w:val="num" w:pos="4320"/>
+        </w:tabs>
+        <w:ind w:left="4320" w:hanging="360"/>
+      </w:pPr>
+    </w:lvl>
+    <w:lvl w:ilvl="6" w:tentative="1">
+      <w:start w:val="1"/>
+      <w:numFmt w:val="decimal"/>
+      <w:lvlText w:val="%7."/>
+      <w:lvlJc w:val="left"/>
+      <w:pPr>
+        <w:tabs>
+          <w:tab w:val="num" w:pos="5040"/>
+        </w:tabs>
+        <w:ind w:left="5040" w:hanging="360"/>
+      </w:pPr>
+    </w:lvl>
+    <w:lvl w:ilvl="7" w:tentative="1">
+      <w:start w:val="1"/>
+      <w:numFmt w:val="decimal"/>
+      <w:lvlText w:val="%8."/>
+      <w:lvlJc w:val="left"/>
+      <w:pPr>
+        <w:tabs>
+          <w:tab w:val="num" w:pos="5760"/>
+        </w:tabs>
+        <w:ind w:left="5760" w:hanging="360"/>
+      </w:pPr>
+    </w:lvl>
+    <w:lvl w:ilvl="8" w:tentative="1">
+      <w:start w:val="1"/>
+      <w:numFmt w:val="decimal"/>
+      <w:lvlText w:val="%9."/>
+      <w:lvlJc w:val="left"/>
+      <w:pPr>
+        <w:tabs>
+          <w:tab w:val="num" w:pos="6480"/>
+        </w:tabs>
+        <w:ind w:left="6480" w:hanging="360"/>
+      </w:pPr>
+    </w:lvl>
+  </w:abstractNum>
+  <w:abstractNum w:abstractNumId="8" w15:restartNumberingAfterBreak="0">
+    <w:nsid w:val="38596158"/>
+    <w:multiLevelType w:val="multilevel"/>
+    <w:tmpl w:val="949E10FE"/>
+    <w:lvl w:ilvl="0">
+      <w:start w:val="1"/>
+      <w:numFmt w:val="decimal"/>
+      <w:lvlText w:val="%1."/>
+      <w:lvlJc w:val="left"/>
+      <w:pPr>
+        <w:tabs>
+          <w:tab w:val="num" w:pos="720"/>
+        </w:tabs>
+        <w:ind w:left="720" w:hanging="360"/>
+      </w:pPr>
+    </w:lvl>
+    <w:lvl w:ilvl="1" w:tentative="1">
+      <w:start w:val="1"/>
+      <w:numFmt w:val="decimal"/>
+      <w:lvlText w:val="%2."/>
+      <w:lvlJc w:val="left"/>
+      <w:pPr>
+        <w:tabs>
+          <w:tab w:val="num" w:pos="1440"/>
+        </w:tabs>
+        <w:ind w:left="1440" w:hanging="360"/>
+      </w:pPr>
+    </w:lvl>
+    <w:lvl w:ilvl="2" w:tentative="1">
+      <w:start w:val="1"/>
+      <w:numFmt w:val="decimal"/>
+      <w:lvlText w:val="%3."/>
+      <w:lvlJc w:val="left"/>
+      <w:pPr>
+        <w:tabs>
+          <w:tab w:val="num" w:pos="2160"/>
+        </w:tabs>
+        <w:ind w:left="2160" w:hanging="360"/>
+      </w:pPr>
+    </w:lvl>
+    <w:lvl w:ilvl="3" w:tentative="1">
+      <w:start w:val="1"/>
+      <w:numFmt w:val="decimal"/>
+      <w:lvlText w:val="%4."/>
+      <w:lvlJc w:val="left"/>
+      <w:pPr>
+        <w:tabs>
+          <w:tab w:val="num" w:pos="2880"/>
+        </w:tabs>
+        <w:ind w:left="2880" w:hanging="360"/>
+      </w:pPr>
+    </w:lvl>
+    <w:lvl w:ilvl="4" w:tentative="1">
+      <w:start w:val="1"/>
+      <w:numFmt w:val="decimal"/>
+      <w:lvlText w:val="%5."/>
+      <w:lvlJc w:val="left"/>
+      <w:pPr>
+        <w:tabs>
+          <w:tab w:val="num" w:pos="3600"/>
+        </w:tabs>
+        <w:ind w:left="3600" w:hanging="360"/>
+      </w:pPr>
+    </w:lvl>
+    <w:lvl w:ilvl="5" w:tentative="1">
+      <w:start w:val="1"/>
+      <w:numFmt w:val="decimal"/>
+      <w:lvlText w:val="%6."/>
+      <w:lvlJc w:val="left"/>
+      <w:pPr>
+        <w:tabs>
+          <w:tab w:val="num" w:pos="4320"/>
+        </w:tabs>
+        <w:ind w:left="4320" w:hanging="360"/>
+      </w:pPr>
+    </w:lvl>
+    <w:lvl w:ilvl="6" w:tentative="1">
+      <w:start w:val="1"/>
+      <w:numFmt w:val="decimal"/>
+      <w:lvlText w:val="%7."/>
+      <w:lvlJc w:val="left"/>
+      <w:pPr>
+        <w:tabs>
+          <w:tab w:val="num" w:pos="5040"/>
+        </w:tabs>
+        <w:ind w:left="5040" w:hanging="360"/>
+      </w:pPr>
+    </w:lvl>
+    <w:lvl w:ilvl="7" w:tentative="1">
+      <w:start w:val="1"/>
+      <w:numFmt w:val="decimal"/>
+      <w:lvlText w:val="%8."/>
+      <w:lvlJc w:val="left"/>
+      <w:pPr>
+        <w:tabs>
+          <w:tab w:val="num" w:pos="5760"/>
+        </w:tabs>
+        <w:ind w:left="5760" w:hanging="360"/>
+      </w:pPr>
+    </w:lvl>
+    <w:lvl w:ilvl="8" w:tentative="1">
+      <w:start w:val="1"/>
+      <w:numFmt w:val="decimal"/>
+      <w:lvlText w:val="%9."/>
+      <w:lvlJc w:val="left"/>
+      <w:pPr>
+        <w:tabs>
+          <w:tab w:val="num" w:pos="6480"/>
+        </w:tabs>
+        <w:ind w:left="6480" w:hanging="360"/>
+      </w:pPr>
+    </w:lvl>
+  </w:abstractNum>
+  <w:abstractNum w:abstractNumId="9" w15:restartNumberingAfterBreak="0">
+    <w:nsid w:val="39AC4D34"/>
+    <w:multiLevelType w:val="multilevel"/>
+    <w:tmpl w:val="0BAAE34C"/>
+    <w:lvl w:ilvl="0">
+      <w:start w:val="1"/>
+      <w:numFmt w:val="decimal"/>
+      <w:lvlText w:val="%1."/>
+      <w:lvlJc w:val="left"/>
+      <w:pPr>
+        <w:tabs>
+          <w:tab w:val="num" w:pos="720"/>
+        </w:tabs>
+        <w:ind w:left="720" w:hanging="360"/>
+      </w:pPr>
+    </w:lvl>
+    <w:lvl w:ilvl="1" w:tentative="1">
+      <w:start w:val="1"/>
+      <w:numFmt w:val="decimal"/>
+      <w:lvlText w:val="%2."/>
+      <w:lvlJc w:val="left"/>
+      <w:pPr>
+        <w:tabs>
+          <w:tab w:val="num" w:pos="1440"/>
+        </w:tabs>
+        <w:ind w:left="1440" w:hanging="360"/>
+      </w:pPr>
+    </w:lvl>
+    <w:lvl w:ilvl="2" w:tentative="1">
+      <w:start w:val="1"/>
+      <w:numFmt w:val="decimal"/>
+      <w:lvlText w:val="%3."/>
+      <w:lvlJc w:val="left"/>
+      <w:pPr>
+        <w:tabs>
+          <w:tab w:val="num" w:pos="2160"/>
+        </w:tabs>
+        <w:ind w:left="2160" w:hanging="360"/>
+      </w:pPr>
+    </w:lvl>
+    <w:lvl w:ilvl="3" w:tentative="1">
+      <w:start w:val="1"/>
+      <w:numFmt w:val="decimal"/>
+      <w:lvlText w:val="%4."/>
+      <w:lvlJc w:val="left"/>
+      <w:pPr>
+        <w:tabs>
+          <w:tab w:val="num" w:pos="2880"/>
+        </w:tabs>
+        <w:ind w:left="2880" w:hanging="360"/>
+      </w:pPr>
+    </w:lvl>
+    <w:lvl w:ilvl="4" w:tentative="1">
+      <w:start w:val="1"/>
+      <w:numFmt w:val="decimal"/>
+      <w:lvlText w:val="%5."/>
+      <w:lvlJc w:val="left"/>
+      <w:pPr>
+        <w:tabs>
+          <w:tab w:val="num" w:pos="3600"/>
+        </w:tabs>
+        <w:ind w:left="3600" w:hanging="360"/>
+      </w:pPr>
+    </w:lvl>
+    <w:lvl w:ilvl="5" w:tentative="1">
+      <w:start w:val="1"/>
+      <w:numFmt w:val="decimal"/>
+      <w:lvlText w:val="%6."/>
+      <w:lvlJc w:val="left"/>
+      <w:pPr>
+        <w:tabs>
+          <w:tab w:val="num" w:pos="4320"/>
+        </w:tabs>
+        <w:ind w:left="4320" w:hanging="360"/>
+      </w:pPr>
+    </w:lvl>
+    <w:lvl w:ilvl="6" w:tentative="1">
+      <w:start w:val="1"/>
+      <w:numFmt w:val="decimal"/>
+      <w:lvlText w:val="%7."/>
+      <w:lvlJc w:val="left"/>
+      <w:pPr>
+        <w:tabs>
+          <w:tab w:val="num" w:pos="5040"/>
+        </w:tabs>
+        <w:ind w:left="5040" w:hanging="360"/>
+      </w:pPr>
+    </w:lvl>
+    <w:lvl w:ilvl="7" w:tentative="1">
+      <w:start w:val="1"/>
+      <w:numFmt w:val="decimal"/>
+      <w:lvlText w:val="%8."/>
+      <w:lvlJc w:val="left"/>
+      <w:pPr>
+        <w:tabs>
+          <w:tab w:val="num" w:pos="5760"/>
+        </w:tabs>
+        <w:ind w:left="5760" w:hanging="360"/>
+      </w:pPr>
+    </w:lvl>
+    <w:lvl w:ilvl="8" w:tentative="1">
+      <w:start w:val="1"/>
+      <w:numFmt w:val="decimal"/>
+      <w:lvlText w:val="%9."/>
+      <w:lvlJc w:val="left"/>
+      <w:pPr>
+        <w:tabs>
+          <w:tab w:val="num" w:pos="6480"/>
+        </w:tabs>
+        <w:ind w:left="6480" w:hanging="360"/>
+      </w:pPr>
+    </w:lvl>
+  </w:abstractNum>
+  <w:abstractNum w:abstractNumId="10" w15:restartNumberingAfterBreak="0">
+    <w:nsid w:val="3E992795"/>
+    <w:multiLevelType w:val="multilevel"/>
+    <w:tmpl w:val="8FD8F0E0"/>
+    <w:lvl w:ilvl="0">
+      <w:start w:val="1"/>
+      <w:numFmt w:val="decimal"/>
+      <w:lvlText w:val="%1."/>
+      <w:lvlJc w:val="left"/>
+      <w:pPr>
+        <w:tabs>
+          <w:tab w:val="num" w:pos="720"/>
+        </w:tabs>
+        <w:ind w:left="720" w:hanging="360"/>
+      </w:pPr>
+    </w:lvl>
+    <w:lvl w:ilvl="1" w:tentative="1">
+      <w:start w:val="1"/>
+      <w:numFmt w:val="decimal"/>
+      <w:lvlText w:val="%2."/>
+      <w:lvlJc w:val="left"/>
+      <w:pPr>
+        <w:tabs>
+          <w:tab w:val="num" w:pos="1440"/>
+        </w:tabs>
+        <w:ind w:left="1440" w:hanging="360"/>
+      </w:pPr>
+    </w:lvl>
+    <w:lvl w:ilvl="2" w:tentative="1">
+      <w:start w:val="1"/>
+      <w:numFmt w:val="decimal"/>
+      <w:lvlText w:val="%3."/>
+      <w:lvlJc w:val="left"/>
+      <w:pPr>
+        <w:tabs>
+          <w:tab w:val="num" w:pos="2160"/>
+        </w:tabs>
+        <w:ind w:left="2160" w:hanging="360"/>
+      </w:pPr>
+    </w:lvl>
+    <w:lvl w:ilvl="3" w:tentative="1">
+      <w:start w:val="1"/>
+      <w:numFmt w:val="decimal"/>
+      <w:lvlText w:val="%4."/>
+      <w:lvlJc w:val="left"/>
+      <w:pPr>
+        <w:tabs>
+          <w:tab w:val="num" w:pos="2880"/>
+        </w:tabs>
+        <w:ind w:left="2880" w:hanging="360"/>
+      </w:pPr>
+    </w:lvl>
+    <w:lvl w:ilvl="4" w:tentative="1">
+      <w:start w:val="1"/>
+      <w:numFmt w:val="decimal"/>
+      <w:lvlText w:val="%5."/>
+      <w:lvlJc w:val="left"/>
+      <w:pPr>
+        <w:tabs>
+          <w:tab w:val="num" w:pos="3600"/>
+        </w:tabs>
+        <w:ind w:left="3600" w:hanging="360"/>
+      </w:pPr>
+    </w:lvl>
+    <w:lvl w:ilvl="5" w:tentative="1">
+      <w:start w:val="1"/>
+      <w:numFmt w:val="decimal"/>
+      <w:lvlText w:val="%6."/>
+      <w:lvlJc w:val="left"/>
+      <w:pPr>
+        <w:tabs>
+          <w:tab w:val="num" w:pos="4320"/>
+        </w:tabs>
+        <w:ind w:left="4320" w:hanging="360"/>
+      </w:pPr>
+    </w:lvl>
+    <w:lvl w:ilvl="6" w:tentative="1">
+      <w:start w:val="1"/>
+      <w:numFmt w:val="decimal"/>
+      <w:lvlText w:val="%7."/>
+      <w:lvlJc w:val="left"/>
+      <w:pPr>
+        <w:tabs>
+          <w:tab w:val="num" w:pos="5040"/>
+        </w:tabs>
+        <w:ind w:left="5040" w:hanging="360"/>
+      </w:pPr>
+    </w:lvl>
+    <w:lvl w:ilvl="7" w:tentative="1">
+      <w:start w:val="1"/>
+      <w:numFmt w:val="decimal"/>
+      <w:lvlText w:val="%8."/>
+      <w:lvlJc w:val="left"/>
+      <w:pPr>
+        <w:tabs>
+          <w:tab w:val="num" w:pos="5760"/>
+        </w:tabs>
+        <w:ind w:left="5760" w:hanging="360"/>
+      </w:pPr>
+    </w:lvl>
+    <w:lvl w:ilvl="8" w:tentative="1">
+      <w:start w:val="1"/>
+      <w:numFmt w:val="decimal"/>
+      <w:lvlText w:val="%9."/>
+      <w:lvlJc w:val="left"/>
+      <w:pPr>
+        <w:tabs>
+          <w:tab w:val="num" w:pos="6480"/>
+        </w:tabs>
+        <w:ind w:left="6480" w:hanging="360"/>
+      </w:pPr>
+    </w:lvl>
+  </w:abstractNum>
+  <w:abstractNum w:abstractNumId="11" w15:restartNumberingAfterBreak="0">
+    <w:nsid w:val="407E6BB0"/>
+    <w:multiLevelType w:val="multilevel"/>
+    <w:tmpl w:val="2DC40020"/>
+    <w:lvl w:ilvl="0">
+      <w:start w:val="1"/>
+      <w:numFmt w:val="decimal"/>
+      <w:lvlText w:val="%1."/>
+      <w:lvlJc w:val="left"/>
+      <w:pPr>
+        <w:tabs>
+          <w:tab w:val="num" w:pos="720"/>
+        </w:tabs>
+        <w:ind w:left="720" w:hanging="360"/>
+      </w:pPr>
+    </w:lvl>
+    <w:lvl w:ilvl="1" w:tentative="1">
+      <w:start w:val="1"/>
+      <w:numFmt w:val="decimal"/>
+      <w:lvlText w:val="%2."/>
+      <w:lvlJc w:val="left"/>
+      <w:pPr>
+        <w:tabs>
+          <w:tab w:val="num" w:pos="1440"/>
+        </w:tabs>
+        <w:ind w:left="1440" w:hanging="360"/>
+      </w:pPr>
+    </w:lvl>
+    <w:lvl w:ilvl="2" w:tentative="1">
+      <w:start w:val="1"/>
+      <w:numFmt w:val="decimal"/>
+      <w:lvlText w:val="%3."/>
+      <w:lvlJc w:val="left"/>
+      <w:pPr>
+        <w:tabs>
+          <w:tab w:val="num" w:pos="2160"/>
+        </w:tabs>
+        <w:ind w:left="2160" w:hanging="360"/>
+      </w:pPr>
+    </w:lvl>
+    <w:lvl w:ilvl="3" w:tentative="1">
+      <w:start w:val="1"/>
+      <w:numFmt w:val="decimal"/>
+      <w:lvlText w:val="%4."/>
+      <w:lvlJc w:val="left"/>
+      <w:pPr>
+        <w:tabs>
+          <w:tab w:val="num" w:pos="2880"/>
+        </w:tabs>
+        <w:ind w:left="2880" w:hanging="360"/>
+      </w:pPr>
+    </w:lvl>
+    <w:lvl w:ilvl="4" w:tentative="1">
+      <w:start w:val="1"/>
+      <w:numFmt w:val="decimal"/>
+      <w:lvlText w:val="%5."/>
+      <w:lvlJc w:val="left"/>
+      <w:pPr>
+        <w:tabs>
+          <w:tab w:val="num" w:pos="3600"/>
+        </w:tabs>
+        <w:ind w:left="3600" w:hanging="360"/>
+      </w:pPr>
+    </w:lvl>
+    <w:lvl w:ilvl="5" w:tentative="1">
+      <w:start w:val="1"/>
+      <w:numFmt w:val="decimal"/>
+      <w:lvlText w:val="%6."/>
+      <w:lvlJc w:val="left"/>
+      <w:pPr>
+        <w:tabs>
+          <w:tab w:val="num" w:pos="4320"/>
+        </w:tabs>
+        <w:ind w:left="4320" w:hanging="360"/>
+      </w:pPr>
+    </w:lvl>
+    <w:lvl w:ilvl="6" w:tentative="1">
+      <w:start w:val="1"/>
+      <w:numFmt w:val="decimal"/>
+      <w:lvlText w:val="%7."/>
+      <w:lvlJc w:val="left"/>
+      <w:pPr>
+        <w:tabs>
+          <w:tab w:val="num" w:pos="5040"/>
+        </w:tabs>
+        <w:ind w:left="5040" w:hanging="360"/>
+      </w:pPr>
+    </w:lvl>
+    <w:lvl w:ilvl="7" w:tentative="1">
+      <w:start w:val="1"/>
+      <w:numFmt w:val="decimal"/>
+      <w:lvlText w:val="%8."/>
+      <w:lvlJc w:val="left"/>
+      <w:pPr>
+        <w:tabs>
+          <w:tab w:val="num" w:pos="5760"/>
+        </w:tabs>
+        <w:ind w:left="5760" w:hanging="360"/>
+      </w:pPr>
+    </w:lvl>
+    <w:lvl w:ilvl="8" w:tentative="1">
+      <w:start w:val="1"/>
+      <w:numFmt w:val="decimal"/>
+      <w:lvlText w:val="%9."/>
+      <w:lvlJc w:val="left"/>
+      <w:pPr>
+        <w:tabs>
+          <w:tab w:val="num" w:pos="6480"/>
+        </w:tabs>
+        <w:ind w:left="6480" w:hanging="360"/>
+      </w:pPr>
+    </w:lvl>
+  </w:abstractNum>
+  <w:abstractNum w:abstractNumId="12" w15:restartNumberingAfterBreak="0">
+    <w:nsid w:val="4D2D0ACE"/>
+    <w:multiLevelType w:val="multilevel"/>
+    <w:tmpl w:val="68EA6FC4"/>
+    <w:lvl w:ilvl="0">
+      <w:start w:val="1"/>
+      <w:numFmt w:val="decimal"/>
+      <w:lvlText w:val="%1."/>
+      <w:lvlJc w:val="left"/>
+      <w:pPr>
+        <w:tabs>
+          <w:tab w:val="num" w:pos="720"/>
+        </w:tabs>
+        <w:ind w:left="720" w:hanging="360"/>
+      </w:pPr>
+    </w:lvl>
+    <w:lvl w:ilvl="1" w:tentative="1">
+      <w:start w:val="1"/>
+      <w:numFmt w:val="decimal"/>
+      <w:lvlText w:val="%2."/>
+      <w:lvlJc w:val="left"/>
+      <w:pPr>
+        <w:tabs>
+          <w:tab w:val="num" w:pos="1440"/>
+        </w:tabs>
+        <w:ind w:left="1440" w:hanging="360"/>
+      </w:pPr>
+    </w:lvl>
+    <w:lvl w:ilvl="2" w:tentative="1">
+      <w:start w:val="1"/>
+      <w:numFmt w:val="decimal"/>
+      <w:lvlText w:val="%3."/>
+      <w:lvlJc w:val="left"/>
+      <w:pPr>
+        <w:tabs>
+          <w:tab w:val="num" w:pos="2160"/>
+        </w:tabs>
+        <w:ind w:left="2160" w:hanging="360"/>
+      </w:pPr>
+    </w:lvl>
+    <w:lvl w:ilvl="3" w:tentative="1">
+      <w:start w:val="1"/>
+      <w:numFmt w:val="decimal"/>
+      <w:lvlText w:val="%4."/>
+      <w:lvlJc w:val="left"/>
+      <w:pPr>
+        <w:tabs>
+          <w:tab w:val="num" w:pos="2880"/>
+        </w:tabs>
+        <w:ind w:left="2880" w:hanging="360"/>
+      </w:pPr>
+    </w:lvl>
+    <w:lvl w:ilvl="4" w:tentative="1">
+      <w:start w:val="1"/>
+      <w:numFmt w:val="decimal"/>
+      <w:lvlText w:val="%5."/>
+      <w:lvlJc w:val="left"/>
+      <w:pPr>
+        <w:tabs>
+          <w:tab w:val="num" w:pos="3600"/>
+        </w:tabs>
+        <w:ind w:left="3600" w:hanging="360"/>
+      </w:pPr>
+    </w:lvl>
+    <w:lvl w:ilvl="5" w:tentative="1">
+      <w:start w:val="1"/>
+      <w:numFmt w:val="decimal"/>
+      <w:lvlText w:val="%6."/>
+      <w:lvlJc w:val="left"/>
+      <w:pPr>
+        <w:tabs>
+          <w:tab w:val="num" w:pos="4320"/>
+        </w:tabs>
+        <w:ind w:left="4320" w:hanging="360"/>
+      </w:pPr>
+    </w:lvl>
+    <w:lvl w:ilvl="6" w:tentative="1">
+      <w:start w:val="1"/>
+      <w:numFmt w:val="decimal"/>
+      <w:lvlText w:val="%7."/>
+      <w:lvlJc w:val="left"/>
+      <w:pPr>
+        <w:tabs>
+          <w:tab w:val="num" w:pos="5040"/>
+        </w:tabs>
+        <w:ind w:left="5040" w:hanging="360"/>
+      </w:pPr>
+    </w:lvl>
+    <w:lvl w:ilvl="7" w:tentative="1">
+      <w:start w:val="1"/>
+      <w:numFmt w:val="decimal"/>
+      <w:lvlText w:val="%8."/>
+      <w:lvlJc w:val="left"/>
+      <w:pPr>
+        <w:tabs>
+          <w:tab w:val="num" w:pos="5760"/>
+        </w:tabs>
+        <w:ind w:left="5760" w:hanging="360"/>
+      </w:pPr>
+    </w:lvl>
+    <w:lvl w:ilvl="8" w:tentative="1">
+      <w:start w:val="1"/>
+      <w:numFmt w:val="decimal"/>
+      <w:lvlText w:val="%9."/>
+      <w:lvlJc w:val="left"/>
+      <w:pPr>
+        <w:tabs>
+          <w:tab w:val="num" w:pos="6480"/>
+        </w:tabs>
+        <w:ind w:left="6480" w:hanging="360"/>
+      </w:pPr>
+    </w:lvl>
+  </w:abstractNum>
+  <w:abstractNum w:abstractNumId="13" w15:restartNumberingAfterBreak="0">
+    <w:nsid w:val="53634627"/>
+    <w:multiLevelType w:val="multilevel"/>
+    <w:tmpl w:val="21B2054E"/>
+    <w:lvl w:ilvl="0">
+      <w:start w:val="1"/>
+      <w:numFmt w:val="decimal"/>
+      <w:lvlText w:val="%1."/>
+      <w:lvlJc w:val="left"/>
+      <w:pPr>
+        <w:tabs>
+          <w:tab w:val="num" w:pos="720"/>
+        </w:tabs>
+        <w:ind w:left="720" w:hanging="360"/>
+      </w:pPr>
+    </w:lvl>
+    <w:lvl w:ilvl="1" w:tentative="1">
+      <w:start w:val="1"/>
+      <w:numFmt w:val="decimal"/>
+      <w:lvlText w:val="%2."/>
+      <w:lvlJc w:val="left"/>
+      <w:pPr>
+        <w:tabs>
+          <w:tab w:val="num" w:pos="1440"/>
+        </w:tabs>
+        <w:ind w:left="1440" w:hanging="360"/>
+      </w:pPr>
+    </w:lvl>
+    <w:lvl w:ilvl="2" w:tentative="1">
+      <w:start w:val="1"/>
+      <w:numFmt w:val="decimal"/>
+      <w:lvlText w:val="%3."/>
+      <w:lvlJc w:val="left"/>
+      <w:pPr>
+        <w:tabs>
+          <w:tab w:val="num" w:pos="2160"/>
+        </w:tabs>
+        <w:ind w:left="2160" w:hanging="360"/>
+      </w:pPr>
+    </w:lvl>
+    <w:lvl w:ilvl="3" w:tentative="1">
+      <w:start w:val="1"/>
+      <w:numFmt w:val="decimal"/>
+      <w:lvlText w:val="%4."/>
+      <w:lvlJc w:val="left"/>
+      <w:pPr>
+        <w:tabs>
+          <w:tab w:val="num" w:pos="2880"/>
+        </w:tabs>
+        <w:ind w:left="2880" w:hanging="360"/>
+      </w:pPr>
+    </w:lvl>
+    <w:lvl w:ilvl="4" w:tentative="1">
+      <w:start w:val="1"/>
+      <w:numFmt w:val="decimal"/>
+      <w:lvlText w:val="%5."/>
+      <w:lvlJc w:val="left"/>
+      <w:pPr>
+        <w:tabs>
+          <w:tab w:val="num" w:pos="3600"/>
+        </w:tabs>
+        <w:ind w:left="3600" w:hanging="360"/>
+      </w:pPr>
+    </w:lvl>
+    <w:lvl w:ilvl="5" w:tentative="1">
+      <w:start w:val="1"/>
+      <w:numFmt w:val="decimal"/>
+      <w:lvlText w:val="%6."/>
+      <w:lvlJc w:val="left"/>
+      <w:pPr>
+        <w:tabs>
+          <w:tab w:val="num" w:pos="4320"/>
+        </w:tabs>
+        <w:ind w:left="4320" w:hanging="360"/>
+      </w:pPr>
+    </w:lvl>
+    <w:lvl w:ilvl="6" w:tentative="1">
+      <w:start w:val="1"/>
+      <w:numFmt w:val="decimal"/>
+      <w:lvlText w:val="%7."/>
+      <w:lvlJc w:val="left"/>
+      <w:pPr>
+        <w:tabs>
+          <w:tab w:val="num" w:pos="5040"/>
+        </w:tabs>
+        <w:ind w:left="5040" w:hanging="360"/>
+      </w:pPr>
+    </w:lvl>
+    <w:lvl w:ilvl="7" w:tentative="1">
+      <w:start w:val="1"/>
+      <w:numFmt w:val="decimal"/>
+      <w:lvlText w:val="%8."/>
+      <w:lvlJc w:val="left"/>
+      <w:pPr>
+        <w:tabs>
+          <w:tab w:val="num" w:pos="5760"/>
+        </w:tabs>
+        <w:ind w:left="5760" w:hanging="360"/>
+      </w:pPr>
+    </w:lvl>
+    <w:lvl w:ilvl="8" w:tentative="1">
+      <w:start w:val="1"/>
+      <w:numFmt w:val="decimal"/>
+      <w:lvlText w:val="%9."/>
+      <w:lvlJc w:val="left"/>
+      <w:pPr>
+        <w:tabs>
+          <w:tab w:val="num" w:pos="6480"/>
+        </w:tabs>
+        <w:ind w:left="6480" w:hanging="360"/>
+      </w:pPr>
+    </w:lvl>
+  </w:abstractNum>
+  <w:abstractNum w:abstractNumId="14" w15:restartNumberingAfterBreak="0">
+    <w:nsid w:val="6D8E35E0"/>
+    <w:multiLevelType w:val="multilevel"/>
+    <w:tmpl w:val="17F46220"/>
+    <w:lvl w:ilvl="0">
+      <w:start w:val="1"/>
+      <w:numFmt w:val="decimal"/>
+      <w:lvlText w:val="%1."/>
+      <w:lvlJc w:val="left"/>
+      <w:pPr>
+        <w:tabs>
+          <w:tab w:val="num" w:pos="720"/>
+        </w:tabs>
+        <w:ind w:left="720" w:hanging="360"/>
+      </w:pPr>
+    </w:lvl>
+    <w:lvl w:ilvl="1" w:tentative="1">
+      <w:start w:val="1"/>
+      <w:numFmt w:val="decimal"/>
+      <w:lvlText w:val="%2."/>
+      <w:lvlJc w:val="left"/>
+      <w:pPr>
+        <w:tabs>
+          <w:tab w:val="num" w:pos="1440"/>
+        </w:tabs>
+        <w:ind w:left="1440" w:hanging="360"/>
+      </w:pPr>
+    </w:lvl>
+    <w:lvl w:ilvl="2" w:tentative="1">
+      <w:start w:val="1"/>
+      <w:numFmt w:val="decimal"/>
+      <w:lvlText w:val="%3."/>
+      <w:lvlJc w:val="left"/>
+      <w:pPr>
+        <w:tabs>
+          <w:tab w:val="num" w:pos="2160"/>
+        </w:tabs>
+        <w:ind w:left="2160" w:hanging="360"/>
+      </w:pPr>
+    </w:lvl>
+    <w:lvl w:ilvl="3" w:tentative="1">
+      <w:start w:val="1"/>
+      <w:numFmt w:val="decimal"/>
+      <w:lvlText w:val="%4."/>
+      <w:lvlJc w:val="left"/>
+      <w:pPr>
+        <w:tabs>
+          <w:tab w:val="num" w:pos="2880"/>
+        </w:tabs>
+        <w:ind w:left="2880" w:hanging="360"/>
+      </w:pPr>
+    </w:lvl>
+    <w:lvl w:ilvl="4" w:tentative="1">
+      <w:start w:val="1"/>
+      <w:numFmt w:val="decimal"/>
+      <w:lvlText w:val="%5."/>
+      <w:lvlJc w:val="left"/>
+      <w:pPr>
+        <w:tabs>
+          <w:tab w:val="num" w:pos="3600"/>
+        </w:tabs>
+        <w:ind w:left="3600" w:hanging="360"/>
+      </w:pPr>
+    </w:lvl>
+    <w:lvl w:ilvl="5" w:tentative="1">
+      <w:start w:val="1"/>
+      <w:numFmt w:val="decimal"/>
+      <w:lvlText w:val="%6."/>
+      <w:lvlJc w:val="left"/>
+      <w:pPr>
+        <w:tabs>
+          <w:tab w:val="num" w:pos="4320"/>
+        </w:tabs>
+        <w:ind w:left="4320" w:hanging="360"/>
+      </w:pPr>
+    </w:lvl>
+    <w:lvl w:ilvl="6" w:tentative="1">
+      <w:start w:val="1"/>
+      <w:numFmt w:val="decimal"/>
+      <w:lvlText w:val="%7."/>
+      <w:lvlJc w:val="left"/>
+      <w:pPr>
+        <w:tabs>
+          <w:tab w:val="num" w:pos="5040"/>
+        </w:tabs>
+        <w:ind w:left="5040" w:hanging="360"/>
+      </w:pPr>
+    </w:lvl>
+    <w:lvl w:ilvl="7" w:tentative="1">
+      <w:start w:val="1"/>
+      <w:numFmt w:val="decimal"/>
+      <w:lvlText w:val="%8."/>
+      <w:lvlJc w:val="left"/>
+      <w:pPr>
+        <w:tabs>
+          <w:tab w:val="num" w:pos="5760"/>
+        </w:tabs>
+        <w:ind w:left="5760" w:hanging="360"/>
+      </w:pPr>
+    </w:lvl>
+    <w:lvl w:ilvl="8" w:tentative="1">
+      <w:start w:val="1"/>
+      <w:numFmt w:val="decimal"/>
+      <w:lvlText w:val="%9."/>
+      <w:lvlJc w:val="left"/>
+      <w:pPr>
+        <w:tabs>
+          <w:tab w:val="num" w:pos="6480"/>
+        </w:tabs>
+        <w:ind w:left="6480" w:hanging="360"/>
+      </w:pPr>
+    </w:lvl>
+  </w:abstractNum>
+  <w:abstractNum w:abstractNumId="15" w15:restartNumberingAfterBreak="0">
+    <w:nsid w:val="6F654026"/>
+    <w:multiLevelType w:val="multilevel"/>
+    <w:tmpl w:val="8722A40E"/>
+    <w:lvl w:ilvl="0">
+      <w:start w:val="10"/>
+      <w:numFmt w:val="decimal"/>
+      <w:lvlText w:val="%1."/>
+      <w:lvlJc w:val="left"/>
+      <w:pPr>
+        <w:tabs>
+          <w:tab w:val="num" w:pos="720"/>
+        </w:tabs>
+        <w:ind w:left="720" w:hanging="360"/>
+      </w:pPr>
+    </w:lvl>
+    <w:lvl w:ilvl="1" w:tentative="1">
+      <w:start w:val="1"/>
+      <w:numFmt w:val="decimal"/>
+      <w:lvlText w:val="%2."/>
+      <w:lvlJc w:val="left"/>
+      <w:pPr>
+        <w:tabs>
+          <w:tab w:val="num" w:pos="1440"/>
+        </w:tabs>
+        <w:ind w:left="1440" w:hanging="360"/>
+      </w:pPr>
+    </w:lvl>
+    <w:lvl w:ilvl="2" w:tentative="1">
+      <w:start w:val="1"/>
+      <w:numFmt w:val="decimal"/>
+      <w:lvlText w:val="%3."/>
+      <w:lvlJc w:val="left"/>
+      <w:pPr>
+        <w:tabs>
+          <w:tab w:val="num" w:pos="2160"/>
+        </w:tabs>
+        <w:ind w:left="2160" w:hanging="360"/>
+      </w:pPr>
+    </w:lvl>
+    <w:lvl w:ilvl="3" w:tentative="1">
+      <w:start w:val="1"/>
+      <w:numFmt w:val="decimal"/>
+      <w:lvlText w:val="%4."/>
+      <w:lvlJc w:val="left"/>
+      <w:pPr>
+        <w:tabs>
+          <w:tab w:val="num" w:pos="2880"/>
+        </w:tabs>
+        <w:ind w:left="2880" w:hanging="360"/>
+      </w:pPr>
+    </w:lvl>
+    <w:lvl w:ilvl="4" w:tentative="1">
+      <w:start w:val="1"/>
+      <w:numFmt w:val="decimal"/>
+      <w:lvlText w:val="%5."/>
+      <w:lvlJc w:val="left"/>
+      <w:pPr>
+        <w:tabs>
+          <w:tab w:val="num" w:pos="3600"/>
+        </w:tabs>
+        <w:ind w:left="3600" w:hanging="360"/>
+      </w:pPr>
+    </w:lvl>
+    <w:lvl w:ilvl="5" w:tentative="1">
+      <w:start w:val="1"/>
+      <w:numFmt w:val="decimal"/>
+      <w:lvlText w:val="%6."/>
+      <w:lvlJc w:val="left"/>
+      <w:pPr>
+        <w:tabs>
+          <w:tab w:val="num" w:pos="4320"/>
+        </w:tabs>
+        <w:ind w:left="4320" w:hanging="360"/>
+      </w:pPr>
+    </w:lvl>
+    <w:lvl w:ilvl="6" w:tentative="1">
+      <w:start w:val="1"/>
+      <w:numFmt w:val="decimal"/>
+      <w:lvlText w:val="%7."/>
+      <w:lvlJc w:val="left"/>
+      <w:pPr>
+        <w:tabs>
+          <w:tab w:val="num" w:pos="5040"/>
+        </w:tabs>
+        <w:ind w:left="5040" w:hanging="360"/>
+      </w:pPr>
+    </w:lvl>
+    <w:lvl w:ilvl="7" w:tentative="1">
+      <w:start w:val="1"/>
+      <w:numFmt w:val="decimal"/>
+      <w:lvlText w:val="%8."/>
+      <w:lvlJc w:val="left"/>
+      <w:pPr>
+        <w:tabs>
+          <w:tab w:val="num" w:pos="5760"/>
+        </w:tabs>
+        <w:ind w:left="5760" w:hanging="360"/>
+      </w:pPr>
+    </w:lvl>
+    <w:lvl w:ilvl="8" w:tentative="1">
+      <w:start w:val="1"/>
+      <w:numFmt w:val="decimal"/>
+      <w:lvlText w:val="%9."/>
+      <w:lvlJc w:val="left"/>
+      <w:pPr>
+        <w:tabs>
+          <w:tab w:val="num" w:pos="6480"/>
+        </w:tabs>
+        <w:ind w:left="6480" w:hanging="360"/>
+      </w:pPr>
+    </w:lvl>
+  </w:abstractNum>
+  <w:abstractNum w:abstractNumId="16" w15:restartNumberingAfterBreak="0">
+    <w:nsid w:val="726E2FE8"/>
+    <w:multiLevelType w:val="multilevel"/>
+    <w:tmpl w:val="08F6294E"/>
+    <w:lvl w:ilvl="0">
+      <w:start w:val="1"/>
+      <w:numFmt w:val="decimal"/>
+      <w:lvlText w:val="%1."/>
+      <w:lvlJc w:val="left"/>
+      <w:pPr>
+        <w:tabs>
+          <w:tab w:val="num" w:pos="720"/>
+        </w:tabs>
+        <w:ind w:left="720" w:hanging="360"/>
+      </w:pPr>
+    </w:lvl>
+    <w:lvl w:ilvl="1">
+      <w:start w:val="1"/>
+      <w:numFmt w:val="bullet"/>
+      <w:lvlText w:val=""/>
+      <w:lvlJc w:val="left"/>
+      <w:pPr>
+        <w:tabs>
+          <w:tab w:val="num" w:pos="1440"/>
+        </w:tabs>
+        <w:ind w:left="1440" w:hanging="360"/>
+      </w:pPr>
+      <w:rPr>
+        <w:rFonts w:ascii="Symbol" w:hAnsi="Symbol" w:hint="default"/>
+        <w:sz w:val="20"/>
+      </w:rPr>
+    </w:lvl>
+    <w:lvl w:ilvl="2" w:tentative="1">
+      <w:start w:val="1"/>
+      <w:numFmt w:val="decimal"/>
+      <w:lvlText w:val="%3."/>
+      <w:lvlJc w:val="left"/>
+      <w:pPr>
+        <w:tabs>
+          <w:tab w:val="num" w:pos="2160"/>
+        </w:tabs>
+        <w:ind w:left="2160" w:hanging="360"/>
+      </w:pPr>
+    </w:lvl>
+    <w:lvl w:ilvl="3" w:tentative="1">
+      <w:start w:val="1"/>
+      <w:numFmt w:val="decimal"/>
+      <w:lvlText w:val="%4."/>
+      <w:lvlJc w:val="left"/>
+      <w:pPr>
+        <w:tabs>
+          <w:tab w:val="num" w:pos="2880"/>
+        </w:tabs>
+        <w:ind w:left="2880" w:hanging="360"/>
+      </w:pPr>
+    </w:lvl>
+    <w:lvl w:ilvl="4" w:tentative="1">
+      <w:start w:val="1"/>
+      <w:numFmt w:val="decimal"/>
+      <w:lvlText w:val="%5."/>
+      <w:lvlJc w:val="left"/>
+      <w:pPr>
+        <w:tabs>
+          <w:tab w:val="num" w:pos="3600"/>
+        </w:tabs>
+        <w:ind w:left="3600" w:hanging="360"/>
+      </w:pPr>
+    </w:lvl>
+    <w:lvl w:ilvl="5" w:tentative="1">
+      <w:start w:val="1"/>
+      <w:numFmt w:val="decimal"/>
+      <w:lvlText w:val="%6."/>
+      <w:lvlJc w:val="left"/>
+      <w:pPr>
+        <w:tabs>
+          <w:tab w:val="num" w:pos="4320"/>
+        </w:tabs>
+        <w:ind w:left="4320" w:hanging="360"/>
+      </w:pPr>
+    </w:lvl>
+    <w:lvl w:ilvl="6" w:tentative="1">
+      <w:start w:val="1"/>
+      <w:numFmt w:val="decimal"/>
+      <w:lvlText w:val="%7."/>
+      <w:lvlJc w:val="left"/>
+      <w:pPr>
+        <w:tabs>
+          <w:tab w:val="num" w:pos="5040"/>
+        </w:tabs>
+        <w:ind w:left="5040" w:hanging="360"/>
+      </w:pPr>
+    </w:lvl>
+    <w:lvl w:ilvl="7" w:tentative="1">
+      <w:start w:val="1"/>
+      <w:numFmt w:val="decimal"/>
+      <w:lvlText w:val="%8."/>
+      <w:lvlJc w:val="left"/>
+      <w:pPr>
+        <w:tabs>
+          <w:tab w:val="num" w:pos="5760"/>
+        </w:tabs>
+        <w:ind w:left="5760" w:hanging="360"/>
+      </w:pPr>
+    </w:lvl>
+    <w:lvl w:ilvl="8" w:tentative="1">
+      <w:start w:val="1"/>
+      <w:numFmt w:val="decimal"/>
+      <w:lvlText w:val="%9."/>
+      <w:lvlJc w:val="left"/>
+      <w:pPr>
+        <w:tabs>
+          <w:tab w:val="num" w:pos="6480"/>
+        </w:tabs>
+        <w:ind w:left="6480" w:hanging="360"/>
+      </w:pPr>
+    </w:lvl>
+  </w:abstractNum>
+  <w:abstractNum w:abstractNumId="17" w15:restartNumberingAfterBreak="0">
     <w:nsid w:val="73AA21AD"/>
     <w:multiLevelType w:val="multilevel"/>
     <w:tmpl w:val="45B47926"/>
@@ -1444,8 +4964,234 @@
       </w:pPr>
     </w:lvl>
   </w:abstractNum>
+  <w:abstractNum w:abstractNumId="18" w15:restartNumberingAfterBreak="0">
+    <w:nsid w:val="76461AFB"/>
+    <w:multiLevelType w:val="multilevel"/>
+    <w:tmpl w:val="79A08B06"/>
+    <w:lvl w:ilvl="0">
+      <w:start w:val="1"/>
+      <w:numFmt w:val="decimal"/>
+      <w:lvlText w:val="%1."/>
+      <w:lvlJc w:val="left"/>
+      <w:pPr>
+        <w:tabs>
+          <w:tab w:val="num" w:pos="720"/>
+        </w:tabs>
+        <w:ind w:left="720" w:hanging="360"/>
+      </w:pPr>
+    </w:lvl>
+    <w:lvl w:ilvl="1" w:tentative="1">
+      <w:start w:val="1"/>
+      <w:numFmt w:val="decimal"/>
+      <w:lvlText w:val="%2."/>
+      <w:lvlJc w:val="left"/>
+      <w:pPr>
+        <w:tabs>
+          <w:tab w:val="num" w:pos="1440"/>
+        </w:tabs>
+        <w:ind w:left="1440" w:hanging="360"/>
+      </w:pPr>
+    </w:lvl>
+    <w:lvl w:ilvl="2" w:tentative="1">
+      <w:start w:val="1"/>
+      <w:numFmt w:val="decimal"/>
+      <w:lvlText w:val="%3."/>
+      <w:lvlJc w:val="left"/>
+      <w:pPr>
+        <w:tabs>
+          <w:tab w:val="num" w:pos="2160"/>
+        </w:tabs>
+        <w:ind w:left="2160" w:hanging="360"/>
+      </w:pPr>
+    </w:lvl>
+    <w:lvl w:ilvl="3" w:tentative="1">
+      <w:start w:val="1"/>
+      <w:numFmt w:val="decimal"/>
+      <w:lvlText w:val="%4."/>
+      <w:lvlJc w:val="left"/>
+      <w:pPr>
+        <w:tabs>
+          <w:tab w:val="num" w:pos="2880"/>
+        </w:tabs>
+        <w:ind w:left="2880" w:hanging="360"/>
+      </w:pPr>
+    </w:lvl>
+    <w:lvl w:ilvl="4" w:tentative="1">
+      <w:start w:val="1"/>
+      <w:numFmt w:val="decimal"/>
+      <w:lvlText w:val="%5."/>
+      <w:lvlJc w:val="left"/>
+      <w:pPr>
+        <w:tabs>
+          <w:tab w:val="num" w:pos="3600"/>
+        </w:tabs>
+        <w:ind w:left="3600" w:hanging="360"/>
+      </w:pPr>
+    </w:lvl>
+    <w:lvl w:ilvl="5" w:tentative="1">
+      <w:start w:val="1"/>
+      <w:numFmt w:val="decimal"/>
+      <w:lvlText w:val="%6."/>
+      <w:lvlJc w:val="left"/>
+      <w:pPr>
+        <w:tabs>
+          <w:tab w:val="num" w:pos="4320"/>
+        </w:tabs>
+        <w:ind w:left="4320" w:hanging="360"/>
+      </w:pPr>
+    </w:lvl>
+    <w:lvl w:ilvl="6" w:tentative="1">
+      <w:start w:val="1"/>
+      <w:numFmt w:val="decimal"/>
+      <w:lvlText w:val="%7."/>
+      <w:lvlJc w:val="left"/>
+      <w:pPr>
+        <w:tabs>
+          <w:tab w:val="num" w:pos="5040"/>
+        </w:tabs>
+        <w:ind w:left="5040" w:hanging="360"/>
+      </w:pPr>
+    </w:lvl>
+    <w:lvl w:ilvl="7" w:tentative="1">
+      <w:start w:val="1"/>
+      <w:numFmt w:val="decimal"/>
+      <w:lvlText w:val="%8."/>
+      <w:lvlJc w:val="left"/>
+      <w:pPr>
+        <w:tabs>
+          <w:tab w:val="num" w:pos="5760"/>
+        </w:tabs>
+        <w:ind w:left="5760" w:hanging="360"/>
+      </w:pPr>
+    </w:lvl>
+    <w:lvl w:ilvl="8" w:tentative="1">
+      <w:start w:val="1"/>
+      <w:numFmt w:val="decimal"/>
+      <w:lvlText w:val="%9."/>
+      <w:lvlJc w:val="left"/>
+      <w:pPr>
+        <w:tabs>
+          <w:tab w:val="num" w:pos="6480"/>
+        </w:tabs>
+        <w:ind w:left="6480" w:hanging="360"/>
+      </w:pPr>
+    </w:lvl>
+  </w:abstractNum>
+  <w:abstractNum w:abstractNumId="19" w15:restartNumberingAfterBreak="0">
+    <w:nsid w:val="79FA50ED"/>
+    <w:multiLevelType w:val="multilevel"/>
+    <w:tmpl w:val="B2388248"/>
+    <w:lvl w:ilvl="0">
+      <w:start w:val="1"/>
+      <w:numFmt w:val="decimal"/>
+      <w:lvlText w:val="%1."/>
+      <w:lvlJc w:val="left"/>
+      <w:pPr>
+        <w:tabs>
+          <w:tab w:val="num" w:pos="720"/>
+        </w:tabs>
+        <w:ind w:left="720" w:hanging="360"/>
+      </w:pPr>
+    </w:lvl>
+    <w:lvl w:ilvl="1" w:tentative="1">
+      <w:start w:val="1"/>
+      <w:numFmt w:val="decimal"/>
+      <w:lvlText w:val="%2."/>
+      <w:lvlJc w:val="left"/>
+      <w:pPr>
+        <w:tabs>
+          <w:tab w:val="num" w:pos="1440"/>
+        </w:tabs>
+        <w:ind w:left="1440" w:hanging="360"/>
+      </w:pPr>
+    </w:lvl>
+    <w:lvl w:ilvl="2" w:tentative="1">
+      <w:start w:val="1"/>
+      <w:numFmt w:val="decimal"/>
+      <w:lvlText w:val="%3."/>
+      <w:lvlJc w:val="left"/>
+      <w:pPr>
+        <w:tabs>
+          <w:tab w:val="num" w:pos="2160"/>
+        </w:tabs>
+        <w:ind w:left="2160" w:hanging="360"/>
+      </w:pPr>
+    </w:lvl>
+    <w:lvl w:ilvl="3" w:tentative="1">
+      <w:start w:val="1"/>
+      <w:numFmt w:val="decimal"/>
+      <w:lvlText w:val="%4."/>
+      <w:lvlJc w:val="left"/>
+      <w:pPr>
+        <w:tabs>
+          <w:tab w:val="num" w:pos="2880"/>
+        </w:tabs>
+        <w:ind w:left="2880" w:hanging="360"/>
+      </w:pPr>
+    </w:lvl>
+    <w:lvl w:ilvl="4" w:tentative="1">
+      <w:start w:val="1"/>
+      <w:numFmt w:val="decimal"/>
+      <w:lvlText w:val="%5."/>
+      <w:lvlJc w:val="left"/>
+      <w:pPr>
+        <w:tabs>
+          <w:tab w:val="num" w:pos="3600"/>
+        </w:tabs>
+        <w:ind w:left="3600" w:hanging="360"/>
+      </w:pPr>
+    </w:lvl>
+    <w:lvl w:ilvl="5" w:tentative="1">
+      <w:start w:val="1"/>
+      <w:numFmt w:val="decimal"/>
+      <w:lvlText w:val="%6."/>
+      <w:lvlJc w:val="left"/>
+      <w:pPr>
+        <w:tabs>
+          <w:tab w:val="num" w:pos="4320"/>
+        </w:tabs>
+        <w:ind w:left="4320" w:hanging="360"/>
+      </w:pPr>
+    </w:lvl>
+    <w:lvl w:ilvl="6" w:tentative="1">
+      <w:start w:val="1"/>
+      <w:numFmt w:val="decimal"/>
+      <w:lvlText w:val="%7."/>
+      <w:lvlJc w:val="left"/>
+      <w:pPr>
+        <w:tabs>
+          <w:tab w:val="num" w:pos="5040"/>
+        </w:tabs>
+        <w:ind w:left="5040" w:hanging="360"/>
+      </w:pPr>
+    </w:lvl>
+    <w:lvl w:ilvl="7" w:tentative="1">
+      <w:start w:val="1"/>
+      <w:numFmt w:val="decimal"/>
+      <w:lvlText w:val="%8."/>
+      <w:lvlJc w:val="left"/>
+      <w:pPr>
+        <w:tabs>
+          <w:tab w:val="num" w:pos="5760"/>
+        </w:tabs>
+        <w:ind w:left="5760" w:hanging="360"/>
+      </w:pPr>
+    </w:lvl>
+    <w:lvl w:ilvl="8" w:tentative="1">
+      <w:start w:val="1"/>
+      <w:numFmt w:val="decimal"/>
+      <w:lvlText w:val="%9."/>
+      <w:lvlJc w:val="left"/>
+      <w:pPr>
+        <w:tabs>
+          <w:tab w:val="num" w:pos="6480"/>
+        </w:tabs>
+        <w:ind w:left="6480" w:hanging="360"/>
+      </w:pPr>
+    </w:lvl>
+  </w:abstractNum>
   <w:num w:numId="1" w16cid:durableId="288821208">
-    <w:abstractNumId w:val="3"/>
+    <w:abstractNumId w:val="17"/>
   </w:num>
   <w:num w:numId="2" w16cid:durableId="1708261742">
     <w:abstractNumId w:val="1"/>
@@ -1454,7 +5200,55 @@
     <w:abstractNumId w:val="0"/>
   </w:num>
   <w:num w:numId="4" w16cid:durableId="1596134922">
+    <w:abstractNumId w:val="4"/>
+  </w:num>
+  <w:num w:numId="5" w16cid:durableId="653726483">
+    <w:abstractNumId w:val="8"/>
+  </w:num>
+  <w:num w:numId="6" w16cid:durableId="2099978505">
+    <w:abstractNumId w:val="18"/>
+  </w:num>
+  <w:num w:numId="7" w16cid:durableId="1901551830">
+    <w:abstractNumId w:val="3"/>
+  </w:num>
+  <w:num w:numId="8" w16cid:durableId="1049494103">
+    <w:abstractNumId w:val="7"/>
+  </w:num>
+  <w:num w:numId="9" w16cid:durableId="2049642801">
+    <w:abstractNumId w:val="14"/>
+  </w:num>
+  <w:num w:numId="10" w16cid:durableId="607351144">
+    <w:abstractNumId w:val="11"/>
+  </w:num>
+  <w:num w:numId="11" w16cid:durableId="172885063">
+    <w:abstractNumId w:val="15"/>
+  </w:num>
+  <w:num w:numId="12" w16cid:durableId="559287349">
+    <w:abstractNumId w:val="12"/>
+  </w:num>
+  <w:num w:numId="13" w16cid:durableId="271785826">
+    <w:abstractNumId w:val="16"/>
+  </w:num>
+  <w:num w:numId="14" w16cid:durableId="1060597855">
+    <w:abstractNumId w:val="6"/>
+  </w:num>
+  <w:num w:numId="15" w16cid:durableId="709578038">
+    <w:abstractNumId w:val="10"/>
+  </w:num>
+  <w:num w:numId="16" w16cid:durableId="1591817407">
+    <w:abstractNumId w:val="13"/>
+  </w:num>
+  <w:num w:numId="17" w16cid:durableId="1217350801">
+    <w:abstractNumId w:val="9"/>
+  </w:num>
+  <w:num w:numId="18" w16cid:durableId="1763988244">
     <w:abstractNumId w:val="2"/>
+  </w:num>
+  <w:num w:numId="19" w16cid:durableId="862015750">
+    <w:abstractNumId w:val="19"/>
+  </w:num>
+  <w:num w:numId="20" w16cid:durableId="1962688086">
+    <w:abstractNumId w:val="5"/>
   </w:num>
 </w:numbering>
 </file>

--- a/eco_woods/Documentacion/27_02_2026.docx
+++ b/eco_woods/Documentacion/27_02_2026.docx
@@ -55,16 +55,7 @@
           <w:sz w:val="26"/>
           <w:szCs w:val="28"/>
         </w:rPr>
-        <w:t>S</w:t>
-      </w:r>
-      <w:r>
-        <w:rPr>
-          <w:b/>
-          <w:bCs/>
-          <w:sz w:val="26"/>
-          <w:szCs w:val="28"/>
-        </w:rPr>
-        <w:t>eguridad crítica (acciones destructivas)</w:t>
+        <w:t>Seguridad crítica (acciones destructivas)</w:t>
       </w:r>
       <w:r>
         <w:rPr>
@@ -1075,7 +1066,7 @@
           <w:sz w:val="26"/>
           <w:szCs w:val="28"/>
         </w:rPr>
-        <w:t>C</w:t>
+        <w:t>Consolidación de arquitectura</w:t>
       </w:r>
       <w:r>
         <w:rPr>
@@ -1084,111 +1075,102 @@
           <w:sz w:val="26"/>
           <w:szCs w:val="28"/>
         </w:rPr>
-        <w:t>onsolidación de arquitectura</w:t>
-      </w:r>
-      <w:r>
+        <w:br/>
+      </w:r>
+    </w:p>
+    <w:p>
+      <w:pPr>
         <w:rPr>
           <w:b/>
           <w:bCs/>
-          <w:sz w:val="26"/>
-          <w:szCs w:val="28"/>
-        </w:rPr>
-        <w:br/>
-      </w:r>
-    </w:p>
-    <w:p>
-      <w:pPr>
+        </w:rPr>
+      </w:pPr>
+      <w:r>
         <w:rPr>
           <w:b/>
           <w:bCs/>
         </w:rPr>
-      </w:pPr>
-      <w:r>
+        <w:t>1. Objetivo de la intervención</w:t>
+      </w:r>
+    </w:p>
+    <w:p>
+      <w:r>
+        <w:t>El objetivo de esta fase fue mejorar la mantenibilidad del proyecto reduciendo duplicación estructural y creando una base reutilizable para:</w:t>
+      </w:r>
+    </w:p>
+    <w:p>
+      <w:pPr>
+        <w:numPr>
+          <w:ilvl w:val="0"/>
+          <w:numId w:val="5"/>
+        </w:numPr>
+      </w:pPr>
+      <w:proofErr w:type="spellStart"/>
+      <w:r>
+        <w:t>Layout</w:t>
+      </w:r>
+      <w:proofErr w:type="spellEnd"/>
+      <w:r>
+        <w:t xml:space="preserve"> común de interfaz.</w:t>
+      </w:r>
+    </w:p>
+    <w:p>
+      <w:pPr>
+        <w:numPr>
+          <w:ilvl w:val="0"/>
+          <w:numId w:val="5"/>
+        </w:numPr>
+      </w:pPr>
+      <w:r>
+        <w:t>Control de acceso.</w:t>
+      </w:r>
+    </w:p>
+    <w:p>
+      <w:pPr>
+        <w:numPr>
+          <w:ilvl w:val="0"/>
+          <w:numId w:val="5"/>
+        </w:numPr>
+      </w:pPr>
+      <w:r>
+        <w:t>Respuestas HTTP/JSON.</w:t>
+      </w:r>
+    </w:p>
+    <w:p>
+      <w:pPr>
+        <w:numPr>
+          <w:ilvl w:val="0"/>
+          <w:numId w:val="5"/>
+        </w:numPr>
+      </w:pPr>
+      <w:r>
+        <w:t>Validaciones de entrada básicas.</w:t>
+      </w:r>
+    </w:p>
+    <w:p>
+      <w:r>
+        <w:t>Esta fase se enfoca en calidad de arquitectura, no en nuevas funcionalidades de negocio.</w:t>
+      </w:r>
+    </w:p>
+    <w:p>
+      <w:r>
+        <w:pict w14:anchorId="6FCC4A65">
+          <v:rect id="_x0000_i1025" style="width:0;height:0" o:hralign="center" o:hrstd="t" o:hr="t" fillcolor="#a0a0a0" stroked="f"/>
+        </w:pict>
+      </w:r>
+    </w:p>
+    <w:p>
+      <w:pPr>
         <w:rPr>
           <w:b/>
           <w:bCs/>
         </w:rPr>
-        <w:t>1. Objetivo de la intervención</w:t>
-      </w:r>
-    </w:p>
-    <w:p>
-      <w:r>
-        <w:t>El objetivo de esta fase fue mejorar la mantenibilidad del proyecto reduciendo duplicación estructural y creando una base reutilizable para:</w:t>
-      </w:r>
-    </w:p>
-    <w:p>
-      <w:pPr>
-        <w:numPr>
-          <w:ilvl w:val="0"/>
-          <w:numId w:val="5"/>
-        </w:numPr>
-      </w:pPr>
-      <w:proofErr w:type="spellStart"/>
-      <w:r>
-        <w:t>Layout</w:t>
-      </w:r>
-      <w:proofErr w:type="spellEnd"/>
-      <w:r>
-        <w:t xml:space="preserve"> común de interfaz.</w:t>
-      </w:r>
-    </w:p>
-    <w:p>
-      <w:pPr>
-        <w:numPr>
-          <w:ilvl w:val="0"/>
-          <w:numId w:val="5"/>
-        </w:numPr>
-      </w:pPr>
-      <w:r>
-        <w:t>Control de acceso.</w:t>
-      </w:r>
-    </w:p>
-    <w:p>
-      <w:pPr>
-        <w:numPr>
-          <w:ilvl w:val="0"/>
-          <w:numId w:val="5"/>
-        </w:numPr>
-      </w:pPr>
-      <w:r>
-        <w:t>Respuestas HTTP/JSON.</w:t>
-      </w:r>
-    </w:p>
-    <w:p>
-      <w:pPr>
-        <w:numPr>
-          <w:ilvl w:val="0"/>
-          <w:numId w:val="5"/>
-        </w:numPr>
-      </w:pPr>
-      <w:r>
-        <w:t>Validaciones de entrada básicas.</w:t>
-      </w:r>
-    </w:p>
-    <w:p>
-      <w:r>
-        <w:t>Esta fase se enfoca en calidad de arquitectura, no en nuevas funcionalidades de negocio.</w:t>
-      </w:r>
-    </w:p>
-    <w:p>
-      <w:r>
-        <w:pict w14:anchorId="6FCC4A65">
-          <v:rect id="_x0000_i1079" style="width:0;height:0" o:hralign="center" o:hrstd="t" o:hr="t" fillcolor="#a0a0a0" stroked="f"/>
-        </w:pict>
-      </w:r>
-    </w:p>
-    <w:p>
-      <w:pPr>
+      </w:pPr>
+      <w:r>
         <w:rPr>
           <w:b/>
           <w:bCs/>
         </w:rPr>
-      </w:pPr>
-      <w:r>
-        <w:rPr>
-          <w:b/>
-          <w:bCs/>
-        </w:rPr>
         <w:t>2. Problema previo</w:t>
       </w:r>
     </w:p>
@@ -1253,7 +1235,7 @@
     <w:p>
       <w:r>
         <w:pict w14:anchorId="0B4EF96F">
-          <v:rect id="_x0000_i1080" style="width:0;height:0" o:hralign="center" o:hrstd="t" o:hr="t" fillcolor="#a0a0a0" stroked="f"/>
+          <v:rect id="_x0000_i1026" style="width:0;height:0" o:hralign="center" o:hrstd="t" o:hr="t" fillcolor="#a0a0a0" stroked="f"/>
         </w:pict>
       </w:r>
     </w:p>
@@ -1493,7 +1475,7 @@
     <w:p>
       <w:r>
         <w:pict w14:anchorId="6FC3CACC">
-          <v:rect id="_x0000_i1081" style="width:0;height:0" o:hralign="center" o:hrstd="t" o:hr="t" fillcolor="#a0a0a0" stroked="f"/>
+          <v:rect id="_x0000_i1027" style="width:0;height:0" o:hralign="center" o:hrstd="t" o:hr="t" fillcolor="#a0a0a0" stroked="f"/>
         </w:pict>
       </w:r>
     </w:p>
@@ -1760,7 +1742,7 @@
     <w:p>
       <w:r>
         <w:pict w14:anchorId="4547EC25">
-          <v:rect id="_x0000_i1082" style="width:0;height:0" o:hralign="center" o:hrstd="t" o:hr="t" fillcolor="#a0a0a0" stroked="f"/>
+          <v:rect id="_x0000_i1028" style="width:0;height:0" o:hralign="center" o:hrstd="t" o:hr="t" fillcolor="#a0a0a0" stroked="f"/>
         </w:pict>
       </w:r>
     </w:p>
@@ -2109,7 +2091,7 @@
     <w:p>
       <w:r>
         <w:pict w14:anchorId="733B20FA">
-          <v:rect id="_x0000_i1083" style="width:0;height:0" o:hralign="center" o:hrstd="t" o:hr="t" fillcolor="#a0a0a0" stroked="f"/>
+          <v:rect id="_x0000_i1029" style="width:0;height:0" o:hralign="center" o:hrstd="t" o:hr="t" fillcolor="#a0a0a0" stroked="f"/>
         </w:pict>
       </w:r>
     </w:p>
@@ -2296,7 +2278,7 @@
     <w:p>
       <w:r>
         <w:pict w14:anchorId="3E6D1959">
-          <v:rect id="_x0000_i1084" style="width:0;height:0" o:hralign="center" o:hrstd="t" o:hr="t" fillcolor="#a0a0a0" stroked="f"/>
+          <v:rect id="_x0000_i1030" style="width:0;height:0" o:hralign="center" o:hrstd="t" o:hr="t" fillcolor="#a0a0a0" stroked="f"/>
         </w:pict>
       </w:r>
     </w:p>
@@ -2452,7 +2434,7 @@
     <w:p>
       <w:r>
         <w:pict w14:anchorId="7A722EFD">
-          <v:rect id="_x0000_i1085" style="width:0;height:0" o:hralign="center" o:hrstd="t" o:hr="t" fillcolor="#a0a0a0" stroked="f"/>
+          <v:rect id="_x0000_i1031" style="width:0;height:0" o:hralign="center" o:hrstd="t" o:hr="t" fillcolor="#a0a0a0" stroked="f"/>
         </w:pict>
       </w:r>
     </w:p>
@@ -2534,7 +2516,7 @@
     <w:p>
       <w:r>
         <w:pict w14:anchorId="0981A0F1">
-          <v:rect id="_x0000_i1086" style="width:0;height:0" o:hralign="center" o:hrstd="t" o:hr="t" fillcolor="#a0a0a0" stroked="f"/>
+          <v:rect id="_x0000_i1032" style="width:0;height:0" o:hralign="center" o:hrstd="t" o:hr="t" fillcolor="#a0a0a0" stroked="f"/>
         </w:pict>
       </w:r>
     </w:p>
@@ -2634,7 +2616,7 @@
     <w:p>
       <w:r>
         <w:pict w14:anchorId="4D07E8EF">
-          <v:rect id="_x0000_i1087" style="width:0;height:0" o:hralign="center" o:hrstd="t" o:hr="t" fillcolor="#a0a0a0" stroked="f"/>
+          <v:rect id="_x0000_i1033" style="width:0;height:0" o:hralign="center" o:hrstd="t" o:hr="t" fillcolor="#a0a0a0" stroked="f"/>
         </w:pict>
       </w:r>
     </w:p>
@@ -2787,6 +2769,250 @@
       <w:proofErr w:type="spellEnd"/>
       <w:r>
         <w:t>.</w:t>
+      </w:r>
+    </w:p>
+    <w:p>
+      <w:r>
+        <w:t>_____________________________________________________________________________</w:t>
+      </w:r>
+      <w:r>
+        <w:br/>
+      </w:r>
+      <w:r>
+        <w:br/>
+      </w:r>
+      <w:r>
+        <w:rPr>
+          <w:b/>
+          <w:bCs/>
+        </w:rPr>
+        <w:t>Prueba de páginas públicas (servidor PHP embebido)</w:t>
+      </w:r>
+    </w:p>
+    <w:p>
+      <w:pPr>
+        <w:numPr>
+          <w:ilvl w:val="0"/>
+          <w:numId w:val="21"/>
+        </w:numPr>
+      </w:pPr>
+      <w:hyperlink r:id="rId31" w:history="1">
+        <w:proofErr w:type="spellStart"/>
+        <w:r>
+          <w:rPr>
+            <w:rStyle w:val="Hipervnculo"/>
+          </w:rPr>
+          <w:t>index.php</w:t>
+        </w:r>
+        <w:proofErr w:type="spellEnd"/>
+      </w:hyperlink>
+      <w:r>
+        <w:t> → 200</w:t>
+      </w:r>
+    </w:p>
+    <w:p>
+      <w:pPr>
+        <w:numPr>
+          <w:ilvl w:val="0"/>
+          <w:numId w:val="21"/>
+        </w:numPr>
+      </w:pPr>
+      <w:hyperlink r:id="rId32" w:history="1">
+        <w:proofErr w:type="spellStart"/>
+        <w:r>
+          <w:rPr>
+            <w:rStyle w:val="Hipervnculo"/>
+          </w:rPr>
+          <w:t>login.php</w:t>
+        </w:r>
+        <w:proofErr w:type="spellEnd"/>
+      </w:hyperlink>
+      <w:r>
+        <w:t> → 200</w:t>
+      </w:r>
+    </w:p>
+    <w:p>
+      <w:pPr>
+        <w:numPr>
+          <w:ilvl w:val="0"/>
+          <w:numId w:val="21"/>
+        </w:numPr>
+      </w:pPr>
+      <w:hyperlink r:id="rId33" w:history="1">
+        <w:proofErr w:type="spellStart"/>
+        <w:r>
+          <w:rPr>
+            <w:rStyle w:val="Hipervnculo"/>
+          </w:rPr>
+          <w:t>registro.php</w:t>
+        </w:r>
+        <w:proofErr w:type="spellEnd"/>
+      </w:hyperlink>
+      <w:r>
+        <w:t> → 200</w:t>
+      </w:r>
+    </w:p>
+    <w:p>
+      <w:pPr>
+        <w:numPr>
+          <w:ilvl w:val="0"/>
+          <w:numId w:val="21"/>
+        </w:numPr>
+      </w:pPr>
+      <w:hyperlink r:id="rId34" w:history="1">
+        <w:proofErr w:type="spellStart"/>
+        <w:r>
+          <w:rPr>
+            <w:rStyle w:val="Hipervnculo"/>
+          </w:rPr>
+          <w:t>muebles.php</w:t>
+        </w:r>
+        <w:proofErr w:type="spellEnd"/>
+      </w:hyperlink>
+      <w:r>
+        <w:t> → 200</w:t>
+      </w:r>
+    </w:p>
+    <w:p>
+      <w:pPr>
+        <w:numPr>
+          <w:ilvl w:val="0"/>
+          <w:numId w:val="21"/>
+        </w:numPr>
+      </w:pPr>
+      <w:hyperlink r:id="rId35" w:history="1">
+        <w:proofErr w:type="spellStart"/>
+        <w:r>
+          <w:rPr>
+            <w:rStyle w:val="Hipervnculo"/>
+          </w:rPr>
+          <w:t>recambios.php</w:t>
+        </w:r>
+        <w:proofErr w:type="spellEnd"/>
+      </w:hyperlink>
+      <w:r>
+        <w:t> → 200</w:t>
+      </w:r>
+    </w:p>
+    <w:p>
+      <w:pPr>
+        <w:numPr>
+          <w:ilvl w:val="0"/>
+          <w:numId w:val="21"/>
+        </w:numPr>
+      </w:pPr>
+      <w:hyperlink r:id="rId36" w:history="1">
+        <w:proofErr w:type="spellStart"/>
+        <w:r>
+          <w:rPr>
+            <w:rStyle w:val="Hipervnculo"/>
+          </w:rPr>
+          <w:t>buscar.php</w:t>
+        </w:r>
+        <w:proofErr w:type="spellEnd"/>
+      </w:hyperlink>
+      <w:r>
+        <w:t> → 200</w:t>
+      </w:r>
+    </w:p>
+    <w:p>
+      <w:r>
+        <w:rPr>
+          <w:b/>
+          <w:bCs/>
+        </w:rPr>
+        <w:t>Prueba de rutas protegidas (sin sesión)</w:t>
+      </w:r>
+    </w:p>
+    <w:p>
+      <w:pPr>
+        <w:numPr>
+          <w:ilvl w:val="0"/>
+          <w:numId w:val="22"/>
+        </w:numPr>
+      </w:pPr>
+      <w:hyperlink r:id="rId37" w:history="1">
+        <w:proofErr w:type="spellStart"/>
+        <w:r>
+          <w:rPr>
+            <w:rStyle w:val="Hipervnculo"/>
+          </w:rPr>
+          <w:t>admin.php</w:t>
+        </w:r>
+        <w:proofErr w:type="spellEnd"/>
+      </w:hyperlink>
+      <w:r>
+        <w:t> → 302 redirige a </w:t>
+      </w:r>
+      <w:proofErr w:type="spellStart"/>
+      <w:r>
+        <w:fldChar w:fldCharType="begin"/>
+      </w:r>
+      <w:r>
+        <w:instrText>HYPERLINK "https://file+.vscode-resource.vscode-cdn.net/c%3A/Users/kaosk/.vscode/extensions/openai.chatgpt-0.4.78-win32-x64/webview/"</w:instrText>
+      </w:r>
+      <w:r>
+        <w:fldChar w:fldCharType="separate"/>
+      </w:r>
+      <w:r>
+        <w:rPr>
+          <w:rStyle w:val="Hipervnculo"/>
+        </w:rPr>
+        <w:t>index.php</w:t>
+      </w:r>
+      <w:proofErr w:type="spellEnd"/>
+      <w:r>
+        <w:fldChar w:fldCharType="end"/>
+      </w:r>
+      <w:r>
+        <w:t> (correcto)</w:t>
+      </w:r>
+    </w:p>
+    <w:p>
+      <w:pPr>
+        <w:numPr>
+          <w:ilvl w:val="0"/>
+          <w:numId w:val="22"/>
+        </w:numPr>
+      </w:pPr>
+      <w:hyperlink r:id="rId38" w:history="1">
+        <w:proofErr w:type="spellStart"/>
+        <w:r>
+          <w:rPr>
+            <w:rStyle w:val="Hipervnculo"/>
+          </w:rPr>
+          <w:t>add_carrito.php</w:t>
+        </w:r>
+        <w:proofErr w:type="spellEnd"/>
+      </w:hyperlink>
+      <w:r>
+        <w:t> (POST) → 401 con JSON de “debes iniciar sesión” (correcto)</w:t>
+      </w:r>
+    </w:p>
+    <w:p>
+      <w:pPr>
+        <w:numPr>
+          <w:ilvl w:val="0"/>
+          <w:numId w:val="22"/>
+        </w:numPr>
+      </w:pPr>
+      <w:hyperlink r:id="rId39" w:history="1">
+        <w:proofErr w:type="spellStart"/>
+        <w:r>
+          <w:rPr>
+            <w:rStyle w:val="Hipervnculo"/>
+          </w:rPr>
+          <w:t>toggle_favorito.php</w:t>
+        </w:r>
+        <w:proofErr w:type="spellEnd"/>
+      </w:hyperlink>
+      <w:r>
+        <w:t> (POST) → 401 con JSON de “debes iniciar sesión” (correcto)</w:t>
+      </w:r>
+    </w:p>
+    <w:p>
+      <w:r>
+        <w:t>Conclusión: con los cambios actuales, el proyecto arranca y responde correctamente en rutas clave; los controles de acceso básicos están funcionando como se espera. </w:t>
       </w:r>
     </w:p>
     <w:p/>
@@ -4392,6 +4618,155 @@
     </w:lvl>
   </w:abstractNum>
   <w:abstractNum w:abstractNumId="13" w15:restartNumberingAfterBreak="0">
+    <w:nsid w:val="4D9506FD"/>
+    <w:multiLevelType w:val="multilevel"/>
+    <w:tmpl w:val="71067AD4"/>
+    <w:lvl w:ilvl="0">
+      <w:start w:val="1"/>
+      <w:numFmt w:val="bullet"/>
+      <w:lvlText w:val=""/>
+      <w:lvlJc w:val="left"/>
+      <w:pPr>
+        <w:tabs>
+          <w:tab w:val="num" w:pos="720"/>
+        </w:tabs>
+        <w:ind w:left="720" w:hanging="360"/>
+      </w:pPr>
+      <w:rPr>
+        <w:rFonts w:ascii="Symbol" w:hAnsi="Symbol" w:hint="default"/>
+        <w:sz w:val="20"/>
+      </w:rPr>
+    </w:lvl>
+    <w:lvl w:ilvl="1" w:tentative="1">
+      <w:start w:val="1"/>
+      <w:numFmt w:val="bullet"/>
+      <w:lvlText w:val=""/>
+      <w:lvlJc w:val="left"/>
+      <w:pPr>
+        <w:tabs>
+          <w:tab w:val="num" w:pos="1440"/>
+        </w:tabs>
+        <w:ind w:left="1440" w:hanging="360"/>
+      </w:pPr>
+      <w:rPr>
+        <w:rFonts w:ascii="Symbol" w:hAnsi="Symbol" w:hint="default"/>
+        <w:sz w:val="20"/>
+      </w:rPr>
+    </w:lvl>
+    <w:lvl w:ilvl="2" w:tentative="1">
+      <w:start w:val="1"/>
+      <w:numFmt w:val="bullet"/>
+      <w:lvlText w:val=""/>
+      <w:lvlJc w:val="left"/>
+      <w:pPr>
+        <w:tabs>
+          <w:tab w:val="num" w:pos="2160"/>
+        </w:tabs>
+        <w:ind w:left="2160" w:hanging="360"/>
+      </w:pPr>
+      <w:rPr>
+        <w:rFonts w:ascii="Symbol" w:hAnsi="Symbol" w:hint="default"/>
+        <w:sz w:val="20"/>
+      </w:rPr>
+    </w:lvl>
+    <w:lvl w:ilvl="3" w:tentative="1">
+      <w:start w:val="1"/>
+      <w:numFmt w:val="bullet"/>
+      <w:lvlText w:val=""/>
+      <w:lvlJc w:val="left"/>
+      <w:pPr>
+        <w:tabs>
+          <w:tab w:val="num" w:pos="2880"/>
+        </w:tabs>
+        <w:ind w:left="2880" w:hanging="360"/>
+      </w:pPr>
+      <w:rPr>
+        <w:rFonts w:ascii="Symbol" w:hAnsi="Symbol" w:hint="default"/>
+        <w:sz w:val="20"/>
+      </w:rPr>
+    </w:lvl>
+    <w:lvl w:ilvl="4" w:tentative="1">
+      <w:start w:val="1"/>
+      <w:numFmt w:val="bullet"/>
+      <w:lvlText w:val=""/>
+      <w:lvlJc w:val="left"/>
+      <w:pPr>
+        <w:tabs>
+          <w:tab w:val="num" w:pos="3600"/>
+        </w:tabs>
+        <w:ind w:left="3600" w:hanging="360"/>
+      </w:pPr>
+      <w:rPr>
+        <w:rFonts w:ascii="Symbol" w:hAnsi="Symbol" w:hint="default"/>
+        <w:sz w:val="20"/>
+      </w:rPr>
+    </w:lvl>
+    <w:lvl w:ilvl="5" w:tentative="1">
+      <w:start w:val="1"/>
+      <w:numFmt w:val="bullet"/>
+      <w:lvlText w:val=""/>
+      <w:lvlJc w:val="left"/>
+      <w:pPr>
+        <w:tabs>
+          <w:tab w:val="num" w:pos="4320"/>
+        </w:tabs>
+        <w:ind w:left="4320" w:hanging="360"/>
+      </w:pPr>
+      <w:rPr>
+        <w:rFonts w:ascii="Symbol" w:hAnsi="Symbol" w:hint="default"/>
+        <w:sz w:val="20"/>
+      </w:rPr>
+    </w:lvl>
+    <w:lvl w:ilvl="6" w:tentative="1">
+      <w:start w:val="1"/>
+      <w:numFmt w:val="bullet"/>
+      <w:lvlText w:val=""/>
+      <w:lvlJc w:val="left"/>
+      <w:pPr>
+        <w:tabs>
+          <w:tab w:val="num" w:pos="5040"/>
+        </w:tabs>
+        <w:ind w:left="5040" w:hanging="360"/>
+      </w:pPr>
+      <w:rPr>
+        <w:rFonts w:ascii="Symbol" w:hAnsi="Symbol" w:hint="default"/>
+        <w:sz w:val="20"/>
+      </w:rPr>
+    </w:lvl>
+    <w:lvl w:ilvl="7" w:tentative="1">
+      <w:start w:val="1"/>
+      <w:numFmt w:val="bullet"/>
+      <w:lvlText w:val=""/>
+      <w:lvlJc w:val="left"/>
+      <w:pPr>
+        <w:tabs>
+          <w:tab w:val="num" w:pos="5760"/>
+        </w:tabs>
+        <w:ind w:left="5760" w:hanging="360"/>
+      </w:pPr>
+      <w:rPr>
+        <w:rFonts w:ascii="Symbol" w:hAnsi="Symbol" w:hint="default"/>
+        <w:sz w:val="20"/>
+      </w:rPr>
+    </w:lvl>
+    <w:lvl w:ilvl="8" w:tentative="1">
+      <w:start w:val="1"/>
+      <w:numFmt w:val="bullet"/>
+      <w:lvlText w:val=""/>
+      <w:lvlJc w:val="left"/>
+      <w:pPr>
+        <w:tabs>
+          <w:tab w:val="num" w:pos="6480"/>
+        </w:tabs>
+        <w:ind w:left="6480" w:hanging="360"/>
+      </w:pPr>
+      <w:rPr>
+        <w:rFonts w:ascii="Symbol" w:hAnsi="Symbol" w:hint="default"/>
+        <w:sz w:val="20"/>
+      </w:rPr>
+    </w:lvl>
+  </w:abstractNum>
+  <w:abstractNum w:abstractNumId="14" w15:restartNumberingAfterBreak="0">
     <w:nsid w:val="53634627"/>
     <w:multiLevelType w:val="multilevel"/>
     <w:tmpl w:val="21B2054E"/>
@@ -4504,7 +4879,156 @@
       </w:pPr>
     </w:lvl>
   </w:abstractNum>
-  <w:abstractNum w:abstractNumId="14" w15:restartNumberingAfterBreak="0">
+  <w:abstractNum w:abstractNumId="15" w15:restartNumberingAfterBreak="0">
+    <w:nsid w:val="5E74461F"/>
+    <w:multiLevelType w:val="multilevel"/>
+    <w:tmpl w:val="98A2E7CC"/>
+    <w:lvl w:ilvl="0">
+      <w:start w:val="1"/>
+      <w:numFmt w:val="bullet"/>
+      <w:lvlText w:val=""/>
+      <w:lvlJc w:val="left"/>
+      <w:pPr>
+        <w:tabs>
+          <w:tab w:val="num" w:pos="720"/>
+        </w:tabs>
+        <w:ind w:left="720" w:hanging="360"/>
+      </w:pPr>
+      <w:rPr>
+        <w:rFonts w:ascii="Symbol" w:hAnsi="Symbol" w:hint="default"/>
+        <w:sz w:val="20"/>
+      </w:rPr>
+    </w:lvl>
+    <w:lvl w:ilvl="1" w:tentative="1">
+      <w:start w:val="1"/>
+      <w:numFmt w:val="bullet"/>
+      <w:lvlText w:val=""/>
+      <w:lvlJc w:val="left"/>
+      <w:pPr>
+        <w:tabs>
+          <w:tab w:val="num" w:pos="1440"/>
+        </w:tabs>
+        <w:ind w:left="1440" w:hanging="360"/>
+      </w:pPr>
+      <w:rPr>
+        <w:rFonts w:ascii="Symbol" w:hAnsi="Symbol" w:hint="default"/>
+        <w:sz w:val="20"/>
+      </w:rPr>
+    </w:lvl>
+    <w:lvl w:ilvl="2" w:tentative="1">
+      <w:start w:val="1"/>
+      <w:numFmt w:val="bullet"/>
+      <w:lvlText w:val=""/>
+      <w:lvlJc w:val="left"/>
+      <w:pPr>
+        <w:tabs>
+          <w:tab w:val="num" w:pos="2160"/>
+        </w:tabs>
+        <w:ind w:left="2160" w:hanging="360"/>
+      </w:pPr>
+      <w:rPr>
+        <w:rFonts w:ascii="Symbol" w:hAnsi="Symbol" w:hint="default"/>
+        <w:sz w:val="20"/>
+      </w:rPr>
+    </w:lvl>
+    <w:lvl w:ilvl="3" w:tentative="1">
+      <w:start w:val="1"/>
+      <w:numFmt w:val="bullet"/>
+      <w:lvlText w:val=""/>
+      <w:lvlJc w:val="left"/>
+      <w:pPr>
+        <w:tabs>
+          <w:tab w:val="num" w:pos="2880"/>
+        </w:tabs>
+        <w:ind w:left="2880" w:hanging="360"/>
+      </w:pPr>
+      <w:rPr>
+        <w:rFonts w:ascii="Symbol" w:hAnsi="Symbol" w:hint="default"/>
+        <w:sz w:val="20"/>
+      </w:rPr>
+    </w:lvl>
+    <w:lvl w:ilvl="4" w:tentative="1">
+      <w:start w:val="1"/>
+      <w:numFmt w:val="bullet"/>
+      <w:lvlText w:val=""/>
+      <w:lvlJc w:val="left"/>
+      <w:pPr>
+        <w:tabs>
+          <w:tab w:val="num" w:pos="3600"/>
+        </w:tabs>
+        <w:ind w:left="3600" w:hanging="360"/>
+      </w:pPr>
+      <w:rPr>
+        <w:rFonts w:ascii="Symbol" w:hAnsi="Symbol" w:hint="default"/>
+        <w:sz w:val="20"/>
+      </w:rPr>
+    </w:lvl>
+    <w:lvl w:ilvl="5" w:tentative="1">
+      <w:start w:val="1"/>
+      <w:numFmt w:val="bullet"/>
+      <w:lvlText w:val=""/>
+      <w:lvlJc w:val="left"/>
+      <w:pPr>
+        <w:tabs>
+          <w:tab w:val="num" w:pos="4320"/>
+        </w:tabs>
+        <w:ind w:left="4320" w:hanging="360"/>
+      </w:pPr>
+      <w:rPr>
+        <w:rFonts w:ascii="Symbol" w:hAnsi="Symbol" w:hint="default"/>
+        <w:sz w:val="20"/>
+      </w:rPr>
+    </w:lvl>
+    <w:lvl w:ilvl="6" w:tentative="1">
+      <w:start w:val="1"/>
+      <w:numFmt w:val="bullet"/>
+      <w:lvlText w:val=""/>
+      <w:lvlJc w:val="left"/>
+      <w:pPr>
+        <w:tabs>
+          <w:tab w:val="num" w:pos="5040"/>
+        </w:tabs>
+        <w:ind w:left="5040" w:hanging="360"/>
+      </w:pPr>
+      <w:rPr>
+        <w:rFonts w:ascii="Symbol" w:hAnsi="Symbol" w:hint="default"/>
+        <w:sz w:val="20"/>
+      </w:rPr>
+    </w:lvl>
+    <w:lvl w:ilvl="7" w:tentative="1">
+      <w:start w:val="1"/>
+      <w:numFmt w:val="bullet"/>
+      <w:lvlText w:val=""/>
+      <w:lvlJc w:val="left"/>
+      <w:pPr>
+        <w:tabs>
+          <w:tab w:val="num" w:pos="5760"/>
+        </w:tabs>
+        <w:ind w:left="5760" w:hanging="360"/>
+      </w:pPr>
+      <w:rPr>
+        <w:rFonts w:ascii="Symbol" w:hAnsi="Symbol" w:hint="default"/>
+        <w:sz w:val="20"/>
+      </w:rPr>
+    </w:lvl>
+    <w:lvl w:ilvl="8" w:tentative="1">
+      <w:start w:val="1"/>
+      <w:numFmt w:val="bullet"/>
+      <w:lvlText w:val=""/>
+      <w:lvlJc w:val="left"/>
+      <w:pPr>
+        <w:tabs>
+          <w:tab w:val="num" w:pos="6480"/>
+        </w:tabs>
+        <w:ind w:left="6480" w:hanging="360"/>
+      </w:pPr>
+      <w:rPr>
+        <w:rFonts w:ascii="Symbol" w:hAnsi="Symbol" w:hint="default"/>
+        <w:sz w:val="20"/>
+      </w:rPr>
+    </w:lvl>
+  </w:abstractNum>
+  <w:abstractNum w:abstractNumId="16" w15:restartNumberingAfterBreak="0">
     <w:nsid w:val="6D8E35E0"/>
     <w:multiLevelType w:val="multilevel"/>
     <w:tmpl w:val="17F46220"/>
@@ -4617,7 +5141,7 @@
       </w:pPr>
     </w:lvl>
   </w:abstractNum>
-  <w:abstractNum w:abstractNumId="15" w15:restartNumberingAfterBreak="0">
+  <w:abstractNum w:abstractNumId="17" w15:restartNumberingAfterBreak="0">
     <w:nsid w:val="6F654026"/>
     <w:multiLevelType w:val="multilevel"/>
     <w:tmpl w:val="8722A40E"/>
@@ -4730,7 +5254,7 @@
       </w:pPr>
     </w:lvl>
   </w:abstractNum>
-  <w:abstractNum w:abstractNumId="16" w15:restartNumberingAfterBreak="0">
+  <w:abstractNum w:abstractNumId="18" w15:restartNumberingAfterBreak="0">
     <w:nsid w:val="726E2FE8"/>
     <w:multiLevelType w:val="multilevel"/>
     <w:tmpl w:val="08F6294E"/>
@@ -4847,7 +5371,7 @@
       </w:pPr>
     </w:lvl>
   </w:abstractNum>
-  <w:abstractNum w:abstractNumId="17" w15:restartNumberingAfterBreak="0">
+  <w:abstractNum w:abstractNumId="19" w15:restartNumberingAfterBreak="0">
     <w:nsid w:val="73AA21AD"/>
     <w:multiLevelType w:val="multilevel"/>
     <w:tmpl w:val="45B47926"/>
@@ -4964,7 +5488,7 @@
       </w:pPr>
     </w:lvl>
   </w:abstractNum>
-  <w:abstractNum w:abstractNumId="18" w15:restartNumberingAfterBreak="0">
+  <w:abstractNum w:abstractNumId="20" w15:restartNumberingAfterBreak="0">
     <w:nsid w:val="76461AFB"/>
     <w:multiLevelType w:val="multilevel"/>
     <w:tmpl w:val="79A08B06"/>
@@ -5077,7 +5601,7 @@
       </w:pPr>
     </w:lvl>
   </w:abstractNum>
-  <w:abstractNum w:abstractNumId="19" w15:restartNumberingAfterBreak="0">
+  <w:abstractNum w:abstractNumId="21" w15:restartNumberingAfterBreak="0">
     <w:nsid w:val="79FA50ED"/>
     <w:multiLevelType w:val="multilevel"/>
     <w:tmpl w:val="B2388248"/>
@@ -5191,7 +5715,7 @@
     </w:lvl>
   </w:abstractNum>
   <w:num w:numId="1" w16cid:durableId="288821208">
-    <w:abstractNumId w:val="17"/>
+    <w:abstractNumId w:val="19"/>
   </w:num>
   <w:num w:numId="2" w16cid:durableId="1708261742">
     <w:abstractNumId w:val="1"/>
@@ -5206,7 +5730,7 @@
     <w:abstractNumId w:val="8"/>
   </w:num>
   <w:num w:numId="6" w16cid:durableId="2099978505">
-    <w:abstractNumId w:val="18"/>
+    <w:abstractNumId w:val="20"/>
   </w:num>
   <w:num w:numId="7" w16cid:durableId="1901551830">
     <w:abstractNumId w:val="3"/>
@@ -5215,19 +5739,19 @@
     <w:abstractNumId w:val="7"/>
   </w:num>
   <w:num w:numId="9" w16cid:durableId="2049642801">
-    <w:abstractNumId w:val="14"/>
+    <w:abstractNumId w:val="16"/>
   </w:num>
   <w:num w:numId="10" w16cid:durableId="607351144">
     <w:abstractNumId w:val="11"/>
   </w:num>
   <w:num w:numId="11" w16cid:durableId="172885063">
-    <w:abstractNumId w:val="15"/>
+    <w:abstractNumId w:val="17"/>
   </w:num>
   <w:num w:numId="12" w16cid:durableId="559287349">
     <w:abstractNumId w:val="12"/>
   </w:num>
   <w:num w:numId="13" w16cid:durableId="271785826">
-    <w:abstractNumId w:val="16"/>
+    <w:abstractNumId w:val="18"/>
   </w:num>
   <w:num w:numId="14" w16cid:durableId="1060597855">
     <w:abstractNumId w:val="6"/>
@@ -5236,7 +5760,7 @@
     <w:abstractNumId w:val="10"/>
   </w:num>
   <w:num w:numId="16" w16cid:durableId="1591817407">
-    <w:abstractNumId w:val="13"/>
+    <w:abstractNumId w:val="14"/>
   </w:num>
   <w:num w:numId="17" w16cid:durableId="1217350801">
     <w:abstractNumId w:val="9"/>
@@ -5245,10 +5769,16 @@
     <w:abstractNumId w:val="2"/>
   </w:num>
   <w:num w:numId="19" w16cid:durableId="862015750">
-    <w:abstractNumId w:val="19"/>
+    <w:abstractNumId w:val="21"/>
   </w:num>
   <w:num w:numId="20" w16cid:durableId="1962688086">
     <w:abstractNumId w:val="5"/>
+  </w:num>
+  <w:num w:numId="21" w16cid:durableId="2130120976">
+    <w:abstractNumId w:val="15"/>
+  </w:num>
+  <w:num w:numId="22" w16cid:durableId="1218980397">
+    <w:abstractNumId w:val="13"/>
   </w:num>
 </w:numbering>
 </file>

--- a/eco_woods/Documentacion/27_02_2026.docx
+++ b/eco_woods/Documentacion/27_02_2026.docx
@@ -2772,19 +2772,1761 @@
       </w:r>
     </w:p>
     <w:p>
-      <w:r>
-        <w:t>_____________________________________________________________________________</w:t>
-      </w:r>
-      <w:r>
+      <w:pPr>
+        <w:rPr>
+          <w:sz w:val="24"/>
+          <w:szCs w:val="24"/>
+        </w:rPr>
+      </w:pPr>
+      <w:r>
+        <w:rPr>
+          <w:sz w:val="24"/>
+          <w:szCs w:val="24"/>
+        </w:rPr>
         <w:br/>
       </w:r>
       <w:r>
+        <w:rPr>
+          <w:sz w:val="24"/>
+          <w:szCs w:val="24"/>
+        </w:rPr>
+        <w:t>_________________________________________________________________</w:t>
+      </w:r>
+      <w:r>
+        <w:rPr>
+          <w:sz w:val="24"/>
+          <w:szCs w:val="24"/>
+        </w:rPr>
         <w:br/>
       </w:r>
+      <w:r>
+        <w:rPr>
+          <w:sz w:val="24"/>
+          <w:szCs w:val="24"/>
+        </w:rPr>
+        <w:br/>
+      </w:r>
+      <w:r>
+        <w:rPr>
+          <w:sz w:val="24"/>
+          <w:szCs w:val="24"/>
+        </w:rPr>
+        <w:br/>
+      </w:r>
+      <w:r>
+        <w:rPr>
+          <w:sz w:val="24"/>
+          <w:szCs w:val="24"/>
+        </w:rPr>
+        <w:br/>
+      </w:r>
+      <w:r>
+        <w:rPr>
+          <w:sz w:val="24"/>
+          <w:szCs w:val="24"/>
+        </w:rPr>
+        <w:br/>
+      </w:r>
+      <w:r>
+        <w:rPr>
+          <w:sz w:val="24"/>
+          <w:szCs w:val="24"/>
+        </w:rPr>
+        <w:lastRenderedPageBreak/>
+        <w:br/>
+      </w:r>
+      <w:proofErr w:type="spellStart"/>
       <w:r>
         <w:rPr>
           <w:b/>
           <w:bCs/>
+          <w:sz w:val="24"/>
+          <w:szCs w:val="24"/>
+        </w:rPr>
+        <w:t>refactor</w:t>
+      </w:r>
+      <w:proofErr w:type="spellEnd"/>
+      <w:r>
+        <w:rPr>
+          <w:b/>
+          <w:bCs/>
+          <w:sz w:val="24"/>
+          <w:szCs w:val="24"/>
+        </w:rPr>
+        <w:t xml:space="preserve">(api): unificar </w:t>
+      </w:r>
+      <w:proofErr w:type="spellStart"/>
+      <w:r>
+        <w:rPr>
+          <w:b/>
+          <w:bCs/>
+          <w:sz w:val="24"/>
+          <w:szCs w:val="24"/>
+        </w:rPr>
+        <w:t>endpoints</w:t>
+      </w:r>
+      <w:proofErr w:type="spellEnd"/>
+      <w:r>
+        <w:rPr>
+          <w:b/>
+          <w:bCs/>
+          <w:sz w:val="24"/>
+          <w:szCs w:val="24"/>
+        </w:rPr>
+        <w:t xml:space="preserve"> AJAX con </w:t>
+      </w:r>
+      <w:proofErr w:type="spellStart"/>
+      <w:r>
+        <w:rPr>
+          <w:b/>
+          <w:bCs/>
+          <w:sz w:val="24"/>
+          <w:szCs w:val="24"/>
+        </w:rPr>
+        <w:t>helpers</w:t>
+      </w:r>
+      <w:proofErr w:type="spellEnd"/>
+      <w:r>
+        <w:rPr>
+          <w:b/>
+          <w:bCs/>
+          <w:sz w:val="24"/>
+          <w:szCs w:val="24"/>
+        </w:rPr>
+        <w:t xml:space="preserve"> comunes + CSRF en </w:t>
+      </w:r>
+      <w:r>
+        <w:rPr>
+          <w:b/>
+          <w:bCs/>
+          <w:sz w:val="24"/>
+          <w:szCs w:val="24"/>
+        </w:rPr>
+        <w:br/>
+      </w:r>
+      <w:r>
+        <w:rPr>
+          <w:b/>
+          <w:bCs/>
+          <w:sz w:val="24"/>
+          <w:szCs w:val="24"/>
+        </w:rPr>
+        <w:t>carrito/favoritos/reseñas</w:t>
+      </w:r>
+      <w:r>
+        <w:rPr>
+          <w:sz w:val="24"/>
+          <w:szCs w:val="24"/>
+        </w:rPr>
+        <w:br/>
+      </w:r>
+    </w:p>
+    <w:p>
+      <w:r>
+        <w:t xml:space="preserve">Se estandarizó la capa </w:t>
+      </w:r>
+      <w:proofErr w:type="spellStart"/>
+      <w:r>
+        <w:t>backend</w:t>
+      </w:r>
+      <w:proofErr w:type="spellEnd"/>
+      <w:r>
+        <w:t xml:space="preserve"> de </w:t>
+      </w:r>
+      <w:proofErr w:type="spellStart"/>
+      <w:r>
+        <w:t>endpoints</w:t>
+      </w:r>
+      <w:proofErr w:type="spellEnd"/>
+      <w:r>
+        <w:t xml:space="preserve"> AJAX/API para reducir duplicación y unificar comportamiento de seguridad/respuesta.</w:t>
+      </w:r>
+    </w:p>
+    <w:p>
+      <w:pPr>
+        <w:rPr>
+          <w:b/>
+          <w:bCs/>
+        </w:rPr>
+      </w:pPr>
+      <w:r>
+        <w:rPr>
+          <w:b/>
+          <w:bCs/>
+        </w:rPr>
+        <w:t>Cambios principales</w:t>
+      </w:r>
+    </w:p>
+    <w:p>
+      <w:pPr>
+        <w:numPr>
+          <w:ilvl w:val="0"/>
+          <w:numId w:val="23"/>
+        </w:numPr>
+      </w:pPr>
+      <w:r>
+        <w:t xml:space="preserve">Integración de </w:t>
+      </w:r>
+      <w:proofErr w:type="spellStart"/>
+      <w:r>
+        <w:t>helpers</w:t>
+      </w:r>
+      <w:proofErr w:type="spellEnd"/>
+      <w:r>
+        <w:t xml:space="preserve"> comunes (</w:t>
+      </w:r>
+      <w:proofErr w:type="spellStart"/>
+      <w:r>
+        <w:t>bootstrap</w:t>
+      </w:r>
+      <w:proofErr w:type="spellEnd"/>
+      <w:r>
+        <w:t>, </w:t>
+      </w:r>
+      <w:proofErr w:type="spellStart"/>
+      <w:r>
+        <w:t>auth</w:t>
+      </w:r>
+      <w:proofErr w:type="spellEnd"/>
+      <w:r>
+        <w:t>, http, </w:t>
+      </w:r>
+      <w:proofErr w:type="spellStart"/>
+      <w:r>
+        <w:t>validators</w:t>
+      </w:r>
+      <w:proofErr w:type="spellEnd"/>
+      <w:r>
+        <w:t xml:space="preserve">) en </w:t>
+      </w:r>
+      <w:proofErr w:type="spellStart"/>
+      <w:r>
+        <w:t>endpoints</w:t>
+      </w:r>
+      <w:proofErr w:type="spellEnd"/>
+      <w:r>
+        <w:t xml:space="preserve"> críticos.</w:t>
+      </w:r>
+    </w:p>
+    <w:p>
+      <w:pPr>
+        <w:numPr>
+          <w:ilvl w:val="0"/>
+          <w:numId w:val="23"/>
+        </w:numPr>
+      </w:pPr>
+      <w:r>
+        <w:t>Unificación de respuestas JSON con </w:t>
+      </w:r>
+      <w:proofErr w:type="spellStart"/>
+      <w:r>
+        <w:t>ew_json_</w:t>
+      </w:r>
+      <w:proofErr w:type="gramStart"/>
+      <w:r>
+        <w:t>ok</w:t>
+      </w:r>
+      <w:proofErr w:type="spellEnd"/>
+      <w:r>
+        <w:t>(</w:t>
+      </w:r>
+      <w:proofErr w:type="gramEnd"/>
+      <w:r>
+        <w:t>) / </w:t>
+      </w:r>
+      <w:proofErr w:type="spellStart"/>
+      <w:r>
+        <w:t>ew_json_</w:t>
+      </w:r>
+      <w:proofErr w:type="gramStart"/>
+      <w:r>
+        <w:t>error</w:t>
+      </w:r>
+      <w:proofErr w:type="spellEnd"/>
+      <w:r>
+        <w:t>(</w:t>
+      </w:r>
+      <w:proofErr w:type="gramEnd"/>
+      <w:r>
+        <w:t>).</w:t>
+      </w:r>
+    </w:p>
+    <w:p>
+      <w:pPr>
+        <w:numPr>
+          <w:ilvl w:val="0"/>
+          <w:numId w:val="23"/>
+        </w:numPr>
+      </w:pPr>
+      <w:r>
+        <w:t xml:space="preserve">Validación consistente de método HTTP y sesión en </w:t>
+      </w:r>
+      <w:proofErr w:type="spellStart"/>
+      <w:r>
+        <w:t>endpoints</w:t>
+      </w:r>
+      <w:proofErr w:type="spellEnd"/>
+      <w:r>
+        <w:t>.</w:t>
+      </w:r>
+    </w:p>
+    <w:p>
+      <w:pPr>
+        <w:numPr>
+          <w:ilvl w:val="0"/>
+          <w:numId w:val="23"/>
+        </w:numPr>
+      </w:pPr>
+      <w:r>
+        <w:t>Activación/normalización de CSRF en operaciones de carrito y reseñas.</w:t>
+      </w:r>
+    </w:p>
+    <w:p>
+      <w:pPr>
+        <w:numPr>
+          <w:ilvl w:val="0"/>
+          <w:numId w:val="23"/>
+        </w:numPr>
+      </w:pPr>
+      <w:r>
+        <w:t xml:space="preserve">Ajustes </w:t>
+      </w:r>
+      <w:proofErr w:type="spellStart"/>
+      <w:r>
+        <w:t>frontend</w:t>
+      </w:r>
+      <w:proofErr w:type="spellEnd"/>
+      <w:r>
+        <w:t xml:space="preserve"> para enviar </w:t>
+      </w:r>
+      <w:proofErr w:type="spellStart"/>
+      <w:r>
+        <w:t>csrf_token</w:t>
+      </w:r>
+      <w:proofErr w:type="spellEnd"/>
+      <w:r>
+        <w:t> en peticiones AJAX.</w:t>
+      </w:r>
+    </w:p>
+    <w:p>
+      <w:pPr>
+        <w:numPr>
+          <w:ilvl w:val="0"/>
+          <w:numId w:val="23"/>
+        </w:numPr>
+      </w:pPr>
+      <w:r>
+        <w:t>Integración de </w:t>
+      </w:r>
+      <w:proofErr w:type="spellStart"/>
+      <w:r>
+        <w:fldChar w:fldCharType="begin"/>
+      </w:r>
+      <w:r>
+        <w:instrText>HYPERLINK "https://file+.vscode-resource.vscode-cdn.net/c%3A/Users/kaosk/.vscode/extensions/openai.chatgpt-0.4.78-win32-x64/webview/"</w:instrText>
+      </w:r>
+      <w:r>
+        <w:fldChar w:fldCharType="separate"/>
+      </w:r>
+      <w:r>
+        <w:rPr>
+          <w:rStyle w:val="Hipervnculo"/>
+        </w:rPr>
+        <w:t>ver_carrito.php</w:t>
+      </w:r>
+      <w:proofErr w:type="spellEnd"/>
+      <w:r>
+        <w:fldChar w:fldCharType="end"/>
+      </w:r>
+      <w:r>
+        <w:t xml:space="preserve"> con </w:t>
+      </w:r>
+      <w:proofErr w:type="spellStart"/>
+      <w:r>
+        <w:t>layout</w:t>
+      </w:r>
+      <w:proofErr w:type="spellEnd"/>
+      <w:r>
+        <w:t xml:space="preserve"> común (</w:t>
+      </w:r>
+      <w:proofErr w:type="spellStart"/>
+      <w:r>
+        <w:t>ew_render_header</w:t>
+      </w:r>
+      <w:proofErr w:type="spellEnd"/>
+      <w:r>
+        <w:t> / </w:t>
+      </w:r>
+      <w:proofErr w:type="spellStart"/>
+      <w:r>
+        <w:t>ew_render_footer</w:t>
+      </w:r>
+      <w:proofErr w:type="spellEnd"/>
+      <w:r>
+        <w:t>).</w:t>
+      </w:r>
+    </w:p>
+    <w:p>
+      <w:pPr>
+        <w:rPr>
+          <w:b/>
+          <w:bCs/>
+        </w:rPr>
+      </w:pPr>
+      <w:r>
+        <w:rPr>
+          <w:b/>
+          <w:bCs/>
+        </w:rPr>
+        <w:t>Archivos modificados</w:t>
+      </w:r>
+    </w:p>
+    <w:p>
+      <w:pPr>
+        <w:numPr>
+          <w:ilvl w:val="0"/>
+          <w:numId w:val="24"/>
+        </w:numPr>
+      </w:pPr>
+      <w:hyperlink r:id="rId31" w:history="1">
+        <w:proofErr w:type="spellStart"/>
+        <w:r>
+          <w:rPr>
+            <w:rStyle w:val="Hipervnculo"/>
+          </w:rPr>
+          <w:t>add_carrito.php</w:t>
+        </w:r>
+        <w:proofErr w:type="spellEnd"/>
+      </w:hyperlink>
+    </w:p>
+    <w:p>
+      <w:pPr>
+        <w:numPr>
+          <w:ilvl w:val="0"/>
+          <w:numId w:val="24"/>
+        </w:numPr>
+      </w:pPr>
+      <w:hyperlink r:id="rId32" w:history="1">
+        <w:proofErr w:type="spellStart"/>
+        <w:r>
+          <w:rPr>
+            <w:rStyle w:val="Hipervnculo"/>
+          </w:rPr>
+          <w:t>toggle_favorito.php</w:t>
+        </w:r>
+        <w:proofErr w:type="spellEnd"/>
+      </w:hyperlink>
+    </w:p>
+    <w:p>
+      <w:pPr>
+        <w:numPr>
+          <w:ilvl w:val="0"/>
+          <w:numId w:val="24"/>
+        </w:numPr>
+      </w:pPr>
+      <w:hyperlink r:id="rId33" w:history="1">
+        <w:proofErr w:type="spellStart"/>
+        <w:r>
+          <w:rPr>
+            <w:rStyle w:val="Hipervnculo"/>
+          </w:rPr>
+          <w:t>carrito_cantidad.php</w:t>
+        </w:r>
+        <w:proofErr w:type="spellEnd"/>
+      </w:hyperlink>
+    </w:p>
+    <w:p>
+      <w:pPr>
+        <w:numPr>
+          <w:ilvl w:val="0"/>
+          <w:numId w:val="24"/>
+        </w:numPr>
+      </w:pPr>
+      <w:hyperlink r:id="rId34" w:history="1">
+        <w:proofErr w:type="spellStart"/>
+        <w:r>
+          <w:rPr>
+            <w:rStyle w:val="Hipervnculo"/>
+          </w:rPr>
+          <w:t>carrito_eliminar.php</w:t>
+        </w:r>
+        <w:proofErr w:type="spellEnd"/>
+      </w:hyperlink>
+    </w:p>
+    <w:p>
+      <w:pPr>
+        <w:numPr>
+          <w:ilvl w:val="0"/>
+          <w:numId w:val="24"/>
+        </w:numPr>
+      </w:pPr>
+      <w:hyperlink r:id="rId35" w:history="1">
+        <w:proofErr w:type="spellStart"/>
+        <w:r>
+          <w:rPr>
+            <w:rStyle w:val="Hipervnculo"/>
+          </w:rPr>
+          <w:t>add_resena_recambio.php</w:t>
+        </w:r>
+        <w:proofErr w:type="spellEnd"/>
+      </w:hyperlink>
+    </w:p>
+    <w:p>
+      <w:pPr>
+        <w:numPr>
+          <w:ilvl w:val="0"/>
+          <w:numId w:val="24"/>
+        </w:numPr>
+      </w:pPr>
+      <w:hyperlink r:id="rId36" w:history="1">
+        <w:proofErr w:type="spellStart"/>
+        <w:r>
+          <w:rPr>
+            <w:rStyle w:val="Hipervnculo"/>
+          </w:rPr>
+          <w:t>ver_carrito.php</w:t>
+        </w:r>
+        <w:proofErr w:type="spellEnd"/>
+      </w:hyperlink>
+    </w:p>
+    <w:p>
+      <w:pPr>
+        <w:numPr>
+          <w:ilvl w:val="0"/>
+          <w:numId w:val="24"/>
+        </w:numPr>
+      </w:pPr>
+      <w:hyperlink r:id="rId37" w:history="1">
+        <w:proofErr w:type="spellStart"/>
+        <w:r>
+          <w:rPr>
+            <w:rStyle w:val="Hipervnculo"/>
+          </w:rPr>
+          <w:t>ver_recambio.php</w:t>
+        </w:r>
+        <w:proofErr w:type="spellEnd"/>
+      </w:hyperlink>
+    </w:p>
+    <w:p>
+      <w:pPr>
+        <w:rPr>
+          <w:b/>
+          <w:bCs/>
+        </w:rPr>
+      </w:pPr>
+      <w:r>
+        <w:rPr>
+          <w:b/>
+          <w:bCs/>
+        </w:rPr>
+        <w:t>Motivación</w:t>
+      </w:r>
+    </w:p>
+    <w:p>
+      <w:pPr>
+        <w:numPr>
+          <w:ilvl w:val="0"/>
+          <w:numId w:val="25"/>
+        </w:numPr>
+      </w:pPr>
+      <w:r>
+        <w:t xml:space="preserve">Mejorar mantenibilidad y coherencia del </w:t>
+      </w:r>
+      <w:proofErr w:type="spellStart"/>
+      <w:r>
+        <w:t>backend</w:t>
+      </w:r>
+      <w:proofErr w:type="spellEnd"/>
+      <w:r>
+        <w:t>.</w:t>
+      </w:r>
+    </w:p>
+    <w:p>
+      <w:pPr>
+        <w:numPr>
+          <w:ilvl w:val="0"/>
+          <w:numId w:val="25"/>
+        </w:numPr>
+      </w:pPr>
+      <w:r>
+        <w:t>Reducir riesgo de errores por lógica repetida.</w:t>
+      </w:r>
+    </w:p>
+    <w:p>
+      <w:pPr>
+        <w:numPr>
+          <w:ilvl w:val="0"/>
+          <w:numId w:val="25"/>
+        </w:numPr>
+      </w:pPr>
+      <w:r>
+        <w:t>Reforzar seguridad de acciones con cambio de estado.</w:t>
+      </w:r>
+    </w:p>
+    <w:p>
+      <w:pPr>
+        <w:rPr>
+          <w:b/>
+          <w:bCs/>
+        </w:rPr>
+      </w:pPr>
+      <w:r>
+        <w:rPr>
+          <w:b/>
+          <w:bCs/>
+        </w:rPr>
+        <w:t>Validación</w:t>
+      </w:r>
+    </w:p>
+    <w:p>
+      <w:pPr>
+        <w:numPr>
+          <w:ilvl w:val="0"/>
+          <w:numId w:val="26"/>
+        </w:numPr>
+      </w:pPr>
+      <w:r>
+        <w:t>php -l ejecutado en todos los archivos tocados: sin errores de sintaxis.</w:t>
+      </w:r>
+    </w:p>
+    <w:p>
+      <w:pPr>
+        <w:numPr>
+          <w:ilvl w:val="0"/>
+          <w:numId w:val="26"/>
+        </w:numPr>
+      </w:pPr>
+      <w:r>
+        <w:t>Pruebas HTTP de humo:</w:t>
+      </w:r>
+    </w:p>
+    <w:p>
+      <w:pPr>
+        <w:numPr>
+          <w:ilvl w:val="1"/>
+          <w:numId w:val="26"/>
+        </w:numPr>
+      </w:pPr>
+      <w:r>
+        <w:t>vistas afectadas cargan correctamente (200)</w:t>
+      </w:r>
+    </w:p>
+    <w:p>
+      <w:pPr>
+        <w:numPr>
+          <w:ilvl w:val="1"/>
+          <w:numId w:val="26"/>
+        </w:numPr>
+      </w:pPr>
+      <w:proofErr w:type="spellStart"/>
+      <w:r>
+        <w:t>endpoints</w:t>
+      </w:r>
+      <w:proofErr w:type="spellEnd"/>
+      <w:r>
+        <w:t xml:space="preserve"> protegidos sin sesión responden 401 como esperado</w:t>
+      </w:r>
+    </w:p>
+    <w:p>
+      <w:pPr>
+        <w:rPr>
+          <w:b/>
+          <w:bCs/>
+        </w:rPr>
+      </w:pPr>
+      <w:r>
+        <w:lastRenderedPageBreak/>
+        <w:br/>
+      </w:r>
+      <w:r>
+        <w:rPr>
+          <w:b/>
+          <w:bCs/>
+        </w:rPr>
+        <w:t>Qué cerré en este paso</w:t>
+      </w:r>
+    </w:p>
+    <w:p>
+      <w:pPr>
+        <w:numPr>
+          <w:ilvl w:val="0"/>
+          <w:numId w:val="27"/>
+        </w:numPr>
+      </w:pPr>
+      <w:hyperlink r:id="rId38" w:history="1">
+        <w:proofErr w:type="spellStart"/>
+        <w:r>
+          <w:rPr>
+            <w:rStyle w:val="Hipervnculo"/>
+          </w:rPr>
+          <w:t>toggle_favorito.php</w:t>
+        </w:r>
+        <w:proofErr w:type="spellEnd"/>
+      </w:hyperlink>
+      <w:r>
+        <w:t> ahora es </w:t>
+      </w:r>
+      <w:r>
+        <w:rPr>
+          <w:b/>
+          <w:bCs/>
+        </w:rPr>
+        <w:t>POST-</w:t>
+      </w:r>
+      <w:proofErr w:type="spellStart"/>
+      <w:r>
+        <w:rPr>
+          <w:b/>
+          <w:bCs/>
+        </w:rPr>
+        <w:t>only</w:t>
+      </w:r>
+      <w:proofErr w:type="spellEnd"/>
+      <w:r>
+        <w:t> + CSRF obligatorio.</w:t>
+      </w:r>
+    </w:p>
+    <w:p>
+      <w:pPr>
+        <w:numPr>
+          <w:ilvl w:val="0"/>
+          <w:numId w:val="27"/>
+        </w:numPr>
+      </w:pPr>
+      <w:r>
+        <w:t>Se migró “Quitar de favoritos” en </w:t>
+      </w:r>
+      <w:proofErr w:type="spellStart"/>
+      <w:r>
+        <w:fldChar w:fldCharType="begin"/>
+      </w:r>
+      <w:r>
+        <w:instrText>HYPERLINK "https://file+.vscode-resource.vscode-cdn.net/c%3A/Users/kaosk/.vscode/extensions/openai.chatgpt-0.4.78-win32-x64/webview/"</w:instrText>
+      </w:r>
+      <w:r>
+        <w:fldChar w:fldCharType="separate"/>
+      </w:r>
+      <w:r>
+        <w:rPr>
+          <w:rStyle w:val="Hipervnculo"/>
+        </w:rPr>
+        <w:t>mi_perfil.php</w:t>
+      </w:r>
+      <w:proofErr w:type="spellEnd"/>
+      <w:r>
+        <w:fldChar w:fldCharType="end"/>
+      </w:r>
+      <w:r>
+        <w:t> a formulario POST con </w:t>
+      </w:r>
+      <w:proofErr w:type="spellStart"/>
+      <w:r>
+        <w:t>csrf_token</w:t>
+      </w:r>
+      <w:proofErr w:type="spellEnd"/>
+      <w:r>
+        <w:t>.</w:t>
+      </w:r>
+    </w:p>
+    <w:p>
+      <w:pPr>
+        <w:numPr>
+          <w:ilvl w:val="0"/>
+          <w:numId w:val="27"/>
+        </w:numPr>
+      </w:pPr>
+      <w:r>
+        <w:t xml:space="preserve">Se estandarizaron </w:t>
+      </w:r>
+      <w:proofErr w:type="spellStart"/>
+      <w:r>
+        <w:t>endpoints</w:t>
+      </w:r>
+      <w:proofErr w:type="spellEnd"/>
+      <w:r>
+        <w:t xml:space="preserve"> de carrito/reseñas con </w:t>
+      </w:r>
+      <w:proofErr w:type="spellStart"/>
+      <w:r>
+        <w:t>helpers</w:t>
+      </w:r>
+      <w:proofErr w:type="spellEnd"/>
+      <w:r>
+        <w:t xml:space="preserve"> comunes:</w:t>
+      </w:r>
+    </w:p>
+    <w:p>
+      <w:pPr>
+        <w:numPr>
+          <w:ilvl w:val="1"/>
+          <w:numId w:val="27"/>
+        </w:numPr>
+      </w:pPr>
+      <w:hyperlink r:id="rId39" w:history="1">
+        <w:proofErr w:type="spellStart"/>
+        <w:r>
+          <w:rPr>
+            <w:rStyle w:val="Hipervnculo"/>
+          </w:rPr>
+          <w:t>add_carrito.php</w:t>
+        </w:r>
+        <w:proofErr w:type="spellEnd"/>
+      </w:hyperlink>
+    </w:p>
+    <w:p>
+      <w:pPr>
+        <w:numPr>
+          <w:ilvl w:val="1"/>
+          <w:numId w:val="27"/>
+        </w:numPr>
+      </w:pPr>
+      <w:hyperlink r:id="rId40" w:history="1">
+        <w:proofErr w:type="spellStart"/>
+        <w:r>
+          <w:rPr>
+            <w:rStyle w:val="Hipervnculo"/>
+          </w:rPr>
+          <w:t>carrito_cantidad.php</w:t>
+        </w:r>
+        <w:proofErr w:type="spellEnd"/>
+      </w:hyperlink>
+    </w:p>
+    <w:p>
+      <w:pPr>
+        <w:numPr>
+          <w:ilvl w:val="1"/>
+          <w:numId w:val="27"/>
+        </w:numPr>
+      </w:pPr>
+      <w:hyperlink r:id="rId41" w:history="1">
+        <w:proofErr w:type="spellStart"/>
+        <w:r>
+          <w:rPr>
+            <w:rStyle w:val="Hipervnculo"/>
+          </w:rPr>
+          <w:t>carrito_eliminar.php</w:t>
+        </w:r>
+        <w:proofErr w:type="spellEnd"/>
+      </w:hyperlink>
+    </w:p>
+    <w:p>
+      <w:pPr>
+        <w:numPr>
+          <w:ilvl w:val="1"/>
+          <w:numId w:val="27"/>
+        </w:numPr>
+      </w:pPr>
+      <w:hyperlink r:id="rId42" w:history="1">
+        <w:proofErr w:type="spellStart"/>
+        <w:r>
+          <w:rPr>
+            <w:rStyle w:val="Hipervnculo"/>
+          </w:rPr>
+          <w:t>add_resena_recambio.php</w:t>
+        </w:r>
+        <w:proofErr w:type="spellEnd"/>
+      </w:hyperlink>
+    </w:p>
+    <w:p>
+      <w:pPr>
+        <w:numPr>
+          <w:ilvl w:val="0"/>
+          <w:numId w:val="27"/>
+        </w:numPr>
+      </w:pPr>
+      <w:r>
+        <w:t xml:space="preserve">Se normalizaron </w:t>
+      </w:r>
+      <w:proofErr w:type="spellStart"/>
+      <w:r>
+        <w:t>endpoints</w:t>
+      </w:r>
+      <w:proofErr w:type="spellEnd"/>
+      <w:r>
+        <w:t> api/* con respuestas JSON consistentes:</w:t>
+      </w:r>
+    </w:p>
+    <w:p>
+      <w:pPr>
+        <w:numPr>
+          <w:ilvl w:val="1"/>
+          <w:numId w:val="27"/>
+        </w:numPr>
+      </w:pPr>
+      <w:hyperlink r:id="rId43" w:history="1">
+        <w:proofErr w:type="spellStart"/>
+        <w:r>
+          <w:rPr>
+            <w:rStyle w:val="Hipervnculo"/>
+          </w:rPr>
+          <w:t>login.php</w:t>
+        </w:r>
+        <w:proofErr w:type="spellEnd"/>
+      </w:hyperlink>
+    </w:p>
+    <w:p>
+      <w:pPr>
+        <w:numPr>
+          <w:ilvl w:val="1"/>
+          <w:numId w:val="27"/>
+        </w:numPr>
+      </w:pPr>
+      <w:hyperlink r:id="rId44" w:history="1">
+        <w:proofErr w:type="spellStart"/>
+        <w:r>
+          <w:rPr>
+            <w:rStyle w:val="Hipervnculo"/>
+          </w:rPr>
+          <w:t>registro.php</w:t>
+        </w:r>
+        <w:proofErr w:type="spellEnd"/>
+      </w:hyperlink>
+    </w:p>
+    <w:p>
+      <w:pPr>
+        <w:numPr>
+          <w:ilvl w:val="1"/>
+          <w:numId w:val="27"/>
+        </w:numPr>
+      </w:pPr>
+      <w:hyperlink r:id="rId45" w:history="1">
+        <w:proofErr w:type="spellStart"/>
+        <w:r>
+          <w:rPr>
+            <w:rStyle w:val="Hipervnculo"/>
+          </w:rPr>
+          <w:t>get_mueble.php</w:t>
+        </w:r>
+        <w:proofErr w:type="spellEnd"/>
+      </w:hyperlink>
+    </w:p>
+    <w:p>
+      <w:pPr>
+        <w:numPr>
+          <w:ilvl w:val="1"/>
+          <w:numId w:val="27"/>
+        </w:numPr>
+      </w:pPr>
+      <w:hyperlink r:id="rId46" w:history="1">
+        <w:proofErr w:type="spellStart"/>
+        <w:r>
+          <w:rPr>
+            <w:rStyle w:val="Hipervnculo"/>
+          </w:rPr>
+          <w:t>get_muebles.php</w:t>
+        </w:r>
+        <w:proofErr w:type="spellEnd"/>
+      </w:hyperlink>
+    </w:p>
+    <w:p>
+      <w:pPr>
+        <w:numPr>
+          <w:ilvl w:val="1"/>
+          <w:numId w:val="27"/>
+        </w:numPr>
+      </w:pPr>
+      <w:hyperlink r:id="rId47" w:history="1">
+        <w:proofErr w:type="spellStart"/>
+        <w:r>
+          <w:rPr>
+            <w:rStyle w:val="Hipervnculo"/>
+          </w:rPr>
+          <w:t>get_recambios.php</w:t>
+        </w:r>
+        <w:proofErr w:type="spellEnd"/>
+      </w:hyperlink>
+    </w:p>
+    <w:p>
+      <w:pPr>
+        <w:numPr>
+          <w:ilvl w:val="1"/>
+          <w:numId w:val="27"/>
+        </w:numPr>
+      </w:pPr>
+      <w:hyperlink r:id="rId48" w:history="1">
+        <w:proofErr w:type="spellStart"/>
+        <w:r>
+          <w:rPr>
+            <w:rStyle w:val="Hipervnculo"/>
+          </w:rPr>
+          <w:t>get_resenas.php</w:t>
+        </w:r>
+        <w:proofErr w:type="spellEnd"/>
+      </w:hyperlink>
+    </w:p>
+    <w:p>
+      <w:pPr>
+        <w:numPr>
+          <w:ilvl w:val="0"/>
+          <w:numId w:val="27"/>
+        </w:numPr>
+      </w:pPr>
+      <w:r>
+        <w:t>Se reforzó </w:t>
+      </w:r>
+      <w:proofErr w:type="spellStart"/>
+      <w:r>
+        <w:fldChar w:fldCharType="begin"/>
+      </w:r>
+      <w:r>
+        <w:instrText>HYPERLINK "https://file+.vscode-resource.vscode-cdn.net/c%3A/Users/kaosk/.vscode/extensions/openai.chatgpt-0.4.78-win32-x64/webview/"</w:instrText>
+      </w:r>
+      <w:r>
+        <w:fldChar w:fldCharType="separate"/>
+      </w:r>
+      <w:r>
+        <w:rPr>
+          <w:rStyle w:val="Hipervnculo"/>
+        </w:rPr>
+        <w:t>enviar_mensaje.php</w:t>
+      </w:r>
+      <w:proofErr w:type="spellEnd"/>
+      <w:r>
+        <w:fldChar w:fldCharType="end"/>
+      </w:r>
+      <w:r>
+        <w:t> con </w:t>
+      </w:r>
+      <w:proofErr w:type="spellStart"/>
+      <w:r>
+        <w:t>bootstrap</w:t>
+      </w:r>
+      <w:proofErr w:type="spellEnd"/>
+      <w:r>
+        <w:t xml:space="preserve"> + </w:t>
+      </w:r>
+      <w:proofErr w:type="spellStart"/>
+      <w:r>
+        <w:t>auth</w:t>
+      </w:r>
+      <w:proofErr w:type="spellEnd"/>
+      <w:r>
+        <w:t> y validación CSRF en envío.</w:t>
+      </w:r>
+    </w:p>
+    <w:p>
+      <w:pPr>
+        <w:numPr>
+          <w:ilvl w:val="0"/>
+          <w:numId w:val="27"/>
+        </w:numPr>
+      </w:pPr>
+      <w:hyperlink r:id="rId49" w:history="1">
+        <w:proofErr w:type="spellStart"/>
+        <w:r>
+          <w:rPr>
+            <w:rStyle w:val="Hipervnculo"/>
+          </w:rPr>
+          <w:t>ver_carrito.php</w:t>
+        </w:r>
+        <w:proofErr w:type="spellEnd"/>
+      </w:hyperlink>
+      <w:r>
+        <w:t> y </w:t>
+      </w:r>
+      <w:proofErr w:type="spellStart"/>
+      <w:r>
+        <w:fldChar w:fldCharType="begin"/>
+      </w:r>
+      <w:r>
+        <w:instrText>HYPERLINK "https://file+.vscode-resource.vscode-cdn.net/c%3A/Users/kaosk/.vscode/extensions/openai.chatgpt-0.4.78-win32-x64/webview/"</w:instrText>
+      </w:r>
+      <w:r>
+        <w:fldChar w:fldCharType="separate"/>
+      </w:r>
+      <w:r>
+        <w:rPr>
+          <w:rStyle w:val="Hipervnculo"/>
+        </w:rPr>
+        <w:t>ver_recambio.php</w:t>
+      </w:r>
+      <w:proofErr w:type="spellEnd"/>
+      <w:r>
+        <w:fldChar w:fldCharType="end"/>
+      </w:r>
+      <w:r>
+        <w:t> envían </w:t>
+      </w:r>
+      <w:proofErr w:type="spellStart"/>
+      <w:r>
+        <w:t>csrf_token</w:t>
+      </w:r>
+      <w:proofErr w:type="spellEnd"/>
+      <w:r>
+        <w:t> en AJAX/</w:t>
+      </w:r>
+      <w:proofErr w:type="spellStart"/>
+      <w:r>
+        <w:t>form</w:t>
+      </w:r>
+      <w:proofErr w:type="spellEnd"/>
+      <w:r>
+        <w:t xml:space="preserve"> y siguen funcionando.</w:t>
+      </w:r>
+    </w:p>
+    <w:p>
+      <w:pPr>
+        <w:rPr>
+          <w:b/>
+          <w:bCs/>
+        </w:rPr>
+      </w:pPr>
+      <w:r>
+        <w:rPr>
+          <w:b/>
+          <w:bCs/>
+        </w:rPr>
+        <w:t>Verificación</w:t>
+      </w:r>
+    </w:p>
+    <w:p>
+      <w:pPr>
+        <w:numPr>
+          <w:ilvl w:val="0"/>
+          <w:numId w:val="28"/>
+        </w:numPr>
+      </w:pPr>
+      <w:r>
+        <w:t>php -l en todos los archivos tocados: sin errores.</w:t>
+      </w:r>
+    </w:p>
+    <w:p>
+      <w:pPr>
+        <w:numPr>
+          <w:ilvl w:val="0"/>
+          <w:numId w:val="28"/>
+        </w:numPr>
+      </w:pPr>
+      <w:r>
+        <w:t>Pruebas HTTP:</w:t>
+      </w:r>
+    </w:p>
+    <w:p>
+      <w:pPr>
+        <w:numPr>
+          <w:ilvl w:val="1"/>
+          <w:numId w:val="28"/>
+        </w:numPr>
+      </w:pPr>
+      <w:proofErr w:type="spellStart"/>
+      <w:r>
+        <w:t>toggle_favorito</w:t>
+      </w:r>
+      <w:proofErr w:type="spellEnd"/>
+      <w:r>
+        <w:t> por GET devuelve 405 (esperado).</w:t>
+      </w:r>
+    </w:p>
+    <w:p>
+      <w:pPr>
+        <w:numPr>
+          <w:ilvl w:val="1"/>
+          <w:numId w:val="28"/>
+        </w:numPr>
+      </w:pPr>
+      <w:proofErr w:type="spellStart"/>
+      <w:r>
+        <w:t>APIs</w:t>
+      </w:r>
+      <w:proofErr w:type="spellEnd"/>
+      <w:r>
+        <w:t xml:space="preserve"> GET responden JSON correcto (200/404 según datos).</w:t>
+      </w:r>
+    </w:p>
+    <w:p>
+      <w:r>
+        <w:br/>
+      </w:r>
+      <w:proofErr w:type="spellStart"/>
+      <w:r>
+        <w:t>refactor</w:t>
+      </w:r>
+      <w:proofErr w:type="spellEnd"/>
+      <w:r>
+        <w:t>(</w:t>
+      </w:r>
+      <w:proofErr w:type="spellStart"/>
+      <w:r>
+        <w:t>security+api</w:t>
+      </w:r>
+      <w:proofErr w:type="spellEnd"/>
+      <w:r>
+        <w:t>): POST-</w:t>
+      </w:r>
+      <w:proofErr w:type="spellStart"/>
+      <w:r>
+        <w:t>only</w:t>
+      </w:r>
+      <w:proofErr w:type="spellEnd"/>
+      <w:r>
+        <w:t xml:space="preserve"> favoritos y estandarización de </w:t>
+      </w:r>
+      <w:proofErr w:type="spellStart"/>
+      <w:r>
+        <w:t>endpoints</w:t>
+      </w:r>
+      <w:proofErr w:type="spellEnd"/>
+      <w:r>
+        <w:t xml:space="preserve"> AJAX/API</w:t>
+      </w:r>
+    </w:p>
+    <w:p>
+      <w:r>
+        <w:rPr>
+          <w:b/>
+          <w:bCs/>
+        </w:rPr>
+        <w:t>Descripción</w:t>
+      </w:r>
+      <w:r>
+        <w:br/>
+        <w:t xml:space="preserve">Se completa la estandarización de </w:t>
+      </w:r>
+      <w:proofErr w:type="spellStart"/>
+      <w:r>
+        <w:t>backend</w:t>
+      </w:r>
+      <w:proofErr w:type="spellEnd"/>
+      <w:r>
+        <w:t xml:space="preserve"> pendiente del paso 3 del ideario:</w:t>
+      </w:r>
+    </w:p>
+    <w:p>
+      <w:pPr>
+        <w:numPr>
+          <w:ilvl w:val="0"/>
+          <w:numId w:val="29"/>
+        </w:numPr>
+      </w:pPr>
+      <w:r>
+        <w:t>Se fuerza </w:t>
+      </w:r>
+      <w:proofErr w:type="spellStart"/>
+      <w:r>
+        <w:fldChar w:fldCharType="begin"/>
+      </w:r>
+      <w:r>
+        <w:instrText>HYPERLINK "https://file+.vscode-resource.vscode-cdn.net/c%3A/Users/kaosk/.vscode/extensions/openai.chatgpt-0.4.78-win32-x64/webview/"</w:instrText>
+      </w:r>
+      <w:r>
+        <w:fldChar w:fldCharType="separate"/>
+      </w:r>
+      <w:r>
+        <w:rPr>
+          <w:rStyle w:val="Hipervnculo"/>
+        </w:rPr>
+        <w:t>toggle_favorito.php</w:t>
+      </w:r>
+      <w:proofErr w:type="spellEnd"/>
+      <w:r>
+        <w:fldChar w:fldCharType="end"/>
+      </w:r>
+      <w:r>
+        <w:t> a POST exclusivamente y con </w:t>
+      </w:r>
+      <w:proofErr w:type="spellStart"/>
+      <w:r>
+        <w:t>csrf_token</w:t>
+      </w:r>
+      <w:proofErr w:type="spellEnd"/>
+      <w:r>
+        <w:t> obligatorio.</w:t>
+      </w:r>
+    </w:p>
+    <w:p>
+      <w:pPr>
+        <w:numPr>
+          <w:ilvl w:val="0"/>
+          <w:numId w:val="29"/>
+        </w:numPr>
+      </w:pPr>
+      <w:r>
+        <w:t>Se adapta </w:t>
+      </w:r>
+      <w:proofErr w:type="spellStart"/>
+      <w:r>
+        <w:fldChar w:fldCharType="begin"/>
+      </w:r>
+      <w:r>
+        <w:instrText>HYPERLINK "https://file+.vscode-resource.vscode-cdn.net/c%3A/Users/kaosk/.vscode/extensions/openai.chatgpt-0.4.78-win32-x64/webview/"</w:instrText>
+      </w:r>
+      <w:r>
+        <w:fldChar w:fldCharType="separate"/>
+      </w:r>
+      <w:r>
+        <w:rPr>
+          <w:rStyle w:val="Hipervnculo"/>
+        </w:rPr>
+        <w:t>mi_perfil.php</w:t>
+      </w:r>
+      <w:proofErr w:type="spellEnd"/>
+      <w:r>
+        <w:fldChar w:fldCharType="end"/>
+      </w:r>
+      <w:r>
+        <w:t> para quitar favoritos mediante formulario POST + CSRF.</w:t>
+      </w:r>
+    </w:p>
+    <w:p>
+      <w:pPr>
+        <w:numPr>
+          <w:ilvl w:val="0"/>
+          <w:numId w:val="29"/>
+        </w:numPr>
+      </w:pPr>
+      <w:r>
+        <w:t xml:space="preserve">Se unifican </w:t>
+      </w:r>
+      <w:proofErr w:type="spellStart"/>
+      <w:r>
+        <w:t>endpoints</w:t>
+      </w:r>
+      <w:proofErr w:type="spellEnd"/>
+      <w:r>
+        <w:t xml:space="preserve"> de carrito y reseñas con </w:t>
+      </w:r>
+      <w:proofErr w:type="spellStart"/>
+      <w:r>
+        <w:t>helpers</w:t>
+      </w:r>
+      <w:proofErr w:type="spellEnd"/>
+      <w:r>
+        <w:t xml:space="preserve"> comunes (</w:t>
+      </w:r>
+      <w:proofErr w:type="spellStart"/>
+      <w:r>
+        <w:t>bootstrap</w:t>
+      </w:r>
+      <w:proofErr w:type="spellEnd"/>
+      <w:r>
+        <w:t>, </w:t>
+      </w:r>
+      <w:proofErr w:type="spellStart"/>
+      <w:r>
+        <w:t>auth</w:t>
+      </w:r>
+      <w:proofErr w:type="spellEnd"/>
+      <w:r>
+        <w:t>, http, </w:t>
+      </w:r>
+      <w:proofErr w:type="spellStart"/>
+      <w:r>
+        <w:t>validators</w:t>
+      </w:r>
+      <w:proofErr w:type="spellEnd"/>
+      <w:r>
+        <w:t>) y respuestas JSON homogéneas:</w:t>
+      </w:r>
+    </w:p>
+    <w:p>
+      <w:pPr>
+        <w:numPr>
+          <w:ilvl w:val="1"/>
+          <w:numId w:val="29"/>
+        </w:numPr>
+      </w:pPr>
+      <w:hyperlink r:id="rId50" w:history="1">
+        <w:proofErr w:type="spellStart"/>
+        <w:r>
+          <w:rPr>
+            <w:rStyle w:val="Hipervnculo"/>
+          </w:rPr>
+          <w:t>add_carrito.php</w:t>
+        </w:r>
+        <w:proofErr w:type="spellEnd"/>
+      </w:hyperlink>
+    </w:p>
+    <w:p>
+      <w:pPr>
+        <w:numPr>
+          <w:ilvl w:val="1"/>
+          <w:numId w:val="29"/>
+        </w:numPr>
+      </w:pPr>
+      <w:hyperlink r:id="rId51" w:history="1">
+        <w:proofErr w:type="spellStart"/>
+        <w:r>
+          <w:rPr>
+            <w:rStyle w:val="Hipervnculo"/>
+          </w:rPr>
+          <w:t>carrito_cantidad.php</w:t>
+        </w:r>
+        <w:proofErr w:type="spellEnd"/>
+      </w:hyperlink>
+    </w:p>
+    <w:p>
+      <w:pPr>
+        <w:numPr>
+          <w:ilvl w:val="1"/>
+          <w:numId w:val="29"/>
+        </w:numPr>
+      </w:pPr>
+      <w:hyperlink r:id="rId52" w:history="1">
+        <w:proofErr w:type="spellStart"/>
+        <w:r>
+          <w:rPr>
+            <w:rStyle w:val="Hipervnculo"/>
+          </w:rPr>
+          <w:t>carrito_eliminar.php</w:t>
+        </w:r>
+        <w:proofErr w:type="spellEnd"/>
+      </w:hyperlink>
+    </w:p>
+    <w:p>
+      <w:pPr>
+        <w:numPr>
+          <w:ilvl w:val="1"/>
+          <w:numId w:val="29"/>
+        </w:numPr>
+      </w:pPr>
+      <w:hyperlink r:id="rId53" w:history="1">
+        <w:proofErr w:type="spellStart"/>
+        <w:r>
+          <w:rPr>
+            <w:rStyle w:val="Hipervnculo"/>
+          </w:rPr>
+          <w:t>add_resena_recambio.php</w:t>
+        </w:r>
+        <w:proofErr w:type="spellEnd"/>
+      </w:hyperlink>
+    </w:p>
+    <w:p>
+      <w:pPr>
+        <w:numPr>
+          <w:ilvl w:val="0"/>
+          <w:numId w:val="29"/>
+        </w:numPr>
+      </w:pPr>
+      <w:r>
+        <w:t xml:space="preserve">Se normalizan </w:t>
+      </w:r>
+      <w:proofErr w:type="spellStart"/>
+      <w:r>
+        <w:t>endpoints</w:t>
+      </w:r>
+      <w:proofErr w:type="spellEnd"/>
+      <w:r>
+        <w:t xml:space="preserve"> de api/ para respuesta consistente y validaciones limpias:</w:t>
+      </w:r>
+    </w:p>
+    <w:p>
+      <w:pPr>
+        <w:numPr>
+          <w:ilvl w:val="1"/>
+          <w:numId w:val="29"/>
+        </w:numPr>
+      </w:pPr>
+      <w:hyperlink r:id="rId54" w:history="1">
+        <w:proofErr w:type="spellStart"/>
+        <w:r>
+          <w:rPr>
+            <w:rStyle w:val="Hipervnculo"/>
+          </w:rPr>
+          <w:t>login.php</w:t>
+        </w:r>
+        <w:proofErr w:type="spellEnd"/>
+      </w:hyperlink>
+    </w:p>
+    <w:p>
+      <w:pPr>
+        <w:numPr>
+          <w:ilvl w:val="1"/>
+          <w:numId w:val="29"/>
+        </w:numPr>
+      </w:pPr>
+      <w:hyperlink r:id="rId55" w:history="1">
+        <w:proofErr w:type="spellStart"/>
+        <w:r>
+          <w:rPr>
+            <w:rStyle w:val="Hipervnculo"/>
+          </w:rPr>
+          <w:t>registro.php</w:t>
+        </w:r>
+        <w:proofErr w:type="spellEnd"/>
+      </w:hyperlink>
+    </w:p>
+    <w:p>
+      <w:pPr>
+        <w:numPr>
+          <w:ilvl w:val="1"/>
+          <w:numId w:val="29"/>
+        </w:numPr>
+      </w:pPr>
+      <w:hyperlink r:id="rId56" w:history="1">
+        <w:proofErr w:type="spellStart"/>
+        <w:r>
+          <w:rPr>
+            <w:rStyle w:val="Hipervnculo"/>
+          </w:rPr>
+          <w:t>get_mueble.php</w:t>
+        </w:r>
+        <w:proofErr w:type="spellEnd"/>
+      </w:hyperlink>
+    </w:p>
+    <w:p>
+      <w:pPr>
+        <w:numPr>
+          <w:ilvl w:val="1"/>
+          <w:numId w:val="29"/>
+        </w:numPr>
+      </w:pPr>
+      <w:hyperlink r:id="rId57" w:history="1">
+        <w:proofErr w:type="spellStart"/>
+        <w:r>
+          <w:rPr>
+            <w:rStyle w:val="Hipervnculo"/>
+          </w:rPr>
+          <w:t>get_muebles.php</w:t>
+        </w:r>
+        <w:proofErr w:type="spellEnd"/>
+      </w:hyperlink>
+    </w:p>
+    <w:p>
+      <w:pPr>
+        <w:numPr>
+          <w:ilvl w:val="1"/>
+          <w:numId w:val="29"/>
+        </w:numPr>
+      </w:pPr>
+      <w:hyperlink r:id="rId58" w:history="1">
+        <w:proofErr w:type="spellStart"/>
+        <w:r>
+          <w:rPr>
+            <w:rStyle w:val="Hipervnculo"/>
+          </w:rPr>
+          <w:t>get_recambios.php</w:t>
+        </w:r>
+        <w:proofErr w:type="spellEnd"/>
+      </w:hyperlink>
+    </w:p>
+    <w:p>
+      <w:pPr>
+        <w:numPr>
+          <w:ilvl w:val="1"/>
+          <w:numId w:val="29"/>
+        </w:numPr>
+      </w:pPr>
+      <w:hyperlink r:id="rId59" w:history="1">
+        <w:proofErr w:type="spellStart"/>
+        <w:r>
+          <w:rPr>
+            <w:rStyle w:val="Hipervnculo"/>
+          </w:rPr>
+          <w:t>get_resenas.php</w:t>
+        </w:r>
+        <w:proofErr w:type="spellEnd"/>
+      </w:hyperlink>
+    </w:p>
+    <w:p>
+      <w:pPr>
+        <w:numPr>
+          <w:ilvl w:val="0"/>
+          <w:numId w:val="29"/>
+        </w:numPr>
+      </w:pPr>
+      <w:r>
+        <w:t>Se refuerza </w:t>
+      </w:r>
+      <w:proofErr w:type="spellStart"/>
+      <w:r>
+        <w:fldChar w:fldCharType="begin"/>
+      </w:r>
+      <w:r>
+        <w:instrText>HYPERLINK "https://file+.vscode-resource.vscode-cdn.net/c%3A/Users/kaosk/.vscode/extensions/openai.chatgpt-0.4.78-win32-x64/webview/"</w:instrText>
+      </w:r>
+      <w:r>
+        <w:fldChar w:fldCharType="separate"/>
+      </w:r>
+      <w:r>
+        <w:rPr>
+          <w:rStyle w:val="Hipervnculo"/>
+        </w:rPr>
+        <w:t>enviar_mensaje.php</w:t>
+      </w:r>
+      <w:proofErr w:type="spellEnd"/>
+      <w:r>
+        <w:fldChar w:fldCharType="end"/>
+      </w:r>
+      <w:r>
+        <w:t xml:space="preserve"> con control de </w:t>
+      </w:r>
+      <w:proofErr w:type="spellStart"/>
+      <w:r>
+        <w:t>login</w:t>
+      </w:r>
+      <w:proofErr w:type="spellEnd"/>
+      <w:r>
+        <w:t xml:space="preserve"> centralizado y CSRF en envío.</w:t>
+      </w:r>
+    </w:p>
+    <w:p>
+      <w:pPr>
+        <w:numPr>
+          <w:ilvl w:val="0"/>
+          <w:numId w:val="29"/>
+        </w:numPr>
+      </w:pPr>
+      <w:r>
+        <w:t>Se actualizan clientes:</w:t>
+      </w:r>
+    </w:p>
+    <w:p>
+      <w:pPr>
+        <w:numPr>
+          <w:ilvl w:val="1"/>
+          <w:numId w:val="29"/>
+        </w:numPr>
+      </w:pPr>
+      <w:hyperlink r:id="rId60" w:history="1">
+        <w:proofErr w:type="spellStart"/>
+        <w:r>
+          <w:rPr>
+            <w:rStyle w:val="Hipervnculo"/>
+          </w:rPr>
+          <w:t>ver_carrito.php</w:t>
+        </w:r>
+        <w:proofErr w:type="spellEnd"/>
+      </w:hyperlink>
+      <w:r>
+        <w:t> envía CSRF en operaciones de cantidad/eliminación.</w:t>
+      </w:r>
+    </w:p>
+    <w:p>
+      <w:pPr>
+        <w:numPr>
+          <w:ilvl w:val="1"/>
+          <w:numId w:val="29"/>
+        </w:numPr>
+      </w:pPr>
+      <w:hyperlink r:id="rId61" w:history="1">
+        <w:proofErr w:type="spellStart"/>
+        <w:r>
+          <w:rPr>
+            <w:rStyle w:val="Hipervnculo"/>
+          </w:rPr>
+          <w:t>ver_recambio.php</w:t>
+        </w:r>
+        <w:proofErr w:type="spellEnd"/>
+      </w:hyperlink>
+      <w:r>
+        <w:t> añade CSRF en envío de reseña.</w:t>
+      </w:r>
+    </w:p>
+    <w:p>
+      <w:r>
+        <w:rPr>
+          <w:b/>
+          <w:bCs/>
+        </w:rPr>
+        <w:t>Motivación</w:t>
+      </w:r>
+    </w:p>
+    <w:p>
+      <w:pPr>
+        <w:numPr>
+          <w:ilvl w:val="0"/>
+          <w:numId w:val="30"/>
+        </w:numPr>
+      </w:pPr>
+      <w:r>
+        <w:t>Reducir superficie CSRF.</w:t>
+      </w:r>
+    </w:p>
+    <w:p>
+      <w:pPr>
+        <w:numPr>
+          <w:ilvl w:val="0"/>
+          <w:numId w:val="30"/>
+        </w:numPr>
+      </w:pPr>
+      <w:r>
+        <w:t xml:space="preserve">Homogeneizar el contrato JSON de </w:t>
+      </w:r>
+      <w:proofErr w:type="spellStart"/>
+      <w:r>
+        <w:t>endpoints</w:t>
+      </w:r>
+      <w:proofErr w:type="spellEnd"/>
+      <w:r>
+        <w:t>.</w:t>
+      </w:r>
+    </w:p>
+    <w:p>
+      <w:pPr>
+        <w:numPr>
+          <w:ilvl w:val="0"/>
+          <w:numId w:val="30"/>
+        </w:numPr>
+      </w:pPr>
+      <w:r>
+        <w:t>Eliminar lógica duplicada y mejorar mantenibilidad.</w:t>
+      </w:r>
+    </w:p>
+    <w:p>
+      <w:r>
+        <w:rPr>
+          <w:b/>
+          <w:bCs/>
+        </w:rPr>
+        <w:t>Validación</w:t>
+      </w:r>
+    </w:p>
+    <w:p>
+      <w:pPr>
+        <w:numPr>
+          <w:ilvl w:val="0"/>
+          <w:numId w:val="31"/>
+        </w:numPr>
+      </w:pPr>
+      <w:r>
+        <w:t>php -l sin errores en todos los archivos modificados.</w:t>
+      </w:r>
+    </w:p>
+    <w:p>
+      <w:pPr>
+        <w:numPr>
+          <w:ilvl w:val="0"/>
+          <w:numId w:val="31"/>
+        </w:numPr>
+      </w:pPr>
+      <w:r>
+        <w:t xml:space="preserve">Smoke </w:t>
+      </w:r>
+      <w:proofErr w:type="spellStart"/>
+      <w:r>
+        <w:t>tests</w:t>
+      </w:r>
+      <w:proofErr w:type="spellEnd"/>
+      <w:r>
+        <w:t xml:space="preserve"> HTTP correctos (405 en GET no permitido, 200/404 en API según datos).</w:t>
+      </w:r>
+    </w:p>
+    <w:p>
+      <w:r>
+        <w:br/>
+      </w:r>
+      <w:r>
+        <w:t>_____________________________________________________________________________</w:t>
+      </w:r>
+      <w:r>
+        <w:br/>
+      </w:r>
+      <w:r>
+        <w:br/>
+      </w:r>
+      <w:r>
+        <w:br/>
+      </w:r>
+      <w:r>
+        <w:br/>
+      </w:r>
+      <w:r>
+        <w:br/>
+      </w:r>
+      <w:r>
+        <w:rPr>
+          <w:b/>
+          <w:bCs/>
         </w:rPr>
         <w:t>Prueba de páginas públicas (servidor PHP embebido)</w:t>
       </w:r>
@@ -2796,7 +4538,7 @@
           <w:numId w:val="21"/>
         </w:numPr>
       </w:pPr>
-      <w:hyperlink r:id="rId31" w:history="1">
+      <w:hyperlink r:id="rId62" w:history="1">
         <w:proofErr w:type="spellStart"/>
         <w:r>
           <w:rPr>
@@ -2817,7 +4559,7 @@
           <w:numId w:val="21"/>
         </w:numPr>
       </w:pPr>
-      <w:hyperlink r:id="rId32" w:history="1">
+      <w:hyperlink r:id="rId63" w:history="1">
         <w:proofErr w:type="spellStart"/>
         <w:r>
           <w:rPr>
@@ -2838,7 +4580,7 @@
           <w:numId w:val="21"/>
         </w:numPr>
       </w:pPr>
-      <w:hyperlink r:id="rId33" w:history="1">
+      <w:hyperlink r:id="rId64" w:history="1">
         <w:proofErr w:type="spellStart"/>
         <w:r>
           <w:rPr>
@@ -2859,7 +4601,7 @@
           <w:numId w:val="21"/>
         </w:numPr>
       </w:pPr>
-      <w:hyperlink r:id="rId34" w:history="1">
+      <w:hyperlink r:id="rId65" w:history="1">
         <w:proofErr w:type="spellStart"/>
         <w:r>
           <w:rPr>
@@ -2880,7 +4622,7 @@
           <w:numId w:val="21"/>
         </w:numPr>
       </w:pPr>
-      <w:hyperlink r:id="rId35" w:history="1">
+      <w:hyperlink r:id="rId66" w:history="1">
         <w:proofErr w:type="spellStart"/>
         <w:r>
           <w:rPr>
@@ -2901,7 +4643,7 @@
           <w:numId w:val="21"/>
         </w:numPr>
       </w:pPr>
-      <w:hyperlink r:id="rId36" w:history="1">
+      <w:hyperlink r:id="rId67" w:history="1">
         <w:proofErr w:type="spellStart"/>
         <w:r>
           <w:rPr>
@@ -2931,7 +4673,7 @@
           <w:numId w:val="22"/>
         </w:numPr>
       </w:pPr>
-      <w:hyperlink r:id="rId37" w:history="1">
+      <w:hyperlink r:id="rId68" w:history="1">
         <w:proofErr w:type="spellStart"/>
         <w:r>
           <w:rPr>
@@ -2975,7 +4717,7 @@
           <w:numId w:val="22"/>
         </w:numPr>
       </w:pPr>
-      <w:hyperlink r:id="rId38" w:history="1">
+      <w:hyperlink r:id="rId69" w:history="1">
         <w:proofErr w:type="spellStart"/>
         <w:r>
           <w:rPr>
@@ -2996,7 +4738,7 @@
           <w:numId w:val="22"/>
         </w:numPr>
       </w:pPr>
-      <w:hyperlink r:id="rId39" w:history="1">
+      <w:hyperlink r:id="rId70" w:history="1">
         <w:proofErr w:type="spellStart"/>
         <w:r>
           <w:rPr>
@@ -3263,6 +5005,272 @@
     </w:lvl>
   </w:abstractNum>
   <w:abstractNum w:abstractNumId="2" w15:restartNumberingAfterBreak="0">
+    <w:nsid w:val="0D470B90"/>
+    <w:multiLevelType w:val="multilevel"/>
+    <w:tmpl w:val="941A1C5E"/>
+    <w:lvl w:ilvl="0">
+      <w:start w:val="1"/>
+      <w:numFmt w:val="decimal"/>
+      <w:lvlText w:val="%1."/>
+      <w:lvlJc w:val="left"/>
+      <w:pPr>
+        <w:tabs>
+          <w:tab w:val="num" w:pos="720"/>
+        </w:tabs>
+        <w:ind w:left="720" w:hanging="360"/>
+      </w:pPr>
+    </w:lvl>
+    <w:lvl w:ilvl="1">
+      <w:start w:val="1"/>
+      <w:numFmt w:val="bullet"/>
+      <w:lvlText w:val=""/>
+      <w:lvlJc w:val="left"/>
+      <w:pPr>
+        <w:tabs>
+          <w:tab w:val="num" w:pos="1440"/>
+        </w:tabs>
+        <w:ind w:left="1440" w:hanging="360"/>
+      </w:pPr>
+      <w:rPr>
+        <w:rFonts w:ascii="Symbol" w:hAnsi="Symbol" w:hint="default"/>
+        <w:sz w:val="20"/>
+      </w:rPr>
+    </w:lvl>
+    <w:lvl w:ilvl="2" w:tentative="1">
+      <w:start w:val="1"/>
+      <w:numFmt w:val="decimal"/>
+      <w:lvlText w:val="%3."/>
+      <w:lvlJc w:val="left"/>
+      <w:pPr>
+        <w:tabs>
+          <w:tab w:val="num" w:pos="2160"/>
+        </w:tabs>
+        <w:ind w:left="2160" w:hanging="360"/>
+      </w:pPr>
+    </w:lvl>
+    <w:lvl w:ilvl="3" w:tentative="1">
+      <w:start w:val="1"/>
+      <w:numFmt w:val="decimal"/>
+      <w:lvlText w:val="%4."/>
+      <w:lvlJc w:val="left"/>
+      <w:pPr>
+        <w:tabs>
+          <w:tab w:val="num" w:pos="2880"/>
+        </w:tabs>
+        <w:ind w:left="2880" w:hanging="360"/>
+      </w:pPr>
+    </w:lvl>
+    <w:lvl w:ilvl="4" w:tentative="1">
+      <w:start w:val="1"/>
+      <w:numFmt w:val="decimal"/>
+      <w:lvlText w:val="%5."/>
+      <w:lvlJc w:val="left"/>
+      <w:pPr>
+        <w:tabs>
+          <w:tab w:val="num" w:pos="3600"/>
+        </w:tabs>
+        <w:ind w:left="3600" w:hanging="360"/>
+      </w:pPr>
+    </w:lvl>
+    <w:lvl w:ilvl="5" w:tentative="1">
+      <w:start w:val="1"/>
+      <w:numFmt w:val="decimal"/>
+      <w:lvlText w:val="%6."/>
+      <w:lvlJc w:val="left"/>
+      <w:pPr>
+        <w:tabs>
+          <w:tab w:val="num" w:pos="4320"/>
+        </w:tabs>
+        <w:ind w:left="4320" w:hanging="360"/>
+      </w:pPr>
+    </w:lvl>
+    <w:lvl w:ilvl="6" w:tentative="1">
+      <w:start w:val="1"/>
+      <w:numFmt w:val="decimal"/>
+      <w:lvlText w:val="%7."/>
+      <w:lvlJc w:val="left"/>
+      <w:pPr>
+        <w:tabs>
+          <w:tab w:val="num" w:pos="5040"/>
+        </w:tabs>
+        <w:ind w:left="5040" w:hanging="360"/>
+      </w:pPr>
+    </w:lvl>
+    <w:lvl w:ilvl="7" w:tentative="1">
+      <w:start w:val="1"/>
+      <w:numFmt w:val="decimal"/>
+      <w:lvlText w:val="%8."/>
+      <w:lvlJc w:val="left"/>
+      <w:pPr>
+        <w:tabs>
+          <w:tab w:val="num" w:pos="5760"/>
+        </w:tabs>
+        <w:ind w:left="5760" w:hanging="360"/>
+      </w:pPr>
+    </w:lvl>
+    <w:lvl w:ilvl="8" w:tentative="1">
+      <w:start w:val="1"/>
+      <w:numFmt w:val="decimal"/>
+      <w:lvlText w:val="%9."/>
+      <w:lvlJc w:val="left"/>
+      <w:pPr>
+        <w:tabs>
+          <w:tab w:val="num" w:pos="6480"/>
+        </w:tabs>
+        <w:ind w:left="6480" w:hanging="360"/>
+      </w:pPr>
+    </w:lvl>
+  </w:abstractNum>
+  <w:abstractNum w:abstractNumId="3" w15:restartNumberingAfterBreak="0">
+    <w:nsid w:val="135B4778"/>
+    <w:multiLevelType w:val="multilevel"/>
+    <w:tmpl w:val="1C32EA78"/>
+    <w:lvl w:ilvl="0">
+      <w:start w:val="1"/>
+      <w:numFmt w:val="bullet"/>
+      <w:lvlText w:val=""/>
+      <w:lvlJc w:val="left"/>
+      <w:pPr>
+        <w:tabs>
+          <w:tab w:val="num" w:pos="720"/>
+        </w:tabs>
+        <w:ind w:left="720" w:hanging="360"/>
+      </w:pPr>
+      <w:rPr>
+        <w:rFonts w:ascii="Symbol" w:hAnsi="Symbol" w:hint="default"/>
+        <w:sz w:val="20"/>
+      </w:rPr>
+    </w:lvl>
+    <w:lvl w:ilvl="1">
+      <w:start w:val="1"/>
+      <w:numFmt w:val="bullet"/>
+      <w:lvlText w:val=""/>
+      <w:lvlJc w:val="left"/>
+      <w:pPr>
+        <w:tabs>
+          <w:tab w:val="num" w:pos="1440"/>
+        </w:tabs>
+        <w:ind w:left="1440" w:hanging="360"/>
+      </w:pPr>
+      <w:rPr>
+        <w:rFonts w:ascii="Symbol" w:hAnsi="Symbol" w:hint="default"/>
+        <w:sz w:val="20"/>
+      </w:rPr>
+    </w:lvl>
+    <w:lvl w:ilvl="2" w:tentative="1">
+      <w:start w:val="1"/>
+      <w:numFmt w:val="bullet"/>
+      <w:lvlText w:val=""/>
+      <w:lvlJc w:val="left"/>
+      <w:pPr>
+        <w:tabs>
+          <w:tab w:val="num" w:pos="2160"/>
+        </w:tabs>
+        <w:ind w:left="2160" w:hanging="360"/>
+      </w:pPr>
+      <w:rPr>
+        <w:rFonts w:ascii="Symbol" w:hAnsi="Symbol" w:hint="default"/>
+        <w:sz w:val="20"/>
+      </w:rPr>
+    </w:lvl>
+    <w:lvl w:ilvl="3" w:tentative="1">
+      <w:start w:val="1"/>
+      <w:numFmt w:val="bullet"/>
+      <w:lvlText w:val=""/>
+      <w:lvlJc w:val="left"/>
+      <w:pPr>
+        <w:tabs>
+          <w:tab w:val="num" w:pos="2880"/>
+        </w:tabs>
+        <w:ind w:left="2880" w:hanging="360"/>
+      </w:pPr>
+      <w:rPr>
+        <w:rFonts w:ascii="Symbol" w:hAnsi="Symbol" w:hint="default"/>
+        <w:sz w:val="20"/>
+      </w:rPr>
+    </w:lvl>
+    <w:lvl w:ilvl="4" w:tentative="1">
+      <w:start w:val="1"/>
+      <w:numFmt w:val="bullet"/>
+      <w:lvlText w:val=""/>
+      <w:lvlJc w:val="left"/>
+      <w:pPr>
+        <w:tabs>
+          <w:tab w:val="num" w:pos="3600"/>
+        </w:tabs>
+        <w:ind w:left="3600" w:hanging="360"/>
+      </w:pPr>
+      <w:rPr>
+        <w:rFonts w:ascii="Symbol" w:hAnsi="Symbol" w:hint="default"/>
+        <w:sz w:val="20"/>
+      </w:rPr>
+    </w:lvl>
+    <w:lvl w:ilvl="5" w:tentative="1">
+      <w:start w:val="1"/>
+      <w:numFmt w:val="bullet"/>
+      <w:lvlText w:val=""/>
+      <w:lvlJc w:val="left"/>
+      <w:pPr>
+        <w:tabs>
+          <w:tab w:val="num" w:pos="4320"/>
+        </w:tabs>
+        <w:ind w:left="4320" w:hanging="360"/>
+      </w:pPr>
+      <w:rPr>
+        <w:rFonts w:ascii="Symbol" w:hAnsi="Symbol" w:hint="default"/>
+        <w:sz w:val="20"/>
+      </w:rPr>
+    </w:lvl>
+    <w:lvl w:ilvl="6" w:tentative="1">
+      <w:start w:val="1"/>
+      <w:numFmt w:val="bullet"/>
+      <w:lvlText w:val=""/>
+      <w:lvlJc w:val="left"/>
+      <w:pPr>
+        <w:tabs>
+          <w:tab w:val="num" w:pos="5040"/>
+        </w:tabs>
+        <w:ind w:left="5040" w:hanging="360"/>
+      </w:pPr>
+      <w:rPr>
+        <w:rFonts w:ascii="Symbol" w:hAnsi="Symbol" w:hint="default"/>
+        <w:sz w:val="20"/>
+      </w:rPr>
+    </w:lvl>
+    <w:lvl w:ilvl="7" w:tentative="1">
+      <w:start w:val="1"/>
+      <w:numFmt w:val="bullet"/>
+      <w:lvlText w:val=""/>
+      <w:lvlJc w:val="left"/>
+      <w:pPr>
+        <w:tabs>
+          <w:tab w:val="num" w:pos="5760"/>
+        </w:tabs>
+        <w:ind w:left="5760" w:hanging="360"/>
+      </w:pPr>
+      <w:rPr>
+        <w:rFonts w:ascii="Symbol" w:hAnsi="Symbol" w:hint="default"/>
+        <w:sz w:val="20"/>
+      </w:rPr>
+    </w:lvl>
+    <w:lvl w:ilvl="8" w:tentative="1">
+      <w:start w:val="1"/>
+      <w:numFmt w:val="bullet"/>
+      <w:lvlText w:val=""/>
+      <w:lvlJc w:val="left"/>
+      <w:pPr>
+        <w:tabs>
+          <w:tab w:val="num" w:pos="6480"/>
+        </w:tabs>
+        <w:ind w:left="6480" w:hanging="360"/>
+      </w:pPr>
+      <w:rPr>
+        <w:rFonts w:ascii="Symbol" w:hAnsi="Symbol" w:hint="default"/>
+        <w:sz w:val="20"/>
+      </w:rPr>
+    </w:lvl>
+  </w:abstractNum>
+  <w:abstractNum w:abstractNumId="4" w15:restartNumberingAfterBreak="0">
     <w:nsid w:val="14C85EDE"/>
     <w:multiLevelType w:val="multilevel"/>
     <w:tmpl w:val="71B6C77E"/>
@@ -3411,7 +5419,7 @@
       </w:rPr>
     </w:lvl>
   </w:abstractNum>
-  <w:abstractNum w:abstractNumId="3" w15:restartNumberingAfterBreak="0">
+  <w:abstractNum w:abstractNumId="5" w15:restartNumberingAfterBreak="0">
     <w:nsid w:val="16CA7C4C"/>
     <w:multiLevelType w:val="multilevel"/>
     <w:tmpl w:val="8A160DBA"/>
@@ -3560,7 +5568,7 @@
       </w:rPr>
     </w:lvl>
   </w:abstractNum>
-  <w:abstractNum w:abstractNumId="4" w15:restartNumberingAfterBreak="0">
+  <w:abstractNum w:abstractNumId="6" w15:restartNumberingAfterBreak="0">
     <w:nsid w:val="224F70AC"/>
     <w:multiLevelType w:val="multilevel"/>
     <w:tmpl w:val="94D064AE"/>
@@ -3673,7 +5681,156 @@
       </w:pPr>
     </w:lvl>
   </w:abstractNum>
-  <w:abstractNum w:abstractNumId="5" w15:restartNumberingAfterBreak="0">
+  <w:abstractNum w:abstractNumId="7" w15:restartNumberingAfterBreak="0">
+    <w:nsid w:val="232D3B82"/>
+    <w:multiLevelType w:val="multilevel"/>
+    <w:tmpl w:val="4A32E0D2"/>
+    <w:lvl w:ilvl="0">
+      <w:start w:val="1"/>
+      <w:numFmt w:val="bullet"/>
+      <w:lvlText w:val=""/>
+      <w:lvlJc w:val="left"/>
+      <w:pPr>
+        <w:tabs>
+          <w:tab w:val="num" w:pos="720"/>
+        </w:tabs>
+        <w:ind w:left="720" w:hanging="360"/>
+      </w:pPr>
+      <w:rPr>
+        <w:rFonts w:ascii="Symbol" w:hAnsi="Symbol" w:hint="default"/>
+        <w:sz w:val="20"/>
+      </w:rPr>
+    </w:lvl>
+    <w:lvl w:ilvl="1" w:tentative="1">
+      <w:start w:val="1"/>
+      <w:numFmt w:val="bullet"/>
+      <w:lvlText w:val=""/>
+      <w:lvlJc w:val="left"/>
+      <w:pPr>
+        <w:tabs>
+          <w:tab w:val="num" w:pos="1440"/>
+        </w:tabs>
+        <w:ind w:left="1440" w:hanging="360"/>
+      </w:pPr>
+      <w:rPr>
+        <w:rFonts w:ascii="Symbol" w:hAnsi="Symbol" w:hint="default"/>
+        <w:sz w:val="20"/>
+      </w:rPr>
+    </w:lvl>
+    <w:lvl w:ilvl="2" w:tentative="1">
+      <w:start w:val="1"/>
+      <w:numFmt w:val="bullet"/>
+      <w:lvlText w:val=""/>
+      <w:lvlJc w:val="left"/>
+      <w:pPr>
+        <w:tabs>
+          <w:tab w:val="num" w:pos="2160"/>
+        </w:tabs>
+        <w:ind w:left="2160" w:hanging="360"/>
+      </w:pPr>
+      <w:rPr>
+        <w:rFonts w:ascii="Symbol" w:hAnsi="Symbol" w:hint="default"/>
+        <w:sz w:val="20"/>
+      </w:rPr>
+    </w:lvl>
+    <w:lvl w:ilvl="3" w:tentative="1">
+      <w:start w:val="1"/>
+      <w:numFmt w:val="bullet"/>
+      <w:lvlText w:val=""/>
+      <w:lvlJc w:val="left"/>
+      <w:pPr>
+        <w:tabs>
+          <w:tab w:val="num" w:pos="2880"/>
+        </w:tabs>
+        <w:ind w:left="2880" w:hanging="360"/>
+      </w:pPr>
+      <w:rPr>
+        <w:rFonts w:ascii="Symbol" w:hAnsi="Symbol" w:hint="default"/>
+        <w:sz w:val="20"/>
+      </w:rPr>
+    </w:lvl>
+    <w:lvl w:ilvl="4" w:tentative="1">
+      <w:start w:val="1"/>
+      <w:numFmt w:val="bullet"/>
+      <w:lvlText w:val=""/>
+      <w:lvlJc w:val="left"/>
+      <w:pPr>
+        <w:tabs>
+          <w:tab w:val="num" w:pos="3600"/>
+        </w:tabs>
+        <w:ind w:left="3600" w:hanging="360"/>
+      </w:pPr>
+      <w:rPr>
+        <w:rFonts w:ascii="Symbol" w:hAnsi="Symbol" w:hint="default"/>
+        <w:sz w:val="20"/>
+      </w:rPr>
+    </w:lvl>
+    <w:lvl w:ilvl="5" w:tentative="1">
+      <w:start w:val="1"/>
+      <w:numFmt w:val="bullet"/>
+      <w:lvlText w:val=""/>
+      <w:lvlJc w:val="left"/>
+      <w:pPr>
+        <w:tabs>
+          <w:tab w:val="num" w:pos="4320"/>
+        </w:tabs>
+        <w:ind w:left="4320" w:hanging="360"/>
+      </w:pPr>
+      <w:rPr>
+        <w:rFonts w:ascii="Symbol" w:hAnsi="Symbol" w:hint="default"/>
+        <w:sz w:val="20"/>
+      </w:rPr>
+    </w:lvl>
+    <w:lvl w:ilvl="6" w:tentative="1">
+      <w:start w:val="1"/>
+      <w:numFmt w:val="bullet"/>
+      <w:lvlText w:val=""/>
+      <w:lvlJc w:val="left"/>
+      <w:pPr>
+        <w:tabs>
+          <w:tab w:val="num" w:pos="5040"/>
+        </w:tabs>
+        <w:ind w:left="5040" w:hanging="360"/>
+      </w:pPr>
+      <w:rPr>
+        <w:rFonts w:ascii="Symbol" w:hAnsi="Symbol" w:hint="default"/>
+        <w:sz w:val="20"/>
+      </w:rPr>
+    </w:lvl>
+    <w:lvl w:ilvl="7" w:tentative="1">
+      <w:start w:val="1"/>
+      <w:numFmt w:val="bullet"/>
+      <w:lvlText w:val=""/>
+      <w:lvlJc w:val="left"/>
+      <w:pPr>
+        <w:tabs>
+          <w:tab w:val="num" w:pos="5760"/>
+        </w:tabs>
+        <w:ind w:left="5760" w:hanging="360"/>
+      </w:pPr>
+      <w:rPr>
+        <w:rFonts w:ascii="Symbol" w:hAnsi="Symbol" w:hint="default"/>
+        <w:sz w:val="20"/>
+      </w:rPr>
+    </w:lvl>
+    <w:lvl w:ilvl="8" w:tentative="1">
+      <w:start w:val="1"/>
+      <w:numFmt w:val="bullet"/>
+      <w:lvlText w:val=""/>
+      <w:lvlJc w:val="left"/>
+      <w:pPr>
+        <w:tabs>
+          <w:tab w:val="num" w:pos="6480"/>
+        </w:tabs>
+        <w:ind w:left="6480" w:hanging="360"/>
+      </w:pPr>
+      <w:rPr>
+        <w:rFonts w:ascii="Symbol" w:hAnsi="Symbol" w:hint="default"/>
+        <w:sz w:val="20"/>
+      </w:rPr>
+    </w:lvl>
+  </w:abstractNum>
+  <w:abstractNum w:abstractNumId="8" w15:restartNumberingAfterBreak="0">
     <w:nsid w:val="23C5696C"/>
     <w:multiLevelType w:val="multilevel"/>
     <w:tmpl w:val="6A3010B2"/>
@@ -3822,7 +5979,156 @@
       </w:rPr>
     </w:lvl>
   </w:abstractNum>
-  <w:abstractNum w:abstractNumId="6" w15:restartNumberingAfterBreak="0">
+  <w:abstractNum w:abstractNumId="9" w15:restartNumberingAfterBreak="0">
+    <w:nsid w:val="2F1A254B"/>
+    <w:multiLevelType w:val="multilevel"/>
+    <w:tmpl w:val="D85853C2"/>
+    <w:lvl w:ilvl="0">
+      <w:start w:val="1"/>
+      <w:numFmt w:val="bullet"/>
+      <w:lvlText w:val=""/>
+      <w:lvlJc w:val="left"/>
+      <w:pPr>
+        <w:tabs>
+          <w:tab w:val="num" w:pos="720"/>
+        </w:tabs>
+        <w:ind w:left="720" w:hanging="360"/>
+      </w:pPr>
+      <w:rPr>
+        <w:rFonts w:ascii="Symbol" w:hAnsi="Symbol" w:hint="default"/>
+        <w:sz w:val="20"/>
+      </w:rPr>
+    </w:lvl>
+    <w:lvl w:ilvl="1" w:tentative="1">
+      <w:start w:val="1"/>
+      <w:numFmt w:val="bullet"/>
+      <w:lvlText w:val=""/>
+      <w:lvlJc w:val="left"/>
+      <w:pPr>
+        <w:tabs>
+          <w:tab w:val="num" w:pos="1440"/>
+        </w:tabs>
+        <w:ind w:left="1440" w:hanging="360"/>
+      </w:pPr>
+      <w:rPr>
+        <w:rFonts w:ascii="Symbol" w:hAnsi="Symbol" w:hint="default"/>
+        <w:sz w:val="20"/>
+      </w:rPr>
+    </w:lvl>
+    <w:lvl w:ilvl="2" w:tentative="1">
+      <w:start w:val="1"/>
+      <w:numFmt w:val="bullet"/>
+      <w:lvlText w:val=""/>
+      <w:lvlJc w:val="left"/>
+      <w:pPr>
+        <w:tabs>
+          <w:tab w:val="num" w:pos="2160"/>
+        </w:tabs>
+        <w:ind w:left="2160" w:hanging="360"/>
+      </w:pPr>
+      <w:rPr>
+        <w:rFonts w:ascii="Symbol" w:hAnsi="Symbol" w:hint="default"/>
+        <w:sz w:val="20"/>
+      </w:rPr>
+    </w:lvl>
+    <w:lvl w:ilvl="3" w:tentative="1">
+      <w:start w:val="1"/>
+      <w:numFmt w:val="bullet"/>
+      <w:lvlText w:val=""/>
+      <w:lvlJc w:val="left"/>
+      <w:pPr>
+        <w:tabs>
+          <w:tab w:val="num" w:pos="2880"/>
+        </w:tabs>
+        <w:ind w:left="2880" w:hanging="360"/>
+      </w:pPr>
+      <w:rPr>
+        <w:rFonts w:ascii="Symbol" w:hAnsi="Symbol" w:hint="default"/>
+        <w:sz w:val="20"/>
+      </w:rPr>
+    </w:lvl>
+    <w:lvl w:ilvl="4" w:tentative="1">
+      <w:start w:val="1"/>
+      <w:numFmt w:val="bullet"/>
+      <w:lvlText w:val=""/>
+      <w:lvlJc w:val="left"/>
+      <w:pPr>
+        <w:tabs>
+          <w:tab w:val="num" w:pos="3600"/>
+        </w:tabs>
+        <w:ind w:left="3600" w:hanging="360"/>
+      </w:pPr>
+      <w:rPr>
+        <w:rFonts w:ascii="Symbol" w:hAnsi="Symbol" w:hint="default"/>
+        <w:sz w:val="20"/>
+      </w:rPr>
+    </w:lvl>
+    <w:lvl w:ilvl="5" w:tentative="1">
+      <w:start w:val="1"/>
+      <w:numFmt w:val="bullet"/>
+      <w:lvlText w:val=""/>
+      <w:lvlJc w:val="left"/>
+      <w:pPr>
+        <w:tabs>
+          <w:tab w:val="num" w:pos="4320"/>
+        </w:tabs>
+        <w:ind w:left="4320" w:hanging="360"/>
+      </w:pPr>
+      <w:rPr>
+        <w:rFonts w:ascii="Symbol" w:hAnsi="Symbol" w:hint="default"/>
+        <w:sz w:val="20"/>
+      </w:rPr>
+    </w:lvl>
+    <w:lvl w:ilvl="6" w:tentative="1">
+      <w:start w:val="1"/>
+      <w:numFmt w:val="bullet"/>
+      <w:lvlText w:val=""/>
+      <w:lvlJc w:val="left"/>
+      <w:pPr>
+        <w:tabs>
+          <w:tab w:val="num" w:pos="5040"/>
+        </w:tabs>
+        <w:ind w:left="5040" w:hanging="360"/>
+      </w:pPr>
+      <w:rPr>
+        <w:rFonts w:ascii="Symbol" w:hAnsi="Symbol" w:hint="default"/>
+        <w:sz w:val="20"/>
+      </w:rPr>
+    </w:lvl>
+    <w:lvl w:ilvl="7" w:tentative="1">
+      <w:start w:val="1"/>
+      <w:numFmt w:val="bullet"/>
+      <w:lvlText w:val=""/>
+      <w:lvlJc w:val="left"/>
+      <w:pPr>
+        <w:tabs>
+          <w:tab w:val="num" w:pos="5760"/>
+        </w:tabs>
+        <w:ind w:left="5760" w:hanging="360"/>
+      </w:pPr>
+      <w:rPr>
+        <w:rFonts w:ascii="Symbol" w:hAnsi="Symbol" w:hint="default"/>
+        <w:sz w:val="20"/>
+      </w:rPr>
+    </w:lvl>
+    <w:lvl w:ilvl="8" w:tentative="1">
+      <w:start w:val="1"/>
+      <w:numFmt w:val="bullet"/>
+      <w:lvlText w:val=""/>
+      <w:lvlJc w:val="left"/>
+      <w:pPr>
+        <w:tabs>
+          <w:tab w:val="num" w:pos="6480"/>
+        </w:tabs>
+        <w:ind w:left="6480" w:hanging="360"/>
+      </w:pPr>
+      <w:rPr>
+        <w:rFonts w:ascii="Symbol" w:hAnsi="Symbol" w:hint="default"/>
+        <w:sz w:val="20"/>
+      </w:rPr>
+    </w:lvl>
+  </w:abstractNum>
+  <w:abstractNum w:abstractNumId="10" w15:restartNumberingAfterBreak="0">
     <w:nsid w:val="3232551D"/>
     <w:multiLevelType w:val="multilevel"/>
     <w:tmpl w:val="FF309408"/>
@@ -3939,7 +6245,7 @@
       </w:pPr>
     </w:lvl>
   </w:abstractNum>
-  <w:abstractNum w:abstractNumId="7" w15:restartNumberingAfterBreak="0">
+  <w:abstractNum w:abstractNumId="11" w15:restartNumberingAfterBreak="0">
     <w:nsid w:val="36A51F70"/>
     <w:multiLevelType w:val="multilevel"/>
     <w:tmpl w:val="8ACC35AC"/>
@@ -4052,7 +6358,7 @@
       </w:pPr>
     </w:lvl>
   </w:abstractNum>
-  <w:abstractNum w:abstractNumId="8" w15:restartNumberingAfterBreak="0">
+  <w:abstractNum w:abstractNumId="12" w15:restartNumberingAfterBreak="0">
     <w:nsid w:val="38596158"/>
     <w:multiLevelType w:val="multilevel"/>
     <w:tmpl w:val="949E10FE"/>
@@ -4165,7 +6471,7 @@
       </w:pPr>
     </w:lvl>
   </w:abstractNum>
-  <w:abstractNum w:abstractNumId="9" w15:restartNumberingAfterBreak="0">
+  <w:abstractNum w:abstractNumId="13" w15:restartNumberingAfterBreak="0">
     <w:nsid w:val="39AC4D34"/>
     <w:multiLevelType w:val="multilevel"/>
     <w:tmpl w:val="0BAAE34C"/>
@@ -4278,7 +6584,156 @@
       </w:pPr>
     </w:lvl>
   </w:abstractNum>
-  <w:abstractNum w:abstractNumId="10" w15:restartNumberingAfterBreak="0">
+  <w:abstractNum w:abstractNumId="14" w15:restartNumberingAfterBreak="0">
+    <w:nsid w:val="3A07605D"/>
+    <w:multiLevelType w:val="multilevel"/>
+    <w:tmpl w:val="110C6ACE"/>
+    <w:lvl w:ilvl="0">
+      <w:start w:val="1"/>
+      <w:numFmt w:val="bullet"/>
+      <w:lvlText w:val=""/>
+      <w:lvlJc w:val="left"/>
+      <w:pPr>
+        <w:tabs>
+          <w:tab w:val="num" w:pos="720"/>
+        </w:tabs>
+        <w:ind w:left="720" w:hanging="360"/>
+      </w:pPr>
+      <w:rPr>
+        <w:rFonts w:ascii="Symbol" w:hAnsi="Symbol" w:hint="default"/>
+        <w:sz w:val="20"/>
+      </w:rPr>
+    </w:lvl>
+    <w:lvl w:ilvl="1" w:tentative="1">
+      <w:start w:val="1"/>
+      <w:numFmt w:val="bullet"/>
+      <w:lvlText w:val=""/>
+      <w:lvlJc w:val="left"/>
+      <w:pPr>
+        <w:tabs>
+          <w:tab w:val="num" w:pos="1440"/>
+        </w:tabs>
+        <w:ind w:left="1440" w:hanging="360"/>
+      </w:pPr>
+      <w:rPr>
+        <w:rFonts w:ascii="Symbol" w:hAnsi="Symbol" w:hint="default"/>
+        <w:sz w:val="20"/>
+      </w:rPr>
+    </w:lvl>
+    <w:lvl w:ilvl="2" w:tentative="1">
+      <w:start w:val="1"/>
+      <w:numFmt w:val="bullet"/>
+      <w:lvlText w:val=""/>
+      <w:lvlJc w:val="left"/>
+      <w:pPr>
+        <w:tabs>
+          <w:tab w:val="num" w:pos="2160"/>
+        </w:tabs>
+        <w:ind w:left="2160" w:hanging="360"/>
+      </w:pPr>
+      <w:rPr>
+        <w:rFonts w:ascii="Symbol" w:hAnsi="Symbol" w:hint="default"/>
+        <w:sz w:val="20"/>
+      </w:rPr>
+    </w:lvl>
+    <w:lvl w:ilvl="3" w:tentative="1">
+      <w:start w:val="1"/>
+      <w:numFmt w:val="bullet"/>
+      <w:lvlText w:val=""/>
+      <w:lvlJc w:val="left"/>
+      <w:pPr>
+        <w:tabs>
+          <w:tab w:val="num" w:pos="2880"/>
+        </w:tabs>
+        <w:ind w:left="2880" w:hanging="360"/>
+      </w:pPr>
+      <w:rPr>
+        <w:rFonts w:ascii="Symbol" w:hAnsi="Symbol" w:hint="default"/>
+        <w:sz w:val="20"/>
+      </w:rPr>
+    </w:lvl>
+    <w:lvl w:ilvl="4" w:tentative="1">
+      <w:start w:val="1"/>
+      <w:numFmt w:val="bullet"/>
+      <w:lvlText w:val=""/>
+      <w:lvlJc w:val="left"/>
+      <w:pPr>
+        <w:tabs>
+          <w:tab w:val="num" w:pos="3600"/>
+        </w:tabs>
+        <w:ind w:left="3600" w:hanging="360"/>
+      </w:pPr>
+      <w:rPr>
+        <w:rFonts w:ascii="Symbol" w:hAnsi="Symbol" w:hint="default"/>
+        <w:sz w:val="20"/>
+      </w:rPr>
+    </w:lvl>
+    <w:lvl w:ilvl="5" w:tentative="1">
+      <w:start w:val="1"/>
+      <w:numFmt w:val="bullet"/>
+      <w:lvlText w:val=""/>
+      <w:lvlJc w:val="left"/>
+      <w:pPr>
+        <w:tabs>
+          <w:tab w:val="num" w:pos="4320"/>
+        </w:tabs>
+        <w:ind w:left="4320" w:hanging="360"/>
+      </w:pPr>
+      <w:rPr>
+        <w:rFonts w:ascii="Symbol" w:hAnsi="Symbol" w:hint="default"/>
+        <w:sz w:val="20"/>
+      </w:rPr>
+    </w:lvl>
+    <w:lvl w:ilvl="6" w:tentative="1">
+      <w:start w:val="1"/>
+      <w:numFmt w:val="bullet"/>
+      <w:lvlText w:val=""/>
+      <w:lvlJc w:val="left"/>
+      <w:pPr>
+        <w:tabs>
+          <w:tab w:val="num" w:pos="5040"/>
+        </w:tabs>
+        <w:ind w:left="5040" w:hanging="360"/>
+      </w:pPr>
+      <w:rPr>
+        <w:rFonts w:ascii="Symbol" w:hAnsi="Symbol" w:hint="default"/>
+        <w:sz w:val="20"/>
+      </w:rPr>
+    </w:lvl>
+    <w:lvl w:ilvl="7" w:tentative="1">
+      <w:start w:val="1"/>
+      <w:numFmt w:val="bullet"/>
+      <w:lvlText w:val=""/>
+      <w:lvlJc w:val="left"/>
+      <w:pPr>
+        <w:tabs>
+          <w:tab w:val="num" w:pos="5760"/>
+        </w:tabs>
+        <w:ind w:left="5760" w:hanging="360"/>
+      </w:pPr>
+      <w:rPr>
+        <w:rFonts w:ascii="Symbol" w:hAnsi="Symbol" w:hint="default"/>
+        <w:sz w:val="20"/>
+      </w:rPr>
+    </w:lvl>
+    <w:lvl w:ilvl="8" w:tentative="1">
+      <w:start w:val="1"/>
+      <w:numFmt w:val="bullet"/>
+      <w:lvlText w:val=""/>
+      <w:lvlJc w:val="left"/>
+      <w:pPr>
+        <w:tabs>
+          <w:tab w:val="num" w:pos="6480"/>
+        </w:tabs>
+        <w:ind w:left="6480" w:hanging="360"/>
+      </w:pPr>
+      <w:rPr>
+        <w:rFonts w:ascii="Symbol" w:hAnsi="Symbol" w:hint="default"/>
+        <w:sz w:val="20"/>
+      </w:rPr>
+    </w:lvl>
+  </w:abstractNum>
+  <w:abstractNum w:abstractNumId="15" w15:restartNumberingAfterBreak="0">
     <w:nsid w:val="3E992795"/>
     <w:multiLevelType w:val="multilevel"/>
     <w:tmpl w:val="8FD8F0E0"/>
@@ -4391,7 +6846,7 @@
       </w:pPr>
     </w:lvl>
   </w:abstractNum>
-  <w:abstractNum w:abstractNumId="11" w15:restartNumberingAfterBreak="0">
+  <w:abstractNum w:abstractNumId="16" w15:restartNumberingAfterBreak="0">
     <w:nsid w:val="407E6BB0"/>
     <w:multiLevelType w:val="multilevel"/>
     <w:tmpl w:val="2DC40020"/>
@@ -4504,7 +6959,156 @@
       </w:pPr>
     </w:lvl>
   </w:abstractNum>
-  <w:abstractNum w:abstractNumId="12" w15:restartNumberingAfterBreak="0">
+  <w:abstractNum w:abstractNumId="17" w15:restartNumberingAfterBreak="0">
+    <w:nsid w:val="42810B81"/>
+    <w:multiLevelType w:val="multilevel"/>
+    <w:tmpl w:val="EF84615E"/>
+    <w:lvl w:ilvl="0">
+      <w:start w:val="1"/>
+      <w:numFmt w:val="bullet"/>
+      <w:lvlText w:val=""/>
+      <w:lvlJc w:val="left"/>
+      <w:pPr>
+        <w:tabs>
+          <w:tab w:val="num" w:pos="720"/>
+        </w:tabs>
+        <w:ind w:left="720" w:hanging="360"/>
+      </w:pPr>
+      <w:rPr>
+        <w:rFonts w:ascii="Symbol" w:hAnsi="Symbol" w:hint="default"/>
+        <w:sz w:val="20"/>
+      </w:rPr>
+    </w:lvl>
+    <w:lvl w:ilvl="1">
+      <w:start w:val="1"/>
+      <w:numFmt w:val="bullet"/>
+      <w:lvlText w:val=""/>
+      <w:lvlJc w:val="left"/>
+      <w:pPr>
+        <w:tabs>
+          <w:tab w:val="num" w:pos="1440"/>
+        </w:tabs>
+        <w:ind w:left="1440" w:hanging="360"/>
+      </w:pPr>
+      <w:rPr>
+        <w:rFonts w:ascii="Symbol" w:hAnsi="Symbol" w:hint="default"/>
+        <w:sz w:val="20"/>
+      </w:rPr>
+    </w:lvl>
+    <w:lvl w:ilvl="2" w:tentative="1">
+      <w:start w:val="1"/>
+      <w:numFmt w:val="bullet"/>
+      <w:lvlText w:val=""/>
+      <w:lvlJc w:val="left"/>
+      <w:pPr>
+        <w:tabs>
+          <w:tab w:val="num" w:pos="2160"/>
+        </w:tabs>
+        <w:ind w:left="2160" w:hanging="360"/>
+      </w:pPr>
+      <w:rPr>
+        <w:rFonts w:ascii="Symbol" w:hAnsi="Symbol" w:hint="default"/>
+        <w:sz w:val="20"/>
+      </w:rPr>
+    </w:lvl>
+    <w:lvl w:ilvl="3" w:tentative="1">
+      <w:start w:val="1"/>
+      <w:numFmt w:val="bullet"/>
+      <w:lvlText w:val=""/>
+      <w:lvlJc w:val="left"/>
+      <w:pPr>
+        <w:tabs>
+          <w:tab w:val="num" w:pos="2880"/>
+        </w:tabs>
+        <w:ind w:left="2880" w:hanging="360"/>
+      </w:pPr>
+      <w:rPr>
+        <w:rFonts w:ascii="Symbol" w:hAnsi="Symbol" w:hint="default"/>
+        <w:sz w:val="20"/>
+      </w:rPr>
+    </w:lvl>
+    <w:lvl w:ilvl="4" w:tentative="1">
+      <w:start w:val="1"/>
+      <w:numFmt w:val="bullet"/>
+      <w:lvlText w:val=""/>
+      <w:lvlJc w:val="left"/>
+      <w:pPr>
+        <w:tabs>
+          <w:tab w:val="num" w:pos="3600"/>
+        </w:tabs>
+        <w:ind w:left="3600" w:hanging="360"/>
+      </w:pPr>
+      <w:rPr>
+        <w:rFonts w:ascii="Symbol" w:hAnsi="Symbol" w:hint="default"/>
+        <w:sz w:val="20"/>
+      </w:rPr>
+    </w:lvl>
+    <w:lvl w:ilvl="5" w:tentative="1">
+      <w:start w:val="1"/>
+      <w:numFmt w:val="bullet"/>
+      <w:lvlText w:val=""/>
+      <w:lvlJc w:val="left"/>
+      <w:pPr>
+        <w:tabs>
+          <w:tab w:val="num" w:pos="4320"/>
+        </w:tabs>
+        <w:ind w:left="4320" w:hanging="360"/>
+      </w:pPr>
+      <w:rPr>
+        <w:rFonts w:ascii="Symbol" w:hAnsi="Symbol" w:hint="default"/>
+        <w:sz w:val="20"/>
+      </w:rPr>
+    </w:lvl>
+    <w:lvl w:ilvl="6" w:tentative="1">
+      <w:start w:val="1"/>
+      <w:numFmt w:val="bullet"/>
+      <w:lvlText w:val=""/>
+      <w:lvlJc w:val="left"/>
+      <w:pPr>
+        <w:tabs>
+          <w:tab w:val="num" w:pos="5040"/>
+        </w:tabs>
+        <w:ind w:left="5040" w:hanging="360"/>
+      </w:pPr>
+      <w:rPr>
+        <w:rFonts w:ascii="Symbol" w:hAnsi="Symbol" w:hint="default"/>
+        <w:sz w:val="20"/>
+      </w:rPr>
+    </w:lvl>
+    <w:lvl w:ilvl="7" w:tentative="1">
+      <w:start w:val="1"/>
+      <w:numFmt w:val="bullet"/>
+      <w:lvlText w:val=""/>
+      <w:lvlJc w:val="left"/>
+      <w:pPr>
+        <w:tabs>
+          <w:tab w:val="num" w:pos="5760"/>
+        </w:tabs>
+        <w:ind w:left="5760" w:hanging="360"/>
+      </w:pPr>
+      <w:rPr>
+        <w:rFonts w:ascii="Symbol" w:hAnsi="Symbol" w:hint="default"/>
+        <w:sz w:val="20"/>
+      </w:rPr>
+    </w:lvl>
+    <w:lvl w:ilvl="8" w:tentative="1">
+      <w:start w:val="1"/>
+      <w:numFmt w:val="bullet"/>
+      <w:lvlText w:val=""/>
+      <w:lvlJc w:val="left"/>
+      <w:pPr>
+        <w:tabs>
+          <w:tab w:val="num" w:pos="6480"/>
+        </w:tabs>
+        <w:ind w:left="6480" w:hanging="360"/>
+      </w:pPr>
+      <w:rPr>
+        <w:rFonts w:ascii="Symbol" w:hAnsi="Symbol" w:hint="default"/>
+        <w:sz w:val="20"/>
+      </w:rPr>
+    </w:lvl>
+  </w:abstractNum>
+  <w:abstractNum w:abstractNumId="18" w15:restartNumberingAfterBreak="0">
     <w:nsid w:val="4D2D0ACE"/>
     <w:multiLevelType w:val="multilevel"/>
     <w:tmpl w:val="68EA6FC4"/>
@@ -4617,7 +7221,7 @@
       </w:pPr>
     </w:lvl>
   </w:abstractNum>
-  <w:abstractNum w:abstractNumId="13" w15:restartNumberingAfterBreak="0">
+  <w:abstractNum w:abstractNumId="19" w15:restartNumberingAfterBreak="0">
     <w:nsid w:val="4D9506FD"/>
     <w:multiLevelType w:val="multilevel"/>
     <w:tmpl w:val="71067AD4"/>
@@ -4766,7 +7370,7 @@
       </w:rPr>
     </w:lvl>
   </w:abstractNum>
-  <w:abstractNum w:abstractNumId="14" w15:restartNumberingAfterBreak="0">
+  <w:abstractNum w:abstractNumId="20" w15:restartNumberingAfterBreak="0">
     <w:nsid w:val="53634627"/>
     <w:multiLevelType w:val="multilevel"/>
     <w:tmpl w:val="21B2054E"/>
@@ -4879,7 +7483,7 @@
       </w:pPr>
     </w:lvl>
   </w:abstractNum>
-  <w:abstractNum w:abstractNumId="15" w15:restartNumberingAfterBreak="0">
+  <w:abstractNum w:abstractNumId="21" w15:restartNumberingAfterBreak="0">
     <w:nsid w:val="5E74461F"/>
     <w:multiLevelType w:val="multilevel"/>
     <w:tmpl w:val="98A2E7CC"/>
@@ -5028,7 +7632,386 @@
       </w:rPr>
     </w:lvl>
   </w:abstractNum>
-  <w:abstractNum w:abstractNumId="16" w15:restartNumberingAfterBreak="0">
+  <w:abstractNum w:abstractNumId="22" w15:restartNumberingAfterBreak="0">
+    <w:nsid w:val="61FB1AFB"/>
+    <w:multiLevelType w:val="multilevel"/>
+    <w:tmpl w:val="72E2A564"/>
+    <w:lvl w:ilvl="0">
+      <w:start w:val="1"/>
+      <w:numFmt w:val="decimal"/>
+      <w:lvlText w:val="%1."/>
+      <w:lvlJc w:val="left"/>
+      <w:pPr>
+        <w:tabs>
+          <w:tab w:val="num" w:pos="720"/>
+        </w:tabs>
+        <w:ind w:left="720" w:hanging="360"/>
+      </w:pPr>
+    </w:lvl>
+    <w:lvl w:ilvl="1" w:tentative="1">
+      <w:start w:val="1"/>
+      <w:numFmt w:val="decimal"/>
+      <w:lvlText w:val="%2."/>
+      <w:lvlJc w:val="left"/>
+      <w:pPr>
+        <w:tabs>
+          <w:tab w:val="num" w:pos="1440"/>
+        </w:tabs>
+        <w:ind w:left="1440" w:hanging="360"/>
+      </w:pPr>
+    </w:lvl>
+    <w:lvl w:ilvl="2" w:tentative="1">
+      <w:start w:val="1"/>
+      <w:numFmt w:val="decimal"/>
+      <w:lvlText w:val="%3."/>
+      <w:lvlJc w:val="left"/>
+      <w:pPr>
+        <w:tabs>
+          <w:tab w:val="num" w:pos="2160"/>
+        </w:tabs>
+        <w:ind w:left="2160" w:hanging="360"/>
+      </w:pPr>
+    </w:lvl>
+    <w:lvl w:ilvl="3" w:tentative="1">
+      <w:start w:val="1"/>
+      <w:numFmt w:val="decimal"/>
+      <w:lvlText w:val="%4."/>
+      <w:lvlJc w:val="left"/>
+      <w:pPr>
+        <w:tabs>
+          <w:tab w:val="num" w:pos="2880"/>
+        </w:tabs>
+        <w:ind w:left="2880" w:hanging="360"/>
+      </w:pPr>
+    </w:lvl>
+    <w:lvl w:ilvl="4" w:tentative="1">
+      <w:start w:val="1"/>
+      <w:numFmt w:val="decimal"/>
+      <w:lvlText w:val="%5."/>
+      <w:lvlJc w:val="left"/>
+      <w:pPr>
+        <w:tabs>
+          <w:tab w:val="num" w:pos="3600"/>
+        </w:tabs>
+        <w:ind w:left="3600" w:hanging="360"/>
+      </w:pPr>
+    </w:lvl>
+    <w:lvl w:ilvl="5" w:tentative="1">
+      <w:start w:val="1"/>
+      <w:numFmt w:val="decimal"/>
+      <w:lvlText w:val="%6."/>
+      <w:lvlJc w:val="left"/>
+      <w:pPr>
+        <w:tabs>
+          <w:tab w:val="num" w:pos="4320"/>
+        </w:tabs>
+        <w:ind w:left="4320" w:hanging="360"/>
+      </w:pPr>
+    </w:lvl>
+    <w:lvl w:ilvl="6" w:tentative="1">
+      <w:start w:val="1"/>
+      <w:numFmt w:val="decimal"/>
+      <w:lvlText w:val="%7."/>
+      <w:lvlJc w:val="left"/>
+      <w:pPr>
+        <w:tabs>
+          <w:tab w:val="num" w:pos="5040"/>
+        </w:tabs>
+        <w:ind w:left="5040" w:hanging="360"/>
+      </w:pPr>
+    </w:lvl>
+    <w:lvl w:ilvl="7" w:tentative="1">
+      <w:start w:val="1"/>
+      <w:numFmt w:val="decimal"/>
+      <w:lvlText w:val="%8."/>
+      <w:lvlJc w:val="left"/>
+      <w:pPr>
+        <w:tabs>
+          <w:tab w:val="num" w:pos="5760"/>
+        </w:tabs>
+        <w:ind w:left="5760" w:hanging="360"/>
+      </w:pPr>
+    </w:lvl>
+    <w:lvl w:ilvl="8" w:tentative="1">
+      <w:start w:val="1"/>
+      <w:numFmt w:val="decimal"/>
+      <w:lvlText w:val="%9."/>
+      <w:lvlJc w:val="left"/>
+      <w:pPr>
+        <w:tabs>
+          <w:tab w:val="num" w:pos="6480"/>
+        </w:tabs>
+        <w:ind w:left="6480" w:hanging="360"/>
+      </w:pPr>
+    </w:lvl>
+  </w:abstractNum>
+  <w:abstractNum w:abstractNumId="23" w15:restartNumberingAfterBreak="0">
+    <w:nsid w:val="6693594A"/>
+    <w:multiLevelType w:val="multilevel"/>
+    <w:tmpl w:val="8CEA6262"/>
+    <w:lvl w:ilvl="0">
+      <w:start w:val="1"/>
+      <w:numFmt w:val="decimal"/>
+      <w:lvlText w:val="%1."/>
+      <w:lvlJc w:val="left"/>
+      <w:pPr>
+        <w:tabs>
+          <w:tab w:val="num" w:pos="720"/>
+        </w:tabs>
+        <w:ind w:left="720" w:hanging="360"/>
+      </w:pPr>
+    </w:lvl>
+    <w:lvl w:ilvl="1">
+      <w:start w:val="1"/>
+      <w:numFmt w:val="bullet"/>
+      <w:lvlText w:val=""/>
+      <w:lvlJc w:val="left"/>
+      <w:pPr>
+        <w:tabs>
+          <w:tab w:val="num" w:pos="1440"/>
+        </w:tabs>
+        <w:ind w:left="1440" w:hanging="360"/>
+      </w:pPr>
+      <w:rPr>
+        <w:rFonts w:ascii="Symbol" w:hAnsi="Symbol" w:hint="default"/>
+        <w:sz w:val="20"/>
+      </w:rPr>
+    </w:lvl>
+    <w:lvl w:ilvl="2" w:tentative="1">
+      <w:start w:val="1"/>
+      <w:numFmt w:val="decimal"/>
+      <w:lvlText w:val="%3."/>
+      <w:lvlJc w:val="left"/>
+      <w:pPr>
+        <w:tabs>
+          <w:tab w:val="num" w:pos="2160"/>
+        </w:tabs>
+        <w:ind w:left="2160" w:hanging="360"/>
+      </w:pPr>
+    </w:lvl>
+    <w:lvl w:ilvl="3" w:tentative="1">
+      <w:start w:val="1"/>
+      <w:numFmt w:val="decimal"/>
+      <w:lvlText w:val="%4."/>
+      <w:lvlJc w:val="left"/>
+      <w:pPr>
+        <w:tabs>
+          <w:tab w:val="num" w:pos="2880"/>
+        </w:tabs>
+        <w:ind w:left="2880" w:hanging="360"/>
+      </w:pPr>
+    </w:lvl>
+    <w:lvl w:ilvl="4" w:tentative="1">
+      <w:start w:val="1"/>
+      <w:numFmt w:val="decimal"/>
+      <w:lvlText w:val="%5."/>
+      <w:lvlJc w:val="left"/>
+      <w:pPr>
+        <w:tabs>
+          <w:tab w:val="num" w:pos="3600"/>
+        </w:tabs>
+        <w:ind w:left="3600" w:hanging="360"/>
+      </w:pPr>
+    </w:lvl>
+    <w:lvl w:ilvl="5" w:tentative="1">
+      <w:start w:val="1"/>
+      <w:numFmt w:val="decimal"/>
+      <w:lvlText w:val="%6."/>
+      <w:lvlJc w:val="left"/>
+      <w:pPr>
+        <w:tabs>
+          <w:tab w:val="num" w:pos="4320"/>
+        </w:tabs>
+        <w:ind w:left="4320" w:hanging="360"/>
+      </w:pPr>
+    </w:lvl>
+    <w:lvl w:ilvl="6" w:tentative="1">
+      <w:start w:val="1"/>
+      <w:numFmt w:val="decimal"/>
+      <w:lvlText w:val="%7."/>
+      <w:lvlJc w:val="left"/>
+      <w:pPr>
+        <w:tabs>
+          <w:tab w:val="num" w:pos="5040"/>
+        </w:tabs>
+        <w:ind w:left="5040" w:hanging="360"/>
+      </w:pPr>
+    </w:lvl>
+    <w:lvl w:ilvl="7" w:tentative="1">
+      <w:start w:val="1"/>
+      <w:numFmt w:val="decimal"/>
+      <w:lvlText w:val="%8."/>
+      <w:lvlJc w:val="left"/>
+      <w:pPr>
+        <w:tabs>
+          <w:tab w:val="num" w:pos="5760"/>
+        </w:tabs>
+        <w:ind w:left="5760" w:hanging="360"/>
+      </w:pPr>
+    </w:lvl>
+    <w:lvl w:ilvl="8" w:tentative="1">
+      <w:start w:val="1"/>
+      <w:numFmt w:val="decimal"/>
+      <w:lvlText w:val="%9."/>
+      <w:lvlJc w:val="left"/>
+      <w:pPr>
+        <w:tabs>
+          <w:tab w:val="num" w:pos="6480"/>
+        </w:tabs>
+        <w:ind w:left="6480" w:hanging="360"/>
+      </w:pPr>
+    </w:lvl>
+  </w:abstractNum>
+  <w:abstractNum w:abstractNumId="24" w15:restartNumberingAfterBreak="0">
+    <w:nsid w:val="6CB93D13"/>
+    <w:multiLevelType w:val="multilevel"/>
+    <w:tmpl w:val="93689CCE"/>
+    <w:lvl w:ilvl="0">
+      <w:start w:val="1"/>
+      <w:numFmt w:val="bullet"/>
+      <w:lvlText w:val=""/>
+      <w:lvlJc w:val="left"/>
+      <w:pPr>
+        <w:tabs>
+          <w:tab w:val="num" w:pos="720"/>
+        </w:tabs>
+        <w:ind w:left="720" w:hanging="360"/>
+      </w:pPr>
+      <w:rPr>
+        <w:rFonts w:ascii="Symbol" w:hAnsi="Symbol" w:hint="default"/>
+        <w:sz w:val="20"/>
+      </w:rPr>
+    </w:lvl>
+    <w:lvl w:ilvl="1" w:tentative="1">
+      <w:start w:val="1"/>
+      <w:numFmt w:val="bullet"/>
+      <w:lvlText w:val=""/>
+      <w:lvlJc w:val="left"/>
+      <w:pPr>
+        <w:tabs>
+          <w:tab w:val="num" w:pos="1440"/>
+        </w:tabs>
+        <w:ind w:left="1440" w:hanging="360"/>
+      </w:pPr>
+      <w:rPr>
+        <w:rFonts w:ascii="Symbol" w:hAnsi="Symbol" w:hint="default"/>
+        <w:sz w:val="20"/>
+      </w:rPr>
+    </w:lvl>
+    <w:lvl w:ilvl="2" w:tentative="1">
+      <w:start w:val="1"/>
+      <w:numFmt w:val="bullet"/>
+      <w:lvlText w:val=""/>
+      <w:lvlJc w:val="left"/>
+      <w:pPr>
+        <w:tabs>
+          <w:tab w:val="num" w:pos="2160"/>
+        </w:tabs>
+        <w:ind w:left="2160" w:hanging="360"/>
+      </w:pPr>
+      <w:rPr>
+        <w:rFonts w:ascii="Symbol" w:hAnsi="Symbol" w:hint="default"/>
+        <w:sz w:val="20"/>
+      </w:rPr>
+    </w:lvl>
+    <w:lvl w:ilvl="3" w:tentative="1">
+      <w:start w:val="1"/>
+      <w:numFmt w:val="bullet"/>
+      <w:lvlText w:val=""/>
+      <w:lvlJc w:val="left"/>
+      <w:pPr>
+        <w:tabs>
+          <w:tab w:val="num" w:pos="2880"/>
+        </w:tabs>
+        <w:ind w:left="2880" w:hanging="360"/>
+      </w:pPr>
+      <w:rPr>
+        <w:rFonts w:ascii="Symbol" w:hAnsi="Symbol" w:hint="default"/>
+        <w:sz w:val="20"/>
+      </w:rPr>
+    </w:lvl>
+    <w:lvl w:ilvl="4" w:tentative="1">
+      <w:start w:val="1"/>
+      <w:numFmt w:val="bullet"/>
+      <w:lvlText w:val=""/>
+      <w:lvlJc w:val="left"/>
+      <w:pPr>
+        <w:tabs>
+          <w:tab w:val="num" w:pos="3600"/>
+        </w:tabs>
+        <w:ind w:left="3600" w:hanging="360"/>
+      </w:pPr>
+      <w:rPr>
+        <w:rFonts w:ascii="Symbol" w:hAnsi="Symbol" w:hint="default"/>
+        <w:sz w:val="20"/>
+      </w:rPr>
+    </w:lvl>
+    <w:lvl w:ilvl="5" w:tentative="1">
+      <w:start w:val="1"/>
+      <w:numFmt w:val="bullet"/>
+      <w:lvlText w:val=""/>
+      <w:lvlJc w:val="left"/>
+      <w:pPr>
+        <w:tabs>
+          <w:tab w:val="num" w:pos="4320"/>
+        </w:tabs>
+        <w:ind w:left="4320" w:hanging="360"/>
+      </w:pPr>
+      <w:rPr>
+        <w:rFonts w:ascii="Symbol" w:hAnsi="Symbol" w:hint="default"/>
+        <w:sz w:val="20"/>
+      </w:rPr>
+    </w:lvl>
+    <w:lvl w:ilvl="6" w:tentative="1">
+      <w:start w:val="1"/>
+      <w:numFmt w:val="bullet"/>
+      <w:lvlText w:val=""/>
+      <w:lvlJc w:val="left"/>
+      <w:pPr>
+        <w:tabs>
+          <w:tab w:val="num" w:pos="5040"/>
+        </w:tabs>
+        <w:ind w:left="5040" w:hanging="360"/>
+      </w:pPr>
+      <w:rPr>
+        <w:rFonts w:ascii="Symbol" w:hAnsi="Symbol" w:hint="default"/>
+        <w:sz w:val="20"/>
+      </w:rPr>
+    </w:lvl>
+    <w:lvl w:ilvl="7" w:tentative="1">
+      <w:start w:val="1"/>
+      <w:numFmt w:val="bullet"/>
+      <w:lvlText w:val=""/>
+      <w:lvlJc w:val="left"/>
+      <w:pPr>
+        <w:tabs>
+          <w:tab w:val="num" w:pos="5760"/>
+        </w:tabs>
+        <w:ind w:left="5760" w:hanging="360"/>
+      </w:pPr>
+      <w:rPr>
+        <w:rFonts w:ascii="Symbol" w:hAnsi="Symbol" w:hint="default"/>
+        <w:sz w:val="20"/>
+      </w:rPr>
+    </w:lvl>
+    <w:lvl w:ilvl="8" w:tentative="1">
+      <w:start w:val="1"/>
+      <w:numFmt w:val="bullet"/>
+      <w:lvlText w:val=""/>
+      <w:lvlJc w:val="left"/>
+      <w:pPr>
+        <w:tabs>
+          <w:tab w:val="num" w:pos="6480"/>
+        </w:tabs>
+        <w:ind w:left="6480" w:hanging="360"/>
+      </w:pPr>
+      <w:rPr>
+        <w:rFonts w:ascii="Symbol" w:hAnsi="Symbol" w:hint="default"/>
+        <w:sz w:val="20"/>
+      </w:rPr>
+    </w:lvl>
+  </w:abstractNum>
+  <w:abstractNum w:abstractNumId="25" w15:restartNumberingAfterBreak="0">
     <w:nsid w:val="6D8E35E0"/>
     <w:multiLevelType w:val="multilevel"/>
     <w:tmpl w:val="17F46220"/>
@@ -5141,7 +8124,7 @@
       </w:pPr>
     </w:lvl>
   </w:abstractNum>
-  <w:abstractNum w:abstractNumId="17" w15:restartNumberingAfterBreak="0">
+  <w:abstractNum w:abstractNumId="26" w15:restartNumberingAfterBreak="0">
     <w:nsid w:val="6F654026"/>
     <w:multiLevelType w:val="multilevel"/>
     <w:tmpl w:val="8722A40E"/>
@@ -5254,7 +8237,7 @@
       </w:pPr>
     </w:lvl>
   </w:abstractNum>
-  <w:abstractNum w:abstractNumId="18" w15:restartNumberingAfterBreak="0">
+  <w:abstractNum w:abstractNumId="27" w15:restartNumberingAfterBreak="0">
     <w:nsid w:val="726E2FE8"/>
     <w:multiLevelType w:val="multilevel"/>
     <w:tmpl w:val="08F6294E"/>
@@ -5371,7 +8354,7 @@
       </w:pPr>
     </w:lvl>
   </w:abstractNum>
-  <w:abstractNum w:abstractNumId="19" w15:restartNumberingAfterBreak="0">
+  <w:abstractNum w:abstractNumId="28" w15:restartNumberingAfterBreak="0">
     <w:nsid w:val="73AA21AD"/>
     <w:multiLevelType w:val="multilevel"/>
     <w:tmpl w:val="45B47926"/>
@@ -5488,7 +8471,7 @@
       </w:pPr>
     </w:lvl>
   </w:abstractNum>
-  <w:abstractNum w:abstractNumId="20" w15:restartNumberingAfterBreak="0">
+  <w:abstractNum w:abstractNumId="29" w15:restartNumberingAfterBreak="0">
     <w:nsid w:val="76461AFB"/>
     <w:multiLevelType w:val="multilevel"/>
     <w:tmpl w:val="79A08B06"/>
@@ -5601,7 +8584,7 @@
       </w:pPr>
     </w:lvl>
   </w:abstractNum>
-  <w:abstractNum w:abstractNumId="21" w15:restartNumberingAfterBreak="0">
+  <w:abstractNum w:abstractNumId="30" w15:restartNumberingAfterBreak="0">
     <w:nsid w:val="79FA50ED"/>
     <w:multiLevelType w:val="multilevel"/>
     <w:tmpl w:val="B2388248"/>
@@ -5715,7 +8698,7 @@
     </w:lvl>
   </w:abstractNum>
   <w:num w:numId="1" w16cid:durableId="288821208">
-    <w:abstractNumId w:val="19"/>
+    <w:abstractNumId w:val="28"/>
   </w:num>
   <w:num w:numId="2" w16cid:durableId="1708261742">
     <w:abstractNumId w:val="1"/>
@@ -5724,61 +8707,88 @@
     <w:abstractNumId w:val="0"/>
   </w:num>
   <w:num w:numId="4" w16cid:durableId="1596134922">
+    <w:abstractNumId w:val="6"/>
+  </w:num>
+  <w:num w:numId="5" w16cid:durableId="653726483">
+    <w:abstractNumId w:val="12"/>
+  </w:num>
+  <w:num w:numId="6" w16cid:durableId="2099978505">
+    <w:abstractNumId w:val="29"/>
+  </w:num>
+  <w:num w:numId="7" w16cid:durableId="1901551830">
+    <w:abstractNumId w:val="5"/>
+  </w:num>
+  <w:num w:numId="8" w16cid:durableId="1049494103">
+    <w:abstractNumId w:val="11"/>
+  </w:num>
+  <w:num w:numId="9" w16cid:durableId="2049642801">
+    <w:abstractNumId w:val="25"/>
+  </w:num>
+  <w:num w:numId="10" w16cid:durableId="607351144">
+    <w:abstractNumId w:val="16"/>
+  </w:num>
+  <w:num w:numId="11" w16cid:durableId="172885063">
+    <w:abstractNumId w:val="26"/>
+  </w:num>
+  <w:num w:numId="12" w16cid:durableId="559287349">
+    <w:abstractNumId w:val="18"/>
+  </w:num>
+  <w:num w:numId="13" w16cid:durableId="271785826">
+    <w:abstractNumId w:val="27"/>
+  </w:num>
+  <w:num w:numId="14" w16cid:durableId="1060597855">
+    <w:abstractNumId w:val="10"/>
+  </w:num>
+  <w:num w:numId="15" w16cid:durableId="709578038">
+    <w:abstractNumId w:val="15"/>
+  </w:num>
+  <w:num w:numId="16" w16cid:durableId="1591817407">
+    <w:abstractNumId w:val="20"/>
+  </w:num>
+  <w:num w:numId="17" w16cid:durableId="1217350801">
+    <w:abstractNumId w:val="13"/>
+  </w:num>
+  <w:num w:numId="18" w16cid:durableId="1763988244">
     <w:abstractNumId w:val="4"/>
   </w:num>
-  <w:num w:numId="5" w16cid:durableId="653726483">
+  <w:num w:numId="19" w16cid:durableId="862015750">
+    <w:abstractNumId w:val="30"/>
+  </w:num>
+  <w:num w:numId="20" w16cid:durableId="1962688086">
     <w:abstractNumId w:val="8"/>
   </w:num>
-  <w:num w:numId="6" w16cid:durableId="2099978505">
-    <w:abstractNumId w:val="20"/>
+  <w:num w:numId="21" w16cid:durableId="2130120976">
+    <w:abstractNumId w:val="21"/>
   </w:num>
-  <w:num w:numId="7" w16cid:durableId="1901551830">
+  <w:num w:numId="22" w16cid:durableId="1218980397">
+    <w:abstractNumId w:val="19"/>
+  </w:num>
+  <w:num w:numId="23" w16cid:durableId="1218397154">
+    <w:abstractNumId w:val="22"/>
+  </w:num>
+  <w:num w:numId="24" w16cid:durableId="261039417">
+    <w:abstractNumId w:val="24"/>
+  </w:num>
+  <w:num w:numId="25" w16cid:durableId="1276522585">
+    <w:abstractNumId w:val="9"/>
+  </w:num>
+  <w:num w:numId="26" w16cid:durableId="1113593153">
     <w:abstractNumId w:val="3"/>
   </w:num>
-  <w:num w:numId="8" w16cid:durableId="1049494103">
+  <w:num w:numId="27" w16cid:durableId="1179124837">
+    <w:abstractNumId w:val="2"/>
+  </w:num>
+  <w:num w:numId="28" w16cid:durableId="1690637442">
+    <w:abstractNumId w:val="17"/>
+  </w:num>
+  <w:num w:numId="29" w16cid:durableId="1588415293">
+    <w:abstractNumId w:val="23"/>
+  </w:num>
+  <w:num w:numId="30" w16cid:durableId="750001895">
     <w:abstractNumId w:val="7"/>
   </w:num>
-  <w:num w:numId="9" w16cid:durableId="2049642801">
-    <w:abstractNumId w:val="16"/>
-  </w:num>
-  <w:num w:numId="10" w16cid:durableId="607351144">
-    <w:abstractNumId w:val="11"/>
-  </w:num>
-  <w:num w:numId="11" w16cid:durableId="172885063">
-    <w:abstractNumId w:val="17"/>
-  </w:num>
-  <w:num w:numId="12" w16cid:durableId="559287349">
-    <w:abstractNumId w:val="12"/>
-  </w:num>
-  <w:num w:numId="13" w16cid:durableId="271785826">
-    <w:abstractNumId w:val="18"/>
-  </w:num>
-  <w:num w:numId="14" w16cid:durableId="1060597855">
-    <w:abstractNumId w:val="6"/>
-  </w:num>
-  <w:num w:numId="15" w16cid:durableId="709578038">
-    <w:abstractNumId w:val="10"/>
-  </w:num>
-  <w:num w:numId="16" w16cid:durableId="1591817407">
+  <w:num w:numId="31" w16cid:durableId="2127459662">
     <w:abstractNumId w:val="14"/>
-  </w:num>
-  <w:num w:numId="17" w16cid:durableId="1217350801">
-    <w:abstractNumId w:val="9"/>
-  </w:num>
-  <w:num w:numId="18" w16cid:durableId="1763988244">
-    <w:abstractNumId w:val="2"/>
-  </w:num>
-  <w:num w:numId="19" w16cid:durableId="862015750">
-    <w:abstractNumId w:val="21"/>
-  </w:num>
-  <w:num w:numId="20" w16cid:durableId="1962688086">
-    <w:abstractNumId w:val="5"/>
-  </w:num>
-  <w:num w:numId="21" w16cid:durableId="2130120976">
-    <w:abstractNumId w:val="15"/>
-  </w:num>
-  <w:num w:numId="22" w16cid:durableId="1218980397">
-    <w:abstractNumId w:val="13"/>
   </w:num>
 </w:numbering>
 </file>

--- a/eco_woods/Documentacion/27_02_2026.docx
+++ b/eco_woods/Documentacion/27_02_2026.docx
@@ -2713,7 +2713,7 @@
         <w:fldChar w:fldCharType="begin"/>
       </w:r>
       <w:r>
-        <w:instrText>HYPERLINK "https://file+.vscode-resource.vscode-cdn.net/c%3A/Users/kaosk/.vscode/extensions/openai.chatgpt-0.4.78-win32-x64/webview/"</w:instrText>
+        <w:instrText>HYPERLINK ""</w:instrText>
       </w:r>
       <w:r>
         <w:fldChar w:fldCharType="separate"/>
@@ -2736,7 +2736,7 @@
         <w:fldChar w:fldCharType="begin"/>
       </w:r>
       <w:r>
-        <w:instrText>HYPERLINK "https://file+.vscode-resource.vscode-cdn.net/c%3A/Users/kaosk/.vscode/extensions/openai.chatgpt-0.4.78-win32-x64/webview/"</w:instrText>
+        <w:instrText>HYPERLINK ""</w:instrText>
       </w:r>
       <w:r>
         <w:fldChar w:fldCharType="separate"/>
@@ -3123,7 +3123,7 @@
         <w:fldChar w:fldCharType="begin"/>
       </w:r>
       <w:r>
-        <w:instrText>HYPERLINK "https://file+.vscode-resource.vscode-cdn.net/c%3A/Users/kaosk/.vscode/extensions/openai.chatgpt-0.4.78-win32-x64/webview/"</w:instrText>
+        <w:instrText>HYPERLINK ""</w:instrText>
       </w:r>
       <w:r>
         <w:fldChar w:fldCharType="separate"/>
@@ -3501,7 +3501,7 @@
         <w:fldChar w:fldCharType="begin"/>
       </w:r>
       <w:r>
-        <w:instrText>HYPERLINK "https://file+.vscode-resource.vscode-cdn.net/c%3A/Users/kaosk/.vscode/extensions/openai.chatgpt-0.4.78-win32-x64/webview/"</w:instrText>
+        <w:instrText>HYPERLINK ""</w:instrText>
       </w:r>
       <w:r>
         <w:fldChar w:fldCharType="separate"/>
@@ -3769,7 +3769,7 @@
         <w:fldChar w:fldCharType="begin"/>
       </w:r>
       <w:r>
-        <w:instrText>HYPERLINK "https://file+.vscode-resource.vscode-cdn.net/c%3A/Users/kaosk/.vscode/extensions/openai.chatgpt-0.4.78-win32-x64/webview/"</w:instrText>
+        <w:instrText>HYPERLINK ""</w:instrText>
       </w:r>
       <w:r>
         <w:fldChar w:fldCharType="separate"/>
@@ -3829,7 +3829,7 @@
         <w:fldChar w:fldCharType="begin"/>
       </w:r>
       <w:r>
-        <w:instrText>HYPERLINK "https://file+.vscode-resource.vscode-cdn.net/c%3A/Users/kaosk/.vscode/extensions/openai.chatgpt-0.4.78-win32-x64/webview/"</w:instrText>
+        <w:instrText>HYPERLINK ""</w:instrText>
       </w:r>
       <w:r>
         <w:fldChar w:fldCharType="separate"/>
@@ -4006,7 +4006,7 @@
         <w:fldChar w:fldCharType="begin"/>
       </w:r>
       <w:r>
-        <w:instrText>HYPERLINK "https://file+.vscode-resource.vscode-cdn.net/c%3A/Users/kaosk/.vscode/extensions/openai.chatgpt-0.4.78-win32-x64/webview/"</w:instrText>
+        <w:instrText>HYPERLINK ""</w:instrText>
       </w:r>
       <w:r>
         <w:fldChar w:fldCharType="separate"/>
@@ -4048,7 +4048,7 @@
         <w:fldChar w:fldCharType="begin"/>
       </w:r>
       <w:r>
-        <w:instrText>HYPERLINK "https://file+.vscode-resource.vscode-cdn.net/c%3A/Users/kaosk/.vscode/extensions/openai.chatgpt-0.4.78-win32-x64/webview/"</w:instrText>
+        <w:instrText>HYPERLINK ""</w:instrText>
       </w:r>
       <w:r>
         <w:fldChar w:fldCharType="separate"/>
@@ -4332,7 +4332,7 @@
         <w:fldChar w:fldCharType="begin"/>
       </w:r>
       <w:r>
-        <w:instrText>HYPERLINK "https://file+.vscode-resource.vscode-cdn.net/c%3A/Users/kaosk/.vscode/extensions/openai.chatgpt-0.4.78-win32-x64/webview/"</w:instrText>
+        <w:instrText>HYPERLINK ""</w:instrText>
       </w:r>
       <w:r>
         <w:fldChar w:fldCharType="separate"/>
@@ -4691,7 +4691,7 @@
         <w:fldChar w:fldCharType="begin"/>
       </w:r>
       <w:r>
-        <w:instrText>HYPERLINK "https://file+.vscode-resource.vscode-cdn.net/c%3A/Users/kaosk/.vscode/extensions/openai.chatgpt-0.4.78-win32-x64/webview/"</w:instrText>
+        <w:instrText>HYPERLINK ""</w:instrText>
       </w:r>
       <w:r>
         <w:fldChar w:fldCharType="separate"/>
